--- a/introduction.docx
+++ b/introduction.docx
@@ -1246,7 +1246,31 @@
           <w:sz w:val="24"/>
           <w:szCs w:val="24"/>
         </w:rPr>
-        <w:t>Write once, Run anywhere</w:t>
+        <w:t xml:space="preserve">Write once, </w:t>
+      </w:r>
+      <w:proofErr w:type="gramStart"/>
+      <w:r>
+        <w:rPr>
+          <w:rFonts w:ascii="Arial" w:eastAsia="Times New Roman" w:hAnsi="Arial" w:cs="Arial"/>
+          <w:b/>
+          <w:bCs/>
+          <w:color w:val="4A4A4A"/>
+          <w:sz w:val="24"/>
+          <w:szCs w:val="24"/>
+        </w:rPr>
+        <w:t>Run</w:t>
+      </w:r>
+      <w:proofErr w:type="gramEnd"/>
+      <w:r>
+        <w:rPr>
+          <w:rFonts w:ascii="Arial" w:eastAsia="Times New Roman" w:hAnsi="Arial" w:cs="Arial"/>
+          <w:b/>
+          <w:bCs/>
+          <w:color w:val="4A4A4A"/>
+          <w:sz w:val="24"/>
+          <w:szCs w:val="24"/>
+        </w:rPr>
+        <w:t xml:space="preserve"> anywhere</w:t>
       </w:r>
       <w:r>
         <w:rPr>
@@ -1663,14 +1687,80 @@
           <w:color w:val="4A4A4A"/>
           <w:shd w:val="clear" w:color="auto" w:fill="FFFFFF"/>
         </w:rPr>
-        <w:t>Java provides a feature which helps to create distributed applications. Using Remote Method Invocation (RMI), a program can invoke a method of another program across a network and get the output</w:t>
-      </w:r>
-      <w:r>
+        <w:t>Java provides a feature which helps to create distributed applications. Using Remote Method Invocation (RMI), a program can invoke a method of another program across a network and get the output.</w:t>
+      </w:r>
+    </w:p>
+    <w:p>
+      <w:pPr>
+        <w:spacing w:after="100" w:afterAutospacing="1" w:line="240" w:lineRule="auto"/>
+        <w:jc w:val="both"/>
+        <w:rPr>
+          <w:rFonts w:ascii="Arial" w:eastAsia="Times New Roman" w:hAnsi="Arial" w:cs="Arial"/>
+          <w:b/>
+          <w:bCs/>
+          <w:color w:val="4A4A4A"/>
+          <w:sz w:val="24"/>
+          <w:szCs w:val="24"/>
+        </w:rPr>
+      </w:pPr>
+    </w:p>
+    <w:p>
+      <w:pPr>
+        <w:spacing w:after="100" w:afterAutospacing="1" w:line="240" w:lineRule="auto"/>
+        <w:jc w:val="both"/>
         <w:rPr>
           <w:rFonts w:ascii="Arial" w:hAnsi="Arial" w:cs="Arial"/>
           <w:color w:val="4A4A4A"/>
           <w:shd w:val="clear" w:color="auto" w:fill="FFFFFF"/>
         </w:rPr>
+      </w:pPr>
+      <w:r>
+        <w:rPr>
+          <w:rFonts w:ascii="Arial" w:eastAsia="Times New Roman" w:hAnsi="Arial" w:cs="Arial"/>
+          <w:b/>
+          <w:bCs/>
+          <w:color w:val="4A4A4A"/>
+          <w:sz w:val="24"/>
+          <w:szCs w:val="24"/>
+        </w:rPr>
+        <w:t>R</w:t>
+      </w:r>
+      <w:r>
+        <w:rPr>
+          <w:rFonts w:ascii="Arial" w:eastAsia="Times New Roman" w:hAnsi="Arial" w:cs="Arial"/>
+          <w:b/>
+          <w:bCs/>
+          <w:color w:val="4A4A4A"/>
+          <w:sz w:val="24"/>
+          <w:szCs w:val="24"/>
+        </w:rPr>
+        <w:t>obust</w:t>
+      </w:r>
+      <w:r>
+        <w:rPr>
+          <w:rFonts w:ascii="Arial" w:eastAsia="Times New Roman" w:hAnsi="Arial" w:cs="Arial"/>
+          <w:b/>
+          <w:bCs/>
+          <w:color w:val="4A4A4A"/>
+          <w:sz w:val="24"/>
+          <w:szCs w:val="24"/>
+        </w:rPr>
+        <w:t xml:space="preserve">: </w:t>
+      </w:r>
+      <w:r>
+        <w:rPr>
+          <w:rFonts w:ascii="Arial" w:hAnsi="Arial" w:cs="Arial"/>
+          <w:color w:val="4A4A4A"/>
+          <w:shd w:val="clear" w:color="auto" w:fill="FFFFFF"/>
+        </w:rPr>
+        <w:t>Java has a strong memory management system. It helps in eliminating error as it checks the code during compile and runtime</w:t>
+      </w:r>
+      <w:r>
+        <w:rPr>
+          <w:rFonts w:ascii="Arial" w:hAnsi="Arial" w:cs="Arial"/>
+          <w:color w:val="4A4A4A"/>
+          <w:shd w:val="clear" w:color="auto" w:fill="FFFFFF"/>
+        </w:rPr>
         <w:t>.</w:t>
       </w:r>
     </w:p>
@@ -1679,12 +1769,9 @@
         <w:spacing w:after="100" w:afterAutospacing="1" w:line="240" w:lineRule="auto"/>
         <w:jc w:val="both"/>
         <w:rPr>
-          <w:rFonts w:ascii="Arial" w:eastAsia="Times New Roman" w:hAnsi="Arial" w:cs="Arial"/>
-          <w:b/>
-          <w:bCs/>
-          <w:color w:val="4A4A4A"/>
-          <w:sz w:val="24"/>
-          <w:szCs w:val="24"/>
+          <w:rFonts w:ascii="Arial" w:hAnsi="Arial" w:cs="Arial"/>
+          <w:color w:val="4A4A4A"/>
+          <w:shd w:val="clear" w:color="auto" w:fill="FFFFFF"/>
         </w:rPr>
       </w:pPr>
     </w:p>
@@ -1698,395 +1785,295 @@
           <w:shd w:val="clear" w:color="auto" w:fill="FFFFFF"/>
         </w:rPr>
       </w:pPr>
-      <w:r>
-        <w:rPr>
-          <w:rFonts w:ascii="Arial" w:eastAsia="Times New Roman" w:hAnsi="Arial" w:cs="Arial"/>
-          <w:b/>
-          <w:bCs/>
-          <w:color w:val="4A4A4A"/>
-          <w:sz w:val="24"/>
-          <w:szCs w:val="24"/>
-        </w:rPr>
-        <w:t>R</w:t>
-      </w:r>
-      <w:r>
-        <w:rPr>
-          <w:rFonts w:ascii="Arial" w:eastAsia="Times New Roman" w:hAnsi="Arial" w:cs="Arial"/>
-          <w:b/>
-          <w:bCs/>
-          <w:color w:val="4A4A4A"/>
-          <w:sz w:val="24"/>
-          <w:szCs w:val="24"/>
-        </w:rPr>
-        <w:t>obust</w:t>
-      </w:r>
-      <w:r>
-        <w:rPr>
-          <w:rFonts w:ascii="Arial" w:eastAsia="Times New Roman" w:hAnsi="Arial" w:cs="Arial"/>
-          <w:b/>
-          <w:bCs/>
-          <w:color w:val="4A4A4A"/>
-          <w:sz w:val="24"/>
-          <w:szCs w:val="24"/>
-        </w:rPr>
-        <w:t xml:space="preserve">: </w:t>
-      </w:r>
-      <w:r>
+    </w:p>
+    <w:p>
+      <w:pPr>
+        <w:spacing w:after="100" w:afterAutospacing="1" w:line="240" w:lineRule="auto"/>
+        <w:jc w:val="both"/>
         <w:rPr>
           <w:rFonts w:ascii="Arial" w:hAnsi="Arial" w:cs="Arial"/>
           <w:color w:val="4A4A4A"/>
           <w:shd w:val="clear" w:color="auto" w:fill="FFFFFF"/>
         </w:rPr>
-        <w:t>Java has a strong memory management system. It helps in eliminating error as it checks the code during compile and runtime</w:t>
-      </w:r>
-      <w:r>
+      </w:pPr>
+    </w:p>
+    <w:p>
+      <w:pPr>
+        <w:spacing w:after="100" w:afterAutospacing="1" w:line="240" w:lineRule="auto"/>
+        <w:jc w:val="both"/>
         <w:rPr>
           <w:rFonts w:ascii="Arial" w:hAnsi="Arial" w:cs="Arial"/>
           <w:color w:val="4A4A4A"/>
           <w:shd w:val="clear" w:color="auto" w:fill="FFFFFF"/>
         </w:rPr>
-        <w:t>.</w:t>
-      </w:r>
-      <w:bookmarkStart w:id="0" w:name="_GoBack"/>
-      <w:bookmarkEnd w:id="0"/>
+      </w:pPr>
+    </w:p>
+    <w:p>
+      <w:pPr>
+        <w:pStyle w:val="NormalWeb"/>
+        <w:spacing w:before="0" w:beforeAutospacing="0"/>
+        <w:jc w:val="both"/>
+        <w:rPr>
+          <w:rFonts w:ascii="Arial" w:hAnsi="Arial" w:cs="Arial"/>
+          <w:b/>
+          <w:bCs/>
+          <w:color w:val="4A4A4A"/>
+          <w:shd w:val="clear" w:color="auto" w:fill="FFFFFF"/>
+        </w:rPr>
+      </w:pPr>
+      <w:r>
+        <w:rPr>
+          <w:rFonts w:ascii="Arial" w:hAnsi="Arial" w:cs="Arial"/>
+          <w:b/>
+          <w:bCs/>
+          <w:color w:val="4A4A4A"/>
+          <w:shd w:val="clear" w:color="auto" w:fill="FFFFFF"/>
+        </w:rPr>
+        <w:t>COMPONENTS IN JAVA:</w:t>
+      </w:r>
+    </w:p>
+    <w:p>
+      <w:pPr>
+        <w:pStyle w:val="NormalWeb"/>
+        <w:spacing w:before="0" w:beforeAutospacing="0"/>
+        <w:jc w:val="both"/>
+        <w:rPr>
+          <w:rFonts w:ascii="Arial" w:hAnsi="Arial" w:cs="Arial"/>
+          <w:b/>
+          <w:bCs/>
+          <w:color w:val="4A4A4A"/>
+          <w:shd w:val="clear" w:color="auto" w:fill="FFFFFF"/>
+        </w:rPr>
+      </w:pPr>
+    </w:p>
+    <w:p>
+      <w:pPr>
+        <w:pStyle w:val="NormalWeb"/>
+        <w:spacing w:before="0" w:beforeAutospacing="0"/>
+        <w:jc w:val="both"/>
+        <w:rPr>
+          <w:rFonts w:ascii="Arial" w:hAnsi="Arial" w:cs="Arial"/>
+          <w:color w:val="4A4A4A"/>
+        </w:rPr>
+      </w:pPr>
+      <w:r>
+        <w:rPr>
+          <w:rStyle w:val="HeaderChar"/>
+          <w:rFonts w:ascii="Arial" w:hAnsi="Arial" w:cs="Arial"/>
+          <w:color w:val="4A4A4A"/>
+        </w:rPr>
+        <w:t xml:space="preserve"> </w:t>
+      </w:r>
+      <w:r>
+        <w:rPr>
+          <w:rFonts w:ascii="Arial" w:hAnsi="Arial" w:cs="Arial"/>
+          <w:b/>
+          <w:bCs/>
+          <w:color w:val="4A4A4A"/>
+        </w:rPr>
+        <w:t>JVM (Java Virtual Machine)</w:t>
+      </w:r>
+      <w:r>
+        <w:rPr>
+          <w:rFonts w:ascii="Arial" w:hAnsi="Arial" w:cs="Arial"/>
+          <w:b/>
+          <w:bCs/>
+          <w:color w:val="4A4A4A"/>
+        </w:rPr>
+        <w:t>:</w:t>
+      </w:r>
     </w:p>
     <w:p>
       <w:pPr>
         <w:spacing w:after="100" w:afterAutospacing="1" w:line="240" w:lineRule="auto"/>
         <w:jc w:val="both"/>
         <w:rPr>
+          <w:rFonts w:ascii="Arial" w:eastAsia="Times New Roman" w:hAnsi="Arial" w:cs="Arial"/>
+          <w:color w:val="4A4A4A"/>
+          <w:sz w:val="24"/>
+          <w:szCs w:val="24"/>
+        </w:rPr>
+      </w:pPr>
+      <w:r>
+        <w:rPr>
+          <w:rFonts w:ascii="Arial" w:eastAsia="Times New Roman" w:hAnsi="Arial" w:cs="Arial"/>
+          <w:color w:val="4A4A4A"/>
+          <w:sz w:val="24"/>
+          <w:szCs w:val="24"/>
+        </w:rPr>
+        <w:t>It is an abstract machine. It is a specification that provides a run-time environment in which Java bytecode can be executed. It follows three notations</w:t>
+      </w:r>
+      <w:r>
+        <w:rPr>
+          <w:rFonts w:ascii="Arial" w:eastAsia="Times New Roman" w:hAnsi="Arial" w:cs="Arial"/>
+          <w:color w:val="4A4A4A"/>
+          <w:sz w:val="24"/>
+          <w:szCs w:val="24"/>
+        </w:rPr>
+        <w:t>:</w:t>
+      </w:r>
+    </w:p>
+    <w:p>
+      <w:pPr>
+        <w:spacing w:after="100" w:afterAutospacing="1" w:line="240" w:lineRule="auto"/>
+        <w:jc w:val="both"/>
+        <w:rPr>
+          <w:rFonts w:ascii="Arial" w:eastAsia="Times New Roman" w:hAnsi="Arial" w:cs="Arial"/>
+          <w:color w:val="4A4A4A"/>
+          <w:sz w:val="24"/>
+          <w:szCs w:val="24"/>
+        </w:rPr>
+      </w:pPr>
+      <w:r>
+        <w:rPr>
+          <w:rFonts w:ascii="Arial" w:eastAsia="Times New Roman" w:hAnsi="Arial" w:cs="Arial"/>
+          <w:color w:val="4A4A4A"/>
+          <w:sz w:val="24"/>
+          <w:szCs w:val="24"/>
+        </w:rPr>
+        <w:t>Specification</w:t>
+      </w:r>
+    </w:p>
+    <w:p>
+      <w:pPr>
+        <w:spacing w:after="100" w:afterAutospacing="1" w:line="240" w:lineRule="auto"/>
+        <w:jc w:val="both"/>
+        <w:rPr>
+          <w:rFonts w:ascii="Arial" w:eastAsia="Times New Roman" w:hAnsi="Arial" w:cs="Arial"/>
+          <w:color w:val="4A4A4A"/>
+          <w:sz w:val="24"/>
+          <w:szCs w:val="24"/>
+        </w:rPr>
+      </w:pPr>
+      <w:r>
+        <w:rPr>
+          <w:rFonts w:ascii="Arial" w:eastAsia="Times New Roman" w:hAnsi="Arial" w:cs="Arial"/>
+          <w:color w:val="4A4A4A"/>
+          <w:sz w:val="24"/>
+          <w:szCs w:val="24"/>
+        </w:rPr>
+        <w:t>Implementation</w:t>
+      </w:r>
+    </w:p>
+    <w:p>
+      <w:pPr>
+        <w:spacing w:after="100" w:afterAutospacing="1" w:line="240" w:lineRule="auto"/>
+        <w:jc w:val="both"/>
+        <w:rPr>
+          <w:rFonts w:ascii="Arial" w:eastAsia="Times New Roman" w:hAnsi="Arial" w:cs="Arial"/>
+          <w:color w:val="4A4A4A"/>
+          <w:sz w:val="24"/>
+          <w:szCs w:val="24"/>
+        </w:rPr>
+      </w:pPr>
+      <w:r>
+        <w:rPr>
+          <w:rFonts w:ascii="Arial" w:eastAsia="Times New Roman" w:hAnsi="Arial" w:cs="Arial"/>
+          <w:color w:val="4A4A4A"/>
+          <w:sz w:val="24"/>
+          <w:szCs w:val="24"/>
+        </w:rPr>
+        <w:t>Runtime instance</w:t>
+      </w:r>
+    </w:p>
+    <w:p>
+      <w:pPr>
+        <w:spacing w:after="100" w:afterAutospacing="1" w:line="240" w:lineRule="auto"/>
+        <w:jc w:val="both"/>
+        <w:rPr>
+          <w:rFonts w:ascii="Arial" w:eastAsia="Times New Roman" w:hAnsi="Arial" w:cs="Arial"/>
+          <w:color w:val="4A4A4A"/>
+          <w:sz w:val="24"/>
+          <w:szCs w:val="24"/>
+        </w:rPr>
+      </w:pPr>
+    </w:p>
+    <w:p>
+      <w:pPr>
+        <w:spacing w:after="100" w:afterAutospacing="1" w:line="240" w:lineRule="auto"/>
+        <w:jc w:val="both"/>
+        <w:rPr>
+          <w:rFonts w:ascii="Arial" w:eastAsia="Times New Roman" w:hAnsi="Arial" w:cs="Arial"/>
+          <w:color w:val="4A4A4A"/>
+          <w:sz w:val="24"/>
+          <w:szCs w:val="24"/>
+        </w:rPr>
+      </w:pPr>
+      <w:r>
+        <w:rPr>
+          <w:rFonts w:ascii="Arial" w:eastAsia="Times New Roman" w:hAnsi="Arial" w:cs="Arial"/>
+          <w:b/>
+          <w:bCs/>
+          <w:color w:val="4A4A4A"/>
+          <w:sz w:val="24"/>
+          <w:szCs w:val="24"/>
+        </w:rPr>
+        <w:t>JRE (Java Runtime Environment)</w:t>
+      </w:r>
+      <w:r>
+        <w:rPr>
+          <w:rFonts w:ascii="Arial" w:eastAsia="Times New Roman" w:hAnsi="Arial" w:cs="Arial"/>
+          <w:b/>
+          <w:bCs/>
+          <w:color w:val="4A4A4A"/>
+          <w:sz w:val="24"/>
+          <w:szCs w:val="24"/>
+        </w:rPr>
+        <w:t>:</w:t>
+      </w:r>
+    </w:p>
+    <w:p>
+      <w:pPr>
+        <w:spacing w:after="100" w:afterAutospacing="1" w:line="240" w:lineRule="auto"/>
+        <w:jc w:val="both"/>
+        <w:rPr>
+          <w:rFonts w:ascii="Arial" w:eastAsia="Times New Roman" w:hAnsi="Arial" w:cs="Arial"/>
+          <w:color w:val="4A4A4A"/>
+          <w:sz w:val="24"/>
+          <w:szCs w:val="24"/>
+        </w:rPr>
+      </w:pPr>
+      <w:r>
+        <w:rPr>
+          <w:rFonts w:ascii="Arial" w:eastAsia="Times New Roman" w:hAnsi="Arial" w:cs="Arial"/>
+          <w:color w:val="4A4A4A"/>
+          <w:sz w:val="24"/>
+          <w:szCs w:val="24"/>
+        </w:rPr>
+        <w:t>JRE refers to a runtime environment in which Java bytecode can be executed. It implements the JVM (Java Virtual Machine) and provides all the class libraries and other support files that JVM uses at runtime. </w:t>
+      </w:r>
+    </w:p>
+    <w:p>
+      <w:pPr>
+        <w:spacing w:after="100" w:afterAutospacing="1" w:line="240" w:lineRule="auto"/>
+        <w:jc w:val="both"/>
+        <w:rPr>
+          <w:rFonts w:ascii="Arial" w:eastAsia="Times New Roman" w:hAnsi="Arial" w:cs="Arial"/>
+          <w:color w:val="4A4A4A"/>
+          <w:sz w:val="24"/>
+          <w:szCs w:val="24"/>
+        </w:rPr>
+      </w:pPr>
+    </w:p>
+    <w:p>
+      <w:pPr>
+        <w:spacing w:after="100" w:afterAutospacing="1" w:line="240" w:lineRule="auto"/>
+        <w:jc w:val="both"/>
+        <w:rPr>
+          <w:rStyle w:val="Strong"/>
           <w:rFonts w:ascii="Arial" w:hAnsi="Arial" w:cs="Arial"/>
           <w:color w:val="4A4A4A"/>
           <w:shd w:val="clear" w:color="auto" w:fill="FFFFFF"/>
         </w:rPr>
       </w:pPr>
-    </w:p>
-    <w:p>
-      <w:pPr>
-        <w:spacing w:after="100" w:afterAutospacing="1" w:line="240" w:lineRule="auto"/>
-        <w:jc w:val="both"/>
-        <w:rPr>
+      <w:r>
+        <w:rPr>
+          <w:rStyle w:val="Strong"/>
           <w:rFonts w:ascii="Arial" w:hAnsi="Arial" w:cs="Arial"/>
           <w:color w:val="4A4A4A"/>
           <w:shd w:val="clear" w:color="auto" w:fill="FFFFFF"/>
         </w:rPr>
-      </w:pPr>
-    </w:p>
-    <w:p>
-      <w:pPr>
-        <w:spacing w:after="100" w:afterAutospacing="1" w:line="240" w:lineRule="auto"/>
-        <w:jc w:val="both"/>
-        <w:rPr>
-          <w:rFonts w:ascii="Arial" w:hAnsi="Arial" w:cs="Arial"/>
-          <w:color w:val="4A4A4A"/>
-          <w:shd w:val="clear" w:color="auto" w:fill="FFFFFF"/>
-        </w:rPr>
-      </w:pPr>
-    </w:p>
-    <w:p>
-      <w:pPr>
-        <w:spacing w:after="100" w:afterAutospacing="1" w:line="240" w:lineRule="auto"/>
-        <w:jc w:val="both"/>
-        <w:rPr>
-          <w:rFonts w:ascii="Arial" w:hAnsi="Arial" w:cs="Arial"/>
-          <w:color w:val="4A4A4A"/>
-          <w:shd w:val="clear" w:color="auto" w:fill="FFFFFF"/>
-        </w:rPr>
-      </w:pPr>
-    </w:p>
-    <w:p>
-      <w:pPr>
-        <w:pStyle w:val="NormalWeb"/>
-        <w:spacing w:before="0" w:beforeAutospacing="0"/>
-        <w:jc w:val="both"/>
-        <w:rPr>
-          <w:rFonts w:ascii="Arial" w:hAnsi="Arial" w:cs="Arial"/>
-          <w:b/>
-          <w:bCs/>
-          <w:color w:val="4A4A4A"/>
-          <w:shd w:val="clear" w:color="auto" w:fill="FFFFFF"/>
-        </w:rPr>
-      </w:pPr>
-      <w:r>
-        <w:rPr>
-          <w:rFonts w:ascii="Arial" w:hAnsi="Arial" w:cs="Arial"/>
-          <w:b/>
-          <w:bCs/>
-          <w:color w:val="4A4A4A"/>
-          <w:shd w:val="clear" w:color="auto" w:fill="FFFFFF"/>
-        </w:rPr>
-        <w:t>COMPONENTS IN JAVA:</w:t>
-      </w:r>
-    </w:p>
-    <w:p>
-      <w:pPr>
-        <w:pStyle w:val="NormalWeb"/>
-        <w:spacing w:before="0" w:beforeAutospacing="0"/>
-        <w:jc w:val="both"/>
-        <w:rPr>
-          <w:rFonts w:ascii="Arial" w:hAnsi="Arial" w:cs="Arial"/>
-          <w:b/>
-          <w:bCs/>
-          <w:color w:val="4A4A4A"/>
-          <w:shd w:val="clear" w:color="auto" w:fill="FFFFFF"/>
-        </w:rPr>
-      </w:pPr>
-    </w:p>
-    <w:p>
-      <w:pPr>
-        <w:pStyle w:val="NormalWeb"/>
-        <w:spacing w:before="0" w:beforeAutospacing="0"/>
-        <w:jc w:val="both"/>
-        <w:rPr>
-          <w:rFonts w:ascii="Arial" w:hAnsi="Arial" w:cs="Arial"/>
-          <w:color w:val="4A4A4A"/>
-        </w:rPr>
-      </w:pPr>
-      <w:r>
-        <w:rPr>
-          <w:rStyle w:val="HeaderChar"/>
-          <w:rFonts w:ascii="Arial" w:hAnsi="Arial" w:cs="Arial"/>
-          <w:color w:val="4A4A4A"/>
-        </w:rPr>
-        <w:t xml:space="preserve"> </w:t>
-      </w:r>
-      <w:r>
-        <w:rPr>
-          <w:rFonts w:ascii="Arial" w:hAnsi="Arial" w:cs="Arial"/>
-          <w:b/>
-          <w:bCs/>
-          <w:color w:val="4A4A4A"/>
-        </w:rPr>
-        <w:t>JVM (Java Virtual Machine)</w:t>
-      </w:r>
-      <w:r>
-        <w:rPr>
-          <w:rFonts w:ascii="Arial" w:hAnsi="Arial" w:cs="Arial"/>
-          <w:b/>
-          <w:bCs/>
-          <w:color w:val="4A4A4A"/>
-        </w:rPr>
-        <w:t>:</w:t>
-      </w:r>
-    </w:p>
-    <w:p>
-      <w:pPr>
-        <w:spacing w:after="100" w:afterAutospacing="1" w:line="240" w:lineRule="auto"/>
-        <w:jc w:val="both"/>
-        <w:rPr>
-          <w:rFonts w:ascii="Arial" w:eastAsia="Times New Roman" w:hAnsi="Arial" w:cs="Arial"/>
-          <w:color w:val="4A4A4A"/>
-          <w:sz w:val="24"/>
-          <w:szCs w:val="24"/>
-        </w:rPr>
-      </w:pPr>
-      <w:r>
-        <w:rPr>
-          <w:rFonts w:ascii="Arial" w:eastAsia="Times New Roman" w:hAnsi="Arial" w:cs="Arial"/>
-          <w:color w:val="4A4A4A"/>
-          <w:sz w:val="24"/>
-          <w:szCs w:val="24"/>
-        </w:rPr>
-        <w:t>It is an abstract machine. It is a specification that provides a run-time environment in which Java bytecode can be executed. It follows three notations</w:t>
-      </w:r>
-      <w:r>
-        <w:rPr>
-          <w:rFonts w:ascii="Arial" w:eastAsia="Times New Roman" w:hAnsi="Arial" w:cs="Arial"/>
-          <w:color w:val="4A4A4A"/>
-          <w:sz w:val="24"/>
-          <w:szCs w:val="24"/>
-        </w:rPr>
-        <w:t>:</w:t>
-      </w:r>
-    </w:p>
-    <w:p>
-      <w:pPr>
-        <w:spacing w:after="100" w:afterAutospacing="1" w:line="240" w:lineRule="auto"/>
-        <w:jc w:val="both"/>
-        <w:rPr>
-          <w:rFonts w:ascii="Arial" w:eastAsia="Times New Roman" w:hAnsi="Arial" w:cs="Arial"/>
-          <w:color w:val="4A4A4A"/>
-          <w:sz w:val="24"/>
-          <w:szCs w:val="24"/>
-        </w:rPr>
-      </w:pPr>
-      <w:r>
-        <w:rPr>
-          <w:rFonts w:ascii="Arial" w:eastAsia="Times New Roman" w:hAnsi="Arial" w:cs="Arial"/>
-          <w:color w:val="4A4A4A"/>
-          <w:sz w:val="24"/>
-          <w:szCs w:val="24"/>
-        </w:rPr>
-        <w:t>Specification</w:t>
-      </w:r>
-    </w:p>
-    <w:p>
-      <w:pPr>
-        <w:spacing w:after="100" w:afterAutospacing="1" w:line="240" w:lineRule="auto"/>
-        <w:jc w:val="both"/>
-        <w:rPr>
-          <w:rFonts w:ascii="Arial" w:eastAsia="Times New Roman" w:hAnsi="Arial" w:cs="Arial"/>
-          <w:color w:val="4A4A4A"/>
-          <w:sz w:val="24"/>
-          <w:szCs w:val="24"/>
-        </w:rPr>
-      </w:pPr>
-      <w:r>
-        <w:rPr>
-          <w:rFonts w:ascii="Arial" w:eastAsia="Times New Roman" w:hAnsi="Arial" w:cs="Arial"/>
-          <w:color w:val="4A4A4A"/>
-          <w:sz w:val="24"/>
-          <w:szCs w:val="24"/>
-        </w:rPr>
-        <w:t>Implementation</w:t>
-      </w:r>
-    </w:p>
-    <w:p>
-      <w:pPr>
-        <w:spacing w:after="100" w:afterAutospacing="1" w:line="240" w:lineRule="auto"/>
-        <w:jc w:val="both"/>
-        <w:rPr>
-          <w:rFonts w:ascii="Arial" w:eastAsia="Times New Roman" w:hAnsi="Arial" w:cs="Arial"/>
-          <w:color w:val="4A4A4A"/>
-          <w:sz w:val="24"/>
-          <w:szCs w:val="24"/>
-        </w:rPr>
-      </w:pPr>
-      <w:r>
-        <w:rPr>
-          <w:rFonts w:ascii="Arial" w:eastAsia="Times New Roman" w:hAnsi="Arial" w:cs="Arial"/>
-          <w:color w:val="4A4A4A"/>
-          <w:sz w:val="24"/>
-          <w:szCs w:val="24"/>
-        </w:rPr>
-        <w:t>Runtime instance</w:t>
-      </w:r>
-    </w:p>
-    <w:p>
-      <w:pPr>
-        <w:spacing w:after="100" w:afterAutospacing="1" w:line="240" w:lineRule="auto"/>
-        <w:jc w:val="both"/>
-        <w:rPr>
-          <w:rFonts w:ascii="Arial" w:eastAsia="Times New Roman" w:hAnsi="Arial" w:cs="Arial"/>
-          <w:color w:val="4A4A4A"/>
-          <w:sz w:val="24"/>
-          <w:szCs w:val="24"/>
-        </w:rPr>
-      </w:pPr>
-    </w:p>
-    <w:p>
-      <w:pPr>
-        <w:spacing w:after="100" w:afterAutospacing="1" w:line="240" w:lineRule="auto"/>
-        <w:jc w:val="both"/>
-        <w:rPr>
-          <w:rFonts w:ascii="Arial" w:eastAsia="Times New Roman" w:hAnsi="Arial" w:cs="Arial"/>
-          <w:color w:val="4A4A4A"/>
-          <w:sz w:val="24"/>
-          <w:szCs w:val="24"/>
-        </w:rPr>
-      </w:pPr>
-      <w:r>
-        <w:rPr>
-          <w:rFonts w:ascii="Arial" w:eastAsia="Times New Roman" w:hAnsi="Arial" w:cs="Arial"/>
-          <w:b/>
-          <w:bCs/>
-          <w:color w:val="4A4A4A"/>
-          <w:sz w:val="24"/>
-          <w:szCs w:val="24"/>
-        </w:rPr>
-        <w:t>JRE (Java Runtime Environment)</w:t>
-      </w:r>
-      <w:r>
-        <w:rPr>
-          <w:rFonts w:ascii="Arial" w:eastAsia="Times New Roman" w:hAnsi="Arial" w:cs="Arial"/>
-          <w:b/>
-          <w:bCs/>
-          <w:color w:val="4A4A4A"/>
-          <w:sz w:val="24"/>
-          <w:szCs w:val="24"/>
-        </w:rPr>
-        <w:t>:</w:t>
-      </w:r>
-    </w:p>
-    <w:p>
-      <w:pPr>
-        <w:spacing w:after="100" w:afterAutospacing="1" w:line="240" w:lineRule="auto"/>
-        <w:jc w:val="both"/>
-        <w:rPr>
-          <w:rFonts w:ascii="Arial" w:eastAsia="Times New Roman" w:hAnsi="Arial" w:cs="Arial"/>
-          <w:color w:val="4A4A4A"/>
-          <w:sz w:val="24"/>
-          <w:szCs w:val="24"/>
-        </w:rPr>
-      </w:pPr>
-      <w:r>
-        <w:rPr>
-          <w:rFonts w:ascii="Arial" w:eastAsia="Times New Roman" w:hAnsi="Arial" w:cs="Arial"/>
-          <w:color w:val="4A4A4A"/>
-          <w:sz w:val="24"/>
-          <w:szCs w:val="24"/>
-        </w:rPr>
-        <w:t>JRE refers to a runtime environment in which Java bytecode can be executed. It implements the JVM (Java Virtual Machine) and provides all the class libraries and other support files that JVM uses at runtime. </w:t>
-      </w:r>
-    </w:p>
-    <w:p>
-      <w:pPr>
-        <w:spacing w:after="100" w:afterAutospacing="1" w:line="240" w:lineRule="auto"/>
-        <w:jc w:val="both"/>
-        <w:rPr>
-          <w:rFonts w:ascii="Arial" w:eastAsia="Times New Roman" w:hAnsi="Arial" w:cs="Arial"/>
-          <w:color w:val="4A4A4A"/>
-          <w:sz w:val="24"/>
-          <w:szCs w:val="24"/>
-        </w:rPr>
-      </w:pPr>
-    </w:p>
-    <w:p>
-      <w:pPr>
-        <w:spacing w:after="100" w:afterAutospacing="1" w:line="240" w:lineRule="auto"/>
-        <w:jc w:val="both"/>
-        <w:rPr>
-          <w:rStyle w:val="Strong"/>
-          <w:rFonts w:ascii="Arial" w:hAnsi="Arial" w:cs="Arial"/>
-          <w:color w:val="4A4A4A"/>
-          <w:shd w:val="clear" w:color="auto" w:fill="FFFFFF"/>
-        </w:rPr>
-      </w:pPr>
-      <w:r>
-        <w:rPr>
-          <w:rStyle w:val="Strong"/>
-          <w:rFonts w:ascii="Arial" w:hAnsi="Arial" w:cs="Arial"/>
-          <w:color w:val="4A4A4A"/>
-          <w:shd w:val="clear" w:color="auto" w:fill="FFFFFF"/>
-        </w:rPr>
-        <w:t>JDK</w:t>
-      </w:r>
-      <w:r>
-        <w:rPr>
-          <w:rStyle w:val="Strong"/>
-          <w:rFonts w:ascii="Arial" w:hAnsi="Arial" w:cs="Arial"/>
-          <w:color w:val="4A4A4A"/>
-          <w:shd w:val="clear" w:color="auto" w:fill="FFFFFF"/>
-        </w:rPr>
-        <w:t xml:space="preserve"> </w:t>
-      </w:r>
-      <w:r>
-        <w:rPr>
-          <w:rStyle w:val="Strong"/>
-          <w:rFonts w:ascii="Arial" w:hAnsi="Arial" w:cs="Arial"/>
-          <w:color w:val="4A4A4A"/>
-          <w:shd w:val="clear" w:color="auto" w:fill="FFFFFF"/>
-        </w:rPr>
-        <w:t>(Java Development Kit)</w:t>
-      </w:r>
-      <w:r>
-        <w:rPr>
-          <w:rStyle w:val="Strong"/>
-          <w:rFonts w:ascii="Arial" w:hAnsi="Arial" w:cs="Arial"/>
-          <w:color w:val="4A4A4A"/>
-          <w:shd w:val="clear" w:color="auto" w:fill="FFFFFF"/>
-        </w:rPr>
-        <w:t>:</w:t>
+        <w:t>JDK (Java Development Kit):</w:t>
       </w:r>
     </w:p>
     <w:p>
@@ -2316,6 +2303,3837 @@
         </w:rPr>
       </w:pPr>
     </w:p>
+    <w:p>
+      <w:pPr>
+        <w:pStyle w:val="Heading1"/>
+        <w:shd w:val="clear" w:color="auto" w:fill="FFFFFF"/>
+        <w:spacing w:before="0"/>
+        <w:rPr>
+          <w:rFonts w:ascii="Arial" w:hAnsi="Arial" w:cs="Arial"/>
+          <w:b/>
+          <w:bCs/>
+          <w:color w:val="000000"/>
+        </w:rPr>
+      </w:pPr>
+      <w:r>
+        <w:rPr>
+          <w:rFonts w:ascii="Arial" w:hAnsi="Arial" w:cs="Arial"/>
+          <w:b/>
+          <w:bCs/>
+          <w:color w:val="000000"/>
+        </w:rPr>
+        <w:t>D</w:t>
+      </w:r>
+      <w:r>
+        <w:rPr>
+          <w:rFonts w:ascii="Arial" w:hAnsi="Arial" w:cs="Arial"/>
+          <w:b/>
+          <w:bCs/>
+          <w:color w:val="000000"/>
+        </w:rPr>
+        <w:t>ifferent</w:t>
+      </w:r>
+      <w:r>
+        <w:rPr>
+          <w:rFonts w:ascii="Arial" w:hAnsi="Arial" w:cs="Arial"/>
+          <w:b/>
+          <w:bCs/>
+          <w:color w:val="000000"/>
+        </w:rPr>
+        <w:t xml:space="preserve"> types</w:t>
+      </w:r>
+      <w:r>
+        <w:rPr>
+          <w:rFonts w:ascii="Arial" w:hAnsi="Arial" w:cs="Arial"/>
+          <w:b/>
+          <w:bCs/>
+          <w:color w:val="000000"/>
+        </w:rPr>
+        <w:t xml:space="preserve"> Applications of Java</w:t>
+      </w:r>
+      <w:r>
+        <w:rPr>
+          <w:rFonts w:ascii="Arial" w:hAnsi="Arial" w:cs="Arial"/>
+          <w:b/>
+          <w:bCs/>
+          <w:color w:val="000000"/>
+        </w:rPr>
+        <w:t>:</w:t>
+      </w:r>
+    </w:p>
+    <w:p/>
+    <w:p>
+      <w:pPr>
+        <w:pStyle w:val="Heading2"/>
+        <w:spacing w:before="0" w:beforeAutospacing="0"/>
+        <w:rPr>
+          <w:rFonts w:ascii="Arial" w:hAnsi="Arial" w:cs="Arial"/>
+          <w:b w:val="0"/>
+          <w:bCs w:val="0"/>
+          <w:color w:val="4A4A4A"/>
+        </w:rPr>
+      </w:pPr>
+      <w:r>
+        <w:rPr>
+          <w:rStyle w:val="Strong"/>
+          <w:rFonts w:ascii="Arial" w:hAnsi="Arial" w:cs="Arial"/>
+          <w:b/>
+          <w:bCs/>
+          <w:color w:val="4A4A4A"/>
+        </w:rPr>
+        <w:t>Mobile Applications</w:t>
+      </w:r>
+      <w:r>
+        <w:rPr>
+          <w:rStyle w:val="Strong"/>
+          <w:rFonts w:ascii="Arial" w:hAnsi="Arial" w:cs="Arial"/>
+          <w:b/>
+          <w:bCs/>
+          <w:color w:val="4A4A4A"/>
+        </w:rPr>
+        <w:t>:</w:t>
+      </w:r>
+    </w:p>
+    <w:p>
+      <w:pPr>
+        <w:pStyle w:val="NormalWeb"/>
+        <w:spacing w:before="0" w:beforeAutospacing="0"/>
+        <w:jc w:val="both"/>
+        <w:rPr>
+          <w:rFonts w:ascii="Arial" w:hAnsi="Arial" w:cs="Arial"/>
+          <w:color w:val="4A4A4A"/>
+        </w:rPr>
+      </w:pPr>
+      <w:bookmarkStart w:id="0" w:name="gui"/>
+      <w:bookmarkEnd w:id="0"/>
+      <w:r>
+        <w:rPr>
+          <w:rFonts w:ascii="Arial" w:hAnsi="Arial" w:cs="Arial"/>
+          <w:color w:val="4A4A4A"/>
+        </w:rPr>
+        <w:t>Java is considered as the official programming language for mobile app development. It is compatible with software such as Android Studio and </w:t>
+      </w:r>
+      <w:r>
+        <w:rPr>
+          <w:rFonts w:ascii="Arial" w:hAnsi="Arial" w:cs="Arial"/>
+          <w:color w:val="4A4A4A"/>
+        </w:rPr>
+        <w:t>Kotlin</w:t>
+      </w:r>
+      <w:r>
+        <w:rPr>
+          <w:rFonts w:ascii="Arial" w:hAnsi="Arial" w:cs="Arial"/>
+          <w:color w:val="4A4A4A"/>
+        </w:rPr>
+        <w:t>. Now you must be wondering why only Java? The reason is that it can run on </w:t>
+      </w:r>
+      <w:r>
+        <w:rPr>
+          <w:rFonts w:ascii="Arial" w:hAnsi="Arial" w:cs="Arial"/>
+          <w:color w:val="4A4A4A"/>
+        </w:rPr>
+        <w:t>Java Virtual Machine</w:t>
+      </w:r>
+      <w:r>
+        <w:rPr>
+          <w:rFonts w:ascii="Arial" w:hAnsi="Arial" w:cs="Arial"/>
+          <w:color w:val="4A4A4A"/>
+        </w:rPr>
+        <w:t xml:space="preserve"> </w:t>
+      </w:r>
+      <w:r>
+        <w:rPr>
+          <w:rFonts w:ascii="Arial" w:hAnsi="Arial" w:cs="Arial"/>
+          <w:color w:val="4A4A4A"/>
+        </w:rPr>
+        <w:t>(JVM)</w:t>
+      </w:r>
+      <w:r>
+        <w:rPr>
+          <w:rFonts w:ascii="Arial" w:hAnsi="Arial" w:cs="Arial"/>
+          <w:color w:val="4A4A4A"/>
+        </w:rPr>
+        <w:t>, whereas Android uses DVK</w:t>
+      </w:r>
+      <w:r>
+        <w:rPr>
+          <w:rFonts w:ascii="Arial" w:hAnsi="Arial" w:cs="Arial"/>
+          <w:color w:val="4A4A4A"/>
+        </w:rPr>
+        <w:t xml:space="preserve"> </w:t>
+      </w:r>
+      <w:r>
+        <w:rPr>
+          <w:rFonts w:ascii="Arial" w:hAnsi="Arial" w:cs="Arial"/>
+          <w:color w:val="4A4A4A"/>
+        </w:rPr>
+        <w:t>(Dalvik Virtual Machine) to execute class files. These files are further bundled as Android application Package</w:t>
+      </w:r>
+      <w:r>
+        <w:rPr>
+          <w:rFonts w:ascii="Arial" w:hAnsi="Arial" w:cs="Arial"/>
+          <w:color w:val="4A4A4A"/>
+        </w:rPr>
+        <w:t xml:space="preserve"> </w:t>
+      </w:r>
+      <w:r>
+        <w:rPr>
+          <w:rFonts w:ascii="Arial" w:hAnsi="Arial" w:cs="Arial"/>
+          <w:color w:val="4A4A4A"/>
+        </w:rPr>
+        <w:t>(APK).</w:t>
+      </w:r>
+    </w:p>
+    <w:p>
+      <w:pPr>
+        <w:pStyle w:val="NormalWeb"/>
+        <w:spacing w:before="0" w:beforeAutospacing="0"/>
+        <w:jc w:val="both"/>
+        <w:rPr>
+          <w:rFonts w:ascii="Arial" w:hAnsi="Arial" w:cs="Arial"/>
+          <w:color w:val="4A4A4A"/>
+        </w:rPr>
+      </w:pPr>
+    </w:p>
+    <w:p>
+      <w:pPr>
+        <w:pStyle w:val="Heading2"/>
+        <w:spacing w:before="0" w:beforeAutospacing="0"/>
+        <w:rPr>
+          <w:rFonts w:ascii="Arial" w:hAnsi="Arial" w:cs="Arial"/>
+          <w:b w:val="0"/>
+          <w:bCs w:val="0"/>
+          <w:color w:val="4A4A4A"/>
+        </w:rPr>
+      </w:pPr>
+      <w:r>
+        <w:rPr>
+          <w:rStyle w:val="Strong"/>
+          <w:rFonts w:ascii="Arial" w:hAnsi="Arial" w:cs="Arial"/>
+          <w:b/>
+          <w:bCs/>
+          <w:color w:val="4A4A4A"/>
+        </w:rPr>
+        <w:t>Desktop GUI Applications</w:t>
+      </w:r>
+      <w:r>
+        <w:rPr>
+          <w:rStyle w:val="Strong"/>
+          <w:rFonts w:ascii="Arial" w:hAnsi="Arial" w:cs="Arial"/>
+          <w:b/>
+          <w:bCs/>
+          <w:color w:val="4A4A4A"/>
+        </w:rPr>
+        <w:t>:</w:t>
+      </w:r>
+    </w:p>
+    <w:p>
+      <w:pPr>
+        <w:pStyle w:val="NormalWeb"/>
+        <w:spacing w:before="0" w:beforeAutospacing="0"/>
+        <w:jc w:val="both"/>
+        <w:rPr>
+          <w:rFonts w:ascii="Arial" w:hAnsi="Arial" w:cs="Arial"/>
+          <w:color w:val="4A4A4A"/>
+        </w:rPr>
+      </w:pPr>
+      <w:bookmarkStart w:id="1" w:name="web-based"/>
+      <w:bookmarkEnd w:id="1"/>
+      <w:r>
+        <w:rPr>
+          <w:rFonts w:ascii="Arial" w:hAnsi="Arial" w:cs="Arial"/>
+          <w:color w:val="4A4A4A"/>
+        </w:rPr>
+        <w:t>All desktop applications can easily be developed in Java. Java also provides GUI development capability through various means mainly Abstract Windowing Toolkit (AWT), </w:t>
+      </w:r>
+      <w:r>
+        <w:rPr>
+          <w:rFonts w:ascii="Arial" w:hAnsi="Arial" w:cs="Arial"/>
+          <w:color w:val="4A4A4A"/>
+        </w:rPr>
+        <w:t>Swing</w:t>
+      </w:r>
+      <w:r>
+        <w:rPr>
+          <w:rFonts w:ascii="Arial" w:hAnsi="Arial" w:cs="Arial"/>
+          <w:color w:val="4A4A4A"/>
+        </w:rPr>
+        <w:t> and JavaFX. While </w:t>
+      </w:r>
+      <w:r>
+        <w:rPr>
+          <w:rFonts w:ascii="Arial" w:hAnsi="Arial" w:cs="Arial"/>
+          <w:color w:val="4A4A4A"/>
+        </w:rPr>
+        <w:t>AWT</w:t>
+      </w:r>
+      <w:r>
+        <w:rPr>
+          <w:rFonts w:ascii="Arial" w:hAnsi="Arial" w:cs="Arial"/>
+          <w:color w:val="4A4A4A"/>
+        </w:rPr>
+        <w:t> holds a number of pre-assembled components like menu, list, button. Swing is a GUI widget toolkit, it provides certain advanced elements like trees, scroll panes, tables, tabbed panel, and lists.</w:t>
+      </w:r>
+    </w:p>
+    <w:p>
+      <w:pPr>
+        <w:pStyle w:val="NormalWeb"/>
+        <w:spacing w:before="0" w:beforeAutospacing="0"/>
+        <w:jc w:val="both"/>
+        <w:rPr>
+          <w:rFonts w:ascii="Arial" w:hAnsi="Arial" w:cs="Arial"/>
+          <w:color w:val="4A4A4A"/>
+        </w:rPr>
+      </w:pPr>
+    </w:p>
+    <w:p>
+      <w:pPr>
+        <w:pStyle w:val="Heading2"/>
+        <w:spacing w:before="0" w:beforeAutospacing="0"/>
+        <w:rPr>
+          <w:rFonts w:ascii="Arial" w:hAnsi="Arial" w:cs="Arial"/>
+          <w:b w:val="0"/>
+          <w:bCs w:val="0"/>
+          <w:color w:val="4A4A4A"/>
+        </w:rPr>
+      </w:pPr>
+      <w:r>
+        <w:rPr>
+          <w:rStyle w:val="Strong"/>
+          <w:rFonts w:ascii="Arial" w:hAnsi="Arial" w:cs="Arial"/>
+          <w:b/>
+          <w:bCs/>
+          <w:color w:val="4A4A4A"/>
+        </w:rPr>
+        <w:t>Web-based Applications</w:t>
+      </w:r>
+      <w:r>
+        <w:rPr>
+          <w:rStyle w:val="Strong"/>
+          <w:rFonts w:ascii="Arial" w:hAnsi="Arial" w:cs="Arial"/>
+          <w:b/>
+          <w:bCs/>
+          <w:color w:val="4A4A4A"/>
+        </w:rPr>
+        <w:t>:</w:t>
+      </w:r>
+    </w:p>
+    <w:p>
+      <w:pPr>
+        <w:pStyle w:val="NormalWeb"/>
+        <w:spacing w:before="0" w:beforeAutospacing="0"/>
+        <w:jc w:val="both"/>
+        <w:rPr>
+          <w:rFonts w:ascii="Arial" w:hAnsi="Arial" w:cs="Arial"/>
+          <w:color w:val="4A4A4A"/>
+        </w:rPr>
+      </w:pPr>
+      <w:bookmarkStart w:id="2" w:name="enterprise"/>
+      <w:bookmarkEnd w:id="2"/>
+      <w:r>
+        <w:rPr>
+          <w:rFonts w:ascii="Arial" w:hAnsi="Arial" w:cs="Arial"/>
+          <w:color w:val="4A4A4A"/>
+        </w:rPr>
+        <w:t>Java is also used to develop web applications. It provides a vast support for web applications through </w:t>
+      </w:r>
+      <w:r>
+        <w:rPr>
+          <w:rFonts w:ascii="Arial" w:hAnsi="Arial" w:cs="Arial"/>
+          <w:color w:val="4A4A4A"/>
+        </w:rPr>
+        <w:t>Servlets</w:t>
+      </w:r>
+      <w:r>
+        <w:rPr>
+          <w:rFonts w:ascii="Arial" w:hAnsi="Arial" w:cs="Arial"/>
+          <w:color w:val="4A4A4A"/>
+        </w:rPr>
+        <w:t>, </w:t>
+      </w:r>
+      <w:r>
+        <w:rPr>
+          <w:rFonts w:ascii="Arial" w:hAnsi="Arial" w:cs="Arial"/>
+          <w:color w:val="4A4A4A"/>
+        </w:rPr>
+        <w:t>Struts</w:t>
+      </w:r>
+      <w:r>
+        <w:rPr>
+          <w:rFonts w:ascii="Arial" w:hAnsi="Arial" w:cs="Arial"/>
+          <w:color w:val="4A4A4A"/>
+        </w:rPr>
+        <w:t> or </w:t>
+      </w:r>
+      <w:r>
+        <w:rPr>
+          <w:rFonts w:ascii="Arial" w:hAnsi="Arial" w:cs="Arial"/>
+          <w:color w:val="4A4A4A"/>
+        </w:rPr>
+        <w:t>JSPs</w:t>
+      </w:r>
+      <w:r>
+        <w:rPr>
+          <w:rFonts w:ascii="Arial" w:hAnsi="Arial" w:cs="Arial"/>
+          <w:color w:val="4A4A4A"/>
+        </w:rPr>
+        <w:t>. With the help of these technologies, you can develop any kind of web application that you require. The easy coding and high security offered by this programming language allow the development of a large number of applications for health, social security, education, and insurance.</w:t>
+      </w:r>
+    </w:p>
+    <w:p>
+      <w:pPr>
+        <w:pStyle w:val="NormalWeb"/>
+        <w:spacing w:before="0" w:beforeAutospacing="0"/>
+        <w:jc w:val="both"/>
+        <w:rPr>
+          <w:rFonts w:ascii="Arial" w:hAnsi="Arial" w:cs="Arial"/>
+          <w:color w:val="4A4A4A"/>
+        </w:rPr>
+      </w:pPr>
+    </w:p>
+    <w:p>
+      <w:pPr>
+        <w:pStyle w:val="Heading2"/>
+        <w:spacing w:before="0" w:beforeAutospacing="0"/>
+        <w:rPr>
+          <w:rFonts w:ascii="Arial" w:hAnsi="Arial" w:cs="Arial"/>
+          <w:b w:val="0"/>
+          <w:bCs w:val="0"/>
+          <w:color w:val="4A4A4A"/>
+        </w:rPr>
+      </w:pPr>
+      <w:r>
+        <w:rPr>
+          <w:rStyle w:val="Strong"/>
+          <w:rFonts w:ascii="Arial" w:hAnsi="Arial" w:cs="Arial"/>
+          <w:b/>
+          <w:bCs/>
+          <w:color w:val="4A4A4A"/>
+        </w:rPr>
+        <w:t>Enterprise Applications</w:t>
+      </w:r>
+      <w:r>
+        <w:rPr>
+          <w:rStyle w:val="Strong"/>
+          <w:rFonts w:ascii="Arial" w:hAnsi="Arial" w:cs="Arial"/>
+          <w:b/>
+          <w:bCs/>
+          <w:color w:val="4A4A4A"/>
+        </w:rPr>
+        <w:t>:</w:t>
+      </w:r>
+    </w:p>
+    <w:p>
+      <w:pPr>
+        <w:pStyle w:val="NormalWeb"/>
+        <w:spacing w:before="0" w:beforeAutospacing="0"/>
+        <w:jc w:val="both"/>
+        <w:rPr>
+          <w:rFonts w:ascii="Arial" w:hAnsi="Arial" w:cs="Arial"/>
+          <w:color w:val="4A4A4A"/>
+        </w:rPr>
+      </w:pPr>
+      <w:bookmarkStart w:id="3" w:name="scientific"/>
+      <w:bookmarkEnd w:id="3"/>
+      <w:r>
+        <w:rPr>
+          <w:rFonts w:ascii="Arial" w:hAnsi="Arial" w:cs="Arial"/>
+          <w:color w:val="4A4A4A"/>
+        </w:rPr>
+        <w:t>Java is the first choice of many software developers for writing applications and Java Enterprise Edition (Java EE) is a very popular platform that provides API and runtime environment for scripting. It also includes network applications and web-services. Java</w:t>
+      </w:r>
+      <w:r>
+        <w:rPr>
+          <w:rFonts w:ascii="Arial" w:hAnsi="Arial" w:cs="Arial"/>
+          <w:color w:val="4A4A4A"/>
+        </w:rPr>
+        <w:t xml:space="preserve"> </w:t>
+      </w:r>
+      <w:r>
+        <w:rPr>
+          <w:rFonts w:ascii="Arial" w:hAnsi="Arial" w:cs="Arial"/>
+          <w:color w:val="4A4A4A"/>
+        </w:rPr>
+        <w:t>EE is also considered as the backbone for a variety of banking applications which have </w:t>
+      </w:r>
+      <w:r>
+        <w:rPr>
+          <w:rFonts w:ascii="Arial" w:hAnsi="Arial" w:cs="Arial"/>
+          <w:color w:val="4A4A4A"/>
+        </w:rPr>
+        <w:t>Java</w:t>
+      </w:r>
+      <w:r>
+        <w:rPr>
+          <w:rFonts w:ascii="Arial" w:hAnsi="Arial" w:cs="Arial"/>
+          <w:color w:val="4A4A4A"/>
+        </w:rPr>
+        <w:t> running on the UI to back server end.</w:t>
+      </w:r>
+    </w:p>
+    <w:p>
+      <w:pPr>
+        <w:pStyle w:val="NormalWeb"/>
+        <w:spacing w:before="0" w:beforeAutospacing="0"/>
+        <w:jc w:val="both"/>
+        <w:rPr>
+          <w:rFonts w:ascii="Arial" w:hAnsi="Arial" w:cs="Arial"/>
+          <w:color w:val="4A4A4A"/>
+        </w:rPr>
+      </w:pPr>
+    </w:p>
+    <w:p>
+      <w:pPr>
+        <w:pStyle w:val="Heading2"/>
+        <w:spacing w:before="0" w:beforeAutospacing="0"/>
+        <w:rPr>
+          <w:rFonts w:ascii="Arial" w:hAnsi="Arial" w:cs="Arial"/>
+          <w:b w:val="0"/>
+          <w:bCs w:val="0"/>
+          <w:color w:val="4A4A4A"/>
+        </w:rPr>
+      </w:pPr>
+      <w:r>
+        <w:rPr>
+          <w:rStyle w:val="Strong"/>
+          <w:rFonts w:ascii="Arial" w:hAnsi="Arial" w:cs="Arial"/>
+          <w:b/>
+          <w:bCs/>
+          <w:color w:val="4A4A4A"/>
+        </w:rPr>
+        <w:lastRenderedPageBreak/>
+        <w:t>Scientific Applications</w:t>
+      </w:r>
+      <w:r>
+        <w:rPr>
+          <w:rStyle w:val="Strong"/>
+          <w:rFonts w:ascii="Arial" w:hAnsi="Arial" w:cs="Arial"/>
+          <w:b/>
+          <w:bCs/>
+          <w:color w:val="4A4A4A"/>
+        </w:rPr>
+        <w:t>:</w:t>
+      </w:r>
+    </w:p>
+    <w:p>
+      <w:pPr>
+        <w:pStyle w:val="NormalWeb"/>
+        <w:spacing w:before="0" w:beforeAutospacing="0"/>
+        <w:jc w:val="both"/>
+        <w:rPr>
+          <w:rFonts w:ascii="Arial" w:hAnsi="Arial" w:cs="Arial"/>
+          <w:color w:val="4A4A4A"/>
+        </w:rPr>
+      </w:pPr>
+      <w:bookmarkStart w:id="4" w:name="gaming"/>
+      <w:bookmarkEnd w:id="4"/>
+      <w:r>
+        <w:rPr>
+          <w:rFonts w:ascii="Arial" w:hAnsi="Arial" w:cs="Arial"/>
+          <w:color w:val="4A4A4A"/>
+        </w:rPr>
+        <w:t>Sof</w:t>
+      </w:r>
+      <w:r>
+        <w:rPr>
+          <w:rFonts w:ascii="Arial" w:hAnsi="Arial" w:cs="Arial"/>
+          <w:color w:val="4A4A4A"/>
+        </w:rPr>
+        <w:t>t</w:t>
+      </w:r>
+      <w:r>
+        <w:rPr>
+          <w:rFonts w:ascii="Arial" w:hAnsi="Arial" w:cs="Arial"/>
+          <w:color w:val="4A4A4A"/>
+        </w:rPr>
+        <w:t xml:space="preserve">ware developers see Java is the weapon of choice when it comes to coding the scientific calculations and mathematical operations. These programs are designed to be highly secure and lighting fast. they support a higher degree of portability and offer low maintenance. </w:t>
+      </w:r>
+    </w:p>
+    <w:p>
+      <w:pPr>
+        <w:pStyle w:val="NormalWeb"/>
+        <w:spacing w:before="0" w:beforeAutospacing="0"/>
+        <w:jc w:val="both"/>
+        <w:rPr>
+          <w:rFonts w:ascii="Arial" w:hAnsi="Arial" w:cs="Arial"/>
+          <w:color w:val="4A4A4A"/>
+        </w:rPr>
+      </w:pPr>
+    </w:p>
+    <w:p>
+      <w:pPr>
+        <w:pStyle w:val="Heading2"/>
+        <w:spacing w:before="0" w:beforeAutospacing="0"/>
+        <w:rPr>
+          <w:rFonts w:ascii="Arial" w:hAnsi="Arial" w:cs="Arial"/>
+          <w:b w:val="0"/>
+          <w:bCs w:val="0"/>
+          <w:color w:val="4A4A4A"/>
+        </w:rPr>
+      </w:pPr>
+      <w:r>
+        <w:rPr>
+          <w:rStyle w:val="Strong"/>
+          <w:rFonts w:ascii="Arial" w:hAnsi="Arial" w:cs="Arial"/>
+          <w:b/>
+          <w:bCs/>
+          <w:color w:val="4A4A4A"/>
+        </w:rPr>
+        <w:t>Gaming Applications</w:t>
+      </w:r>
+      <w:r>
+        <w:rPr>
+          <w:rStyle w:val="Strong"/>
+          <w:rFonts w:ascii="Arial" w:hAnsi="Arial" w:cs="Arial"/>
+          <w:b/>
+          <w:bCs/>
+          <w:color w:val="4A4A4A"/>
+        </w:rPr>
+        <w:t>:</w:t>
+      </w:r>
+    </w:p>
+    <w:p>
+      <w:pPr>
+        <w:pStyle w:val="NormalWeb"/>
+        <w:spacing w:before="0" w:beforeAutospacing="0"/>
+        <w:jc w:val="both"/>
+        <w:rPr>
+          <w:rFonts w:ascii="Arial" w:hAnsi="Arial" w:cs="Arial"/>
+          <w:color w:val="4A4A4A"/>
+        </w:rPr>
+      </w:pPr>
+      <w:bookmarkStart w:id="5" w:name="bigdata"/>
+      <w:bookmarkEnd w:id="5"/>
+      <w:r>
+        <w:rPr>
+          <w:rFonts w:ascii="Arial" w:hAnsi="Arial" w:cs="Arial"/>
+          <w:color w:val="4A4A4A"/>
+        </w:rPr>
+        <w:t>Java has the support of the open-source most powerful 3D-Engine, the j</w:t>
+      </w:r>
+      <w:r>
+        <w:rPr>
+          <w:rFonts w:ascii="Arial" w:hAnsi="Arial" w:cs="Arial"/>
+          <w:color w:val="4A4A4A"/>
+        </w:rPr>
+        <w:t>-</w:t>
+      </w:r>
+      <w:r>
+        <w:rPr>
+          <w:rFonts w:ascii="Arial" w:hAnsi="Arial" w:cs="Arial"/>
+          <w:color w:val="4A4A4A"/>
+        </w:rPr>
+        <w:t>Monkey</w:t>
+      </w:r>
+      <w:r>
+        <w:rPr>
+          <w:rFonts w:ascii="Arial" w:hAnsi="Arial" w:cs="Arial"/>
+          <w:color w:val="4A4A4A"/>
+        </w:rPr>
+        <w:t xml:space="preserve"> </w:t>
+      </w:r>
+      <w:r>
+        <w:rPr>
+          <w:rFonts w:ascii="Arial" w:hAnsi="Arial" w:cs="Arial"/>
+          <w:color w:val="4A4A4A"/>
+        </w:rPr>
+        <w:t>Engine that has the unparalleled capability when it comes to the designing of 3D games. However, it does cause an occasional latency issue for games as </w:t>
+      </w:r>
+      <w:r>
+        <w:rPr>
+          <w:rFonts w:ascii="Arial" w:hAnsi="Arial" w:cs="Arial"/>
+          <w:color w:val="4A4A4A"/>
+        </w:rPr>
+        <w:t>garbage collection</w:t>
+      </w:r>
+      <w:r>
+        <w:rPr>
+          <w:rFonts w:ascii="Arial" w:hAnsi="Arial" w:cs="Arial"/>
+          <w:color w:val="4A4A4A"/>
+        </w:rPr>
+        <w:t xml:space="preserve"> cycles can cause noticeable pauses. </w:t>
+      </w:r>
+    </w:p>
+    <w:p>
+      <w:pPr>
+        <w:pStyle w:val="NormalWeb"/>
+        <w:spacing w:before="0" w:beforeAutospacing="0"/>
+        <w:jc w:val="both"/>
+        <w:rPr>
+          <w:rFonts w:ascii="Arial" w:hAnsi="Arial" w:cs="Arial"/>
+          <w:color w:val="4A4A4A"/>
+        </w:rPr>
+      </w:pPr>
+    </w:p>
+    <w:p>
+      <w:pPr>
+        <w:pStyle w:val="Heading2"/>
+        <w:spacing w:before="0" w:beforeAutospacing="0"/>
+        <w:rPr>
+          <w:rFonts w:ascii="Arial" w:hAnsi="Arial" w:cs="Arial"/>
+          <w:b w:val="0"/>
+          <w:bCs w:val="0"/>
+          <w:color w:val="4A4A4A"/>
+        </w:rPr>
+      </w:pPr>
+      <w:r>
+        <w:rPr>
+          <w:rStyle w:val="Strong"/>
+          <w:rFonts w:ascii="Arial" w:hAnsi="Arial" w:cs="Arial"/>
+          <w:b/>
+          <w:bCs/>
+          <w:color w:val="4A4A4A"/>
+        </w:rPr>
+        <w:t>Big Data technologies</w:t>
+      </w:r>
+      <w:r>
+        <w:rPr>
+          <w:rStyle w:val="Strong"/>
+          <w:rFonts w:ascii="Arial" w:hAnsi="Arial" w:cs="Arial"/>
+          <w:b/>
+          <w:bCs/>
+          <w:color w:val="4A4A4A"/>
+        </w:rPr>
+        <w:t>:</w:t>
+      </w:r>
+    </w:p>
+    <w:p>
+      <w:pPr>
+        <w:pStyle w:val="NormalWeb"/>
+        <w:spacing w:before="0" w:beforeAutospacing="0"/>
+        <w:jc w:val="both"/>
+        <w:rPr>
+          <w:rFonts w:ascii="Arial" w:hAnsi="Arial" w:cs="Arial"/>
+          <w:color w:val="4A4A4A"/>
+        </w:rPr>
+      </w:pPr>
+      <w:bookmarkStart w:id="6" w:name="business"/>
+      <w:bookmarkEnd w:id="6"/>
+      <w:r>
+        <w:rPr>
+          <w:rFonts w:ascii="Arial" w:hAnsi="Arial" w:cs="Arial"/>
+          <w:color w:val="4A4A4A"/>
+        </w:rPr>
+        <w:t>Java is the reason why the leading Big Data technologies like </w:t>
+      </w:r>
+      <w:r>
+        <w:rPr>
+          <w:rFonts w:ascii="Arial" w:hAnsi="Arial" w:cs="Arial"/>
+          <w:color w:val="4A4A4A"/>
+        </w:rPr>
+        <w:t>Hadoop</w:t>
+      </w:r>
+      <w:r>
+        <w:rPr>
+          <w:rFonts w:ascii="Arial" w:hAnsi="Arial" w:cs="Arial"/>
+          <w:color w:val="4A4A4A"/>
+        </w:rPr>
+        <w:t> have become a reality and also the most powerful programming languages like Scala are existing. It is crystal clear that Java is the backbone when it comes to developing </w:t>
+      </w:r>
+      <w:r>
+        <w:rPr>
+          <w:rFonts w:ascii="Arial" w:hAnsi="Arial" w:cs="Arial"/>
+          <w:color w:val="4A4A4A"/>
+        </w:rPr>
+        <w:t>Big Data</w:t>
+      </w:r>
+      <w:r>
+        <w:rPr>
+          <w:rFonts w:ascii="Arial" w:hAnsi="Arial" w:cs="Arial"/>
+          <w:color w:val="4A4A4A"/>
+        </w:rPr>
+        <w:t> using Java.</w:t>
+      </w:r>
+    </w:p>
+    <w:p>
+      <w:pPr>
+        <w:pStyle w:val="Heading2"/>
+        <w:spacing w:before="0" w:beforeAutospacing="0"/>
+        <w:rPr>
+          <w:rFonts w:ascii="Arial" w:hAnsi="Arial" w:cs="Arial"/>
+          <w:b w:val="0"/>
+          <w:bCs w:val="0"/>
+          <w:color w:val="4A4A4A"/>
+        </w:rPr>
+      </w:pPr>
+      <w:r>
+        <w:rPr>
+          <w:rStyle w:val="Strong"/>
+          <w:rFonts w:ascii="Arial" w:hAnsi="Arial" w:cs="Arial"/>
+          <w:b/>
+          <w:bCs/>
+          <w:color w:val="4A4A4A"/>
+        </w:rPr>
+        <w:t>Business Applications:</w:t>
+      </w:r>
+    </w:p>
+    <w:p>
+      <w:pPr>
+        <w:pStyle w:val="NormalWeb"/>
+        <w:spacing w:before="0" w:beforeAutospacing="0"/>
+        <w:jc w:val="both"/>
+        <w:rPr>
+          <w:rFonts w:ascii="Arial" w:hAnsi="Arial" w:cs="Arial"/>
+          <w:color w:val="4A4A4A"/>
+        </w:rPr>
+      </w:pPr>
+      <w:bookmarkStart w:id="7" w:name="distributed"/>
+      <w:bookmarkEnd w:id="7"/>
+      <w:r>
+        <w:rPr>
+          <w:rFonts w:ascii="Arial" w:hAnsi="Arial" w:cs="Arial"/>
+          <w:color w:val="4A4A4A"/>
+        </w:rPr>
+        <w:t>Java EE platform is designed to help developers create large-scale, multi-tiered, scalable, reliable, and secure network applications. These applications are designed to solve the problems encountered by large enterprises</w:t>
+      </w:r>
+    </w:p>
+    <w:p>
+      <w:pPr>
+        <w:pStyle w:val="Heading2"/>
+        <w:spacing w:before="0" w:beforeAutospacing="0"/>
+        <w:rPr>
+          <w:rFonts w:ascii="Arial" w:hAnsi="Arial" w:cs="Arial"/>
+          <w:b w:val="0"/>
+          <w:bCs w:val="0"/>
+          <w:color w:val="4A4A4A"/>
+        </w:rPr>
+      </w:pPr>
+      <w:r>
+        <w:rPr>
+          <w:rStyle w:val="Strong"/>
+          <w:rFonts w:ascii="Arial" w:hAnsi="Arial" w:cs="Arial"/>
+          <w:b/>
+          <w:bCs/>
+          <w:color w:val="4A4A4A"/>
+        </w:rPr>
+        <w:t>Distributed Applications:</w:t>
+      </w:r>
+    </w:p>
+    <w:p>
+      <w:pPr>
+        <w:pStyle w:val="NormalWeb"/>
+        <w:spacing w:before="0" w:beforeAutospacing="0"/>
+        <w:jc w:val="both"/>
+        <w:rPr>
+          <w:rFonts w:ascii="Arial" w:hAnsi="Arial" w:cs="Arial"/>
+          <w:color w:val="4A4A4A"/>
+        </w:rPr>
+      </w:pPr>
+      <w:bookmarkStart w:id="8" w:name="cloud-based"/>
+      <w:bookmarkEnd w:id="8"/>
+      <w:r>
+        <w:rPr>
+          <w:rFonts w:ascii="Arial" w:hAnsi="Arial" w:cs="Arial"/>
+          <w:color w:val="4A4A4A"/>
+        </w:rPr>
+        <w:t>Distributed applications have several common requirements that arise specifically because of their distributed nature and of the dynamic nature of the system and platforms they operate on. </w:t>
+      </w:r>
+      <w:r>
+        <w:rPr>
+          <w:rFonts w:ascii="Arial" w:hAnsi="Arial" w:cs="Arial"/>
+          <w:color w:val="4A4A4A"/>
+        </w:rPr>
+        <w:t>Java</w:t>
+      </w:r>
+      <w:r>
+        <w:rPr>
+          <w:rFonts w:ascii="Arial" w:hAnsi="Arial" w:cs="Arial"/>
+          <w:color w:val="4A4A4A"/>
+        </w:rPr>
+        <w:t xml:space="preserve"> offers options to realize these applications. </w:t>
+      </w:r>
+    </w:p>
+    <w:p>
+      <w:pPr>
+        <w:pStyle w:val="Heading2"/>
+        <w:spacing w:before="0" w:beforeAutospacing="0"/>
+        <w:rPr>
+          <w:rFonts w:ascii="Arial" w:hAnsi="Arial" w:cs="Arial"/>
+          <w:b w:val="0"/>
+          <w:bCs w:val="0"/>
+          <w:color w:val="4A4A4A"/>
+        </w:rPr>
+      </w:pPr>
+      <w:r>
+        <w:rPr>
+          <w:rStyle w:val="Strong"/>
+          <w:rFonts w:ascii="Arial" w:hAnsi="Arial" w:cs="Arial"/>
+          <w:b/>
+          <w:bCs/>
+          <w:color w:val="4A4A4A"/>
+        </w:rPr>
+        <w:t>Cloud-Based Applications:</w:t>
+      </w:r>
+    </w:p>
+    <w:p>
+      <w:pPr>
+        <w:pStyle w:val="NormalWeb"/>
+        <w:spacing w:before="0" w:beforeAutospacing="0"/>
+        <w:jc w:val="both"/>
+        <w:rPr>
+          <w:rFonts w:ascii="Arial" w:hAnsi="Arial" w:cs="Arial"/>
+          <w:color w:val="4A4A4A"/>
+        </w:rPr>
+      </w:pPr>
+      <w:r>
+        <w:rPr>
+          <w:rFonts w:ascii="Arial" w:hAnsi="Arial" w:cs="Arial"/>
+          <w:color w:val="4A4A4A"/>
+        </w:rPr>
+        <w:t>Cloud computing</w:t>
+      </w:r>
+      <w:r>
+        <w:rPr>
+          <w:rFonts w:ascii="Arial" w:hAnsi="Arial" w:cs="Arial"/>
+          <w:color w:val="4A4A4A"/>
+        </w:rPr>
+        <w:t> means on-demand delivery of IT resources via the internet with pay-as-you-go pricing. It provides a solution for IT infrastructure at a low cost. Java provides you with features that can help you build applications meaning that it can be used in the SaaS, IaaS and PaaS development.</w:t>
+      </w:r>
+    </w:p>
+    <w:p>
+      <w:pPr>
+        <w:pStyle w:val="NormalWeb"/>
+        <w:spacing w:before="0" w:beforeAutospacing="0"/>
+        <w:jc w:val="both"/>
+        <w:rPr>
+          <w:rFonts w:ascii="Arial" w:hAnsi="Arial" w:cs="Arial"/>
+          <w:b/>
+          <w:bCs/>
+          <w:color w:val="4A4A4A"/>
+        </w:rPr>
+      </w:pPr>
+    </w:p>
+    <w:p>
+      <w:pPr>
+        <w:pStyle w:val="NormalWeb"/>
+        <w:spacing w:before="0" w:beforeAutospacing="0"/>
+        <w:jc w:val="both"/>
+        <w:rPr>
+          <w:rFonts w:ascii="Arial" w:hAnsi="Arial" w:cs="Arial"/>
+          <w:b/>
+          <w:bCs/>
+          <w:color w:val="4A4A4A"/>
+        </w:rPr>
+      </w:pPr>
+      <w:r>
+        <w:rPr>
+          <w:rFonts w:ascii="Arial" w:hAnsi="Arial" w:cs="Arial"/>
+          <w:b/>
+          <w:bCs/>
+          <w:color w:val="4A4A4A"/>
+        </w:rPr>
+        <w:t>BASIC STRUCTURE OF A JAVA PROGRAM:</w:t>
+      </w:r>
+    </w:p>
+    <w:p>
+      <w:pPr>
+        <w:pStyle w:val="NormalWeb"/>
+        <w:spacing w:before="0" w:beforeAutospacing="0"/>
+        <w:jc w:val="both"/>
+        <w:rPr>
+          <w:rFonts w:ascii="Arial" w:hAnsi="Arial" w:cs="Arial"/>
+          <w:color w:val="4A4A4A"/>
+          <w:shd w:val="clear" w:color="auto" w:fill="FFFFFF"/>
+        </w:rPr>
+      </w:pPr>
+      <w:r>
+        <w:rPr>
+          <w:rFonts w:ascii="Arial" w:hAnsi="Arial" w:cs="Arial"/>
+          <w:color w:val="4A4A4A"/>
+          <w:shd w:val="clear" w:color="auto" w:fill="FFFFFF"/>
+        </w:rPr>
+        <w:t xml:space="preserve"> </w:t>
+      </w:r>
+      <w:r>
+        <w:rPr>
+          <w:rFonts w:ascii="Arial" w:hAnsi="Arial" w:cs="Arial"/>
+          <w:color w:val="4A4A4A"/>
+          <w:shd w:val="clear" w:color="auto" w:fill="FFFFFF"/>
+        </w:rPr>
+        <w:t>Java programming language is platform-independent and a secure programming language. With a wide variety of applications, </w:t>
+      </w:r>
+      <w:r>
+        <w:rPr>
+          <w:rFonts w:ascii="Arial" w:hAnsi="Arial" w:cs="Arial"/>
+          <w:shd w:val="clear" w:color="auto" w:fill="FFFFFF"/>
+        </w:rPr>
+        <w:t>Java programming language</w:t>
+      </w:r>
+      <w:r>
+        <w:rPr>
+          <w:rFonts w:ascii="Arial" w:hAnsi="Arial" w:cs="Arial"/>
+          <w:color w:val="4A4A4A"/>
+          <w:shd w:val="clear" w:color="auto" w:fill="FFFFFF"/>
+        </w:rPr>
+        <w:t> has been in demand for the last two decades. The out-of-the-box </w:t>
+      </w:r>
+      <w:r>
+        <w:rPr>
+          <w:rFonts w:ascii="Arial" w:hAnsi="Arial" w:cs="Arial"/>
+          <w:shd w:val="clear" w:color="auto" w:fill="FFFFFF"/>
+        </w:rPr>
+        <w:t>features</w:t>
+      </w:r>
+      <w:r>
+        <w:rPr>
+          <w:rFonts w:ascii="Arial" w:hAnsi="Arial" w:cs="Arial"/>
+          <w:color w:val="4A4A4A"/>
+          <w:shd w:val="clear" w:color="auto" w:fill="FFFFFF"/>
+        </w:rPr>
+        <w:t> help java stand apart</w:t>
+      </w:r>
+      <w:r>
+        <w:rPr>
+          <w:rFonts w:ascii="Arial" w:hAnsi="Arial" w:cs="Arial"/>
+          <w:color w:val="4A4A4A"/>
+          <w:shd w:val="clear" w:color="auto" w:fill="FFFFFF"/>
+        </w:rPr>
+        <w:t>.</w:t>
+      </w:r>
+    </w:p>
+    <w:p>
+      <w:pPr>
+        <w:numPr>
+          <w:ilvl w:val="0"/>
+          <w:numId w:val="11"/>
+        </w:numPr>
+        <w:spacing w:before="100" w:beforeAutospacing="1" w:after="100" w:afterAutospacing="1" w:line="240" w:lineRule="auto"/>
+        <w:rPr>
+          <w:rFonts w:ascii="Arial" w:eastAsia="Times New Roman" w:hAnsi="Arial" w:cs="Arial"/>
+          <w:b/>
+          <w:bCs/>
+          <w:sz w:val="24"/>
+          <w:szCs w:val="24"/>
+        </w:rPr>
+      </w:pPr>
+      <w:r>
+        <w:rPr>
+          <w:rFonts w:ascii="Arial" w:eastAsia="Times New Roman" w:hAnsi="Arial" w:cs="Arial"/>
+          <w:b/>
+          <w:bCs/>
+          <w:sz w:val="24"/>
+          <w:szCs w:val="24"/>
+        </w:rPr>
+        <w:t>Package Statement</w:t>
+      </w:r>
+    </w:p>
+    <w:p>
+      <w:pPr>
+        <w:numPr>
+          <w:ilvl w:val="0"/>
+          <w:numId w:val="11"/>
+        </w:numPr>
+        <w:spacing w:before="100" w:beforeAutospacing="1" w:after="100" w:afterAutospacing="1" w:line="240" w:lineRule="auto"/>
+        <w:rPr>
+          <w:rFonts w:ascii="Arial" w:eastAsia="Times New Roman" w:hAnsi="Arial" w:cs="Arial"/>
+          <w:b/>
+          <w:bCs/>
+          <w:sz w:val="24"/>
+          <w:szCs w:val="24"/>
+        </w:rPr>
+      </w:pPr>
+      <w:r>
+        <w:rPr>
+          <w:rFonts w:ascii="Arial" w:eastAsia="Times New Roman" w:hAnsi="Arial" w:cs="Arial"/>
+          <w:b/>
+          <w:bCs/>
+          <w:sz w:val="24"/>
+          <w:szCs w:val="24"/>
+        </w:rPr>
+        <w:t>Import Statement</w:t>
+      </w:r>
+    </w:p>
+    <w:p>
+      <w:pPr>
+        <w:numPr>
+          <w:ilvl w:val="0"/>
+          <w:numId w:val="11"/>
+        </w:numPr>
+        <w:spacing w:before="100" w:beforeAutospacing="1" w:after="100" w:afterAutospacing="1" w:line="240" w:lineRule="auto"/>
+        <w:rPr>
+          <w:rFonts w:ascii="Arial" w:eastAsia="Times New Roman" w:hAnsi="Arial" w:cs="Arial"/>
+          <w:b/>
+          <w:bCs/>
+          <w:sz w:val="24"/>
+          <w:szCs w:val="24"/>
+        </w:rPr>
+      </w:pPr>
+      <w:r>
+        <w:rPr>
+          <w:rFonts w:ascii="Arial" w:eastAsia="Times New Roman" w:hAnsi="Arial" w:cs="Arial"/>
+          <w:b/>
+          <w:bCs/>
+          <w:sz w:val="24"/>
+          <w:szCs w:val="24"/>
+        </w:rPr>
+        <w:t>Interface Section</w:t>
+      </w:r>
+    </w:p>
+    <w:p>
+      <w:pPr>
+        <w:numPr>
+          <w:ilvl w:val="0"/>
+          <w:numId w:val="11"/>
+        </w:numPr>
+        <w:spacing w:before="100" w:beforeAutospacing="1" w:after="100" w:afterAutospacing="1" w:line="240" w:lineRule="auto"/>
+        <w:rPr>
+          <w:rFonts w:ascii="Arial" w:eastAsia="Times New Roman" w:hAnsi="Arial" w:cs="Arial"/>
+          <w:b/>
+          <w:bCs/>
+          <w:sz w:val="24"/>
+          <w:szCs w:val="24"/>
+        </w:rPr>
+      </w:pPr>
+      <w:r>
+        <w:rPr>
+          <w:rFonts w:ascii="Arial" w:eastAsia="Times New Roman" w:hAnsi="Arial" w:cs="Arial"/>
+          <w:b/>
+          <w:bCs/>
+          <w:sz w:val="24"/>
+          <w:szCs w:val="24"/>
+        </w:rPr>
+        <w:t>Class Definition</w:t>
+      </w:r>
+    </w:p>
+    <w:p>
+      <w:pPr>
+        <w:numPr>
+          <w:ilvl w:val="0"/>
+          <w:numId w:val="11"/>
+        </w:numPr>
+        <w:spacing w:before="100" w:beforeAutospacing="1" w:after="100" w:afterAutospacing="1" w:line="240" w:lineRule="auto"/>
+        <w:rPr>
+          <w:rFonts w:ascii="Arial" w:eastAsia="Times New Roman" w:hAnsi="Arial" w:cs="Arial"/>
+          <w:b/>
+          <w:bCs/>
+          <w:sz w:val="24"/>
+          <w:szCs w:val="24"/>
+        </w:rPr>
+      </w:pPr>
+      <w:r>
+        <w:rPr>
+          <w:rFonts w:ascii="Arial" w:eastAsia="Times New Roman" w:hAnsi="Arial" w:cs="Arial"/>
+          <w:b/>
+          <w:bCs/>
+          <w:sz w:val="24"/>
+          <w:szCs w:val="24"/>
+        </w:rPr>
+        <w:t>Main Method Class</w:t>
+      </w:r>
+    </w:p>
+    <w:p>
+      <w:pPr>
+        <w:pStyle w:val="NormalWeb"/>
+        <w:spacing w:before="0" w:beforeAutospacing="0"/>
+        <w:jc w:val="both"/>
+        <w:rPr>
+          <w:rFonts w:ascii="Arial" w:hAnsi="Arial" w:cs="Arial"/>
+          <w:color w:val="4A4A4A"/>
+        </w:rPr>
+      </w:pPr>
+      <w:r>
+        <w:rPr>
+          <w:rFonts w:ascii="Arial" w:hAnsi="Arial" w:cs="Arial"/>
+          <w:color w:val="4A4A4A"/>
+        </w:rPr>
+        <w:t>There are three types of comments that Java supports</w:t>
+      </w:r>
+    </w:p>
+    <w:p>
+      <w:pPr>
+        <w:pStyle w:val="NormalWeb"/>
+        <w:numPr>
+          <w:ilvl w:val="0"/>
+          <w:numId w:val="12"/>
+        </w:numPr>
+        <w:spacing w:before="0" w:beforeAutospacing="0"/>
+        <w:jc w:val="both"/>
+        <w:rPr>
+          <w:rFonts w:ascii="Arial" w:hAnsi="Arial" w:cs="Arial"/>
+          <w:color w:val="4A4A4A"/>
+        </w:rPr>
+      </w:pPr>
+      <w:r>
+        <w:rPr>
+          <w:rFonts w:ascii="Arial" w:hAnsi="Arial" w:cs="Arial"/>
+          <w:color w:val="4A4A4A"/>
+        </w:rPr>
+        <w:t>Single line Comment</w:t>
+      </w:r>
+    </w:p>
+    <w:p>
+      <w:pPr>
+        <w:pStyle w:val="NormalWeb"/>
+        <w:numPr>
+          <w:ilvl w:val="0"/>
+          <w:numId w:val="12"/>
+        </w:numPr>
+        <w:spacing w:before="0" w:beforeAutospacing="0"/>
+        <w:jc w:val="both"/>
+        <w:rPr>
+          <w:rFonts w:ascii="Arial" w:hAnsi="Arial" w:cs="Arial"/>
+          <w:color w:val="4A4A4A"/>
+        </w:rPr>
+      </w:pPr>
+      <w:r>
+        <w:rPr>
+          <w:rFonts w:ascii="Arial" w:hAnsi="Arial" w:cs="Arial"/>
+          <w:color w:val="4A4A4A"/>
+        </w:rPr>
+        <w:t>Multi-line Comment</w:t>
+      </w:r>
+    </w:p>
+    <w:p>
+      <w:pPr>
+        <w:pStyle w:val="NormalWeb"/>
+        <w:numPr>
+          <w:ilvl w:val="0"/>
+          <w:numId w:val="12"/>
+        </w:numPr>
+        <w:spacing w:before="0" w:beforeAutospacing="0"/>
+        <w:jc w:val="both"/>
+        <w:rPr>
+          <w:rFonts w:ascii="Arial" w:hAnsi="Arial" w:cs="Arial"/>
+          <w:color w:val="4A4A4A"/>
+        </w:rPr>
+      </w:pPr>
+      <w:r>
+        <w:rPr>
+          <w:rFonts w:ascii="Arial" w:hAnsi="Arial" w:cs="Arial"/>
+          <w:color w:val="4A4A4A"/>
+        </w:rPr>
+        <w:t>Documentation Comment</w:t>
+      </w:r>
+    </w:p>
+    <w:tbl>
+      <w:tblPr>
+        <w:tblW w:w="11175" w:type="dxa"/>
+        <w:tblInd w:w="-900" w:type="dxa"/>
+        <w:tblCellMar>
+          <w:left w:w="0" w:type="dxa"/>
+          <w:right w:w="0" w:type="dxa"/>
+        </w:tblCellMar>
+        <w:tblLook w:val="04A0" w:firstRow="1" w:lastRow="0" w:firstColumn="1" w:lastColumn="0" w:noHBand="0" w:noVBand="1"/>
+      </w:tblPr>
+      <w:tblGrid>
+        <w:gridCol w:w="540"/>
+        <w:gridCol w:w="10635"/>
+      </w:tblGrid>
+      <w:tr>
+        <w:trPr>
+          <w:trHeight w:val="1485"/>
+        </w:trPr>
+        <w:tc>
+          <w:tcPr>
+            <w:tcW w:w="0" w:type="auto"/>
+            <w:shd w:val="clear" w:color="auto" w:fill="008DD9"/>
+            <w:vAlign w:val="center"/>
+            <w:hideMark/>
+          </w:tcPr>
+          <w:p>
+            <w:pPr>
+              <w:spacing w:after="0" w:line="240" w:lineRule="auto"/>
+              <w:jc w:val="center"/>
+              <w:rPr>
+                <w:rFonts w:ascii="Times New Roman" w:eastAsia="Times New Roman" w:hAnsi="Times New Roman" w:cs="Times New Roman"/>
+                <w:color w:val="FFFFFF"/>
+                <w:sz w:val="24"/>
+                <w:szCs w:val="24"/>
+              </w:rPr>
+            </w:pPr>
+            <w:r>
+              <w:rPr>
+                <w:rFonts w:ascii="Times New Roman" w:eastAsia="Times New Roman" w:hAnsi="Times New Roman" w:cs="Times New Roman"/>
+                <w:color w:val="FFFFFF"/>
+                <w:sz w:val="24"/>
+                <w:szCs w:val="24"/>
+              </w:rPr>
+              <w:t>1</w:t>
+            </w:r>
+          </w:p>
+          <w:p>
+            <w:pPr>
+              <w:spacing w:after="0" w:line="240" w:lineRule="auto"/>
+              <w:jc w:val="center"/>
+              <w:rPr>
+                <w:rFonts w:ascii="Times New Roman" w:eastAsia="Times New Roman" w:hAnsi="Times New Roman" w:cs="Times New Roman"/>
+                <w:color w:val="FFFFFF"/>
+                <w:sz w:val="24"/>
+                <w:szCs w:val="24"/>
+              </w:rPr>
+            </w:pPr>
+            <w:r>
+              <w:rPr>
+                <w:rFonts w:ascii="Times New Roman" w:eastAsia="Times New Roman" w:hAnsi="Times New Roman" w:cs="Times New Roman"/>
+                <w:color w:val="FFFFFF"/>
+                <w:sz w:val="24"/>
+                <w:szCs w:val="24"/>
+              </w:rPr>
+              <w:t>2</w:t>
+            </w:r>
+          </w:p>
+          <w:p>
+            <w:pPr>
+              <w:spacing w:after="0" w:line="240" w:lineRule="auto"/>
+              <w:jc w:val="center"/>
+              <w:rPr>
+                <w:rFonts w:ascii="Times New Roman" w:eastAsia="Times New Roman" w:hAnsi="Times New Roman" w:cs="Times New Roman"/>
+                <w:color w:val="FFFFFF"/>
+                <w:sz w:val="24"/>
+                <w:szCs w:val="24"/>
+              </w:rPr>
+            </w:pPr>
+            <w:r>
+              <w:rPr>
+                <w:rFonts w:ascii="Times New Roman" w:eastAsia="Times New Roman" w:hAnsi="Times New Roman" w:cs="Times New Roman"/>
+                <w:color w:val="FFFFFF"/>
+                <w:sz w:val="24"/>
+                <w:szCs w:val="24"/>
+              </w:rPr>
+              <w:t>3</w:t>
+            </w:r>
+          </w:p>
+          <w:p>
+            <w:pPr>
+              <w:spacing w:after="0" w:line="240" w:lineRule="auto"/>
+              <w:jc w:val="center"/>
+              <w:rPr>
+                <w:rFonts w:ascii="Times New Roman" w:eastAsia="Times New Roman" w:hAnsi="Times New Roman" w:cs="Times New Roman"/>
+                <w:color w:val="FFFFFF"/>
+                <w:sz w:val="24"/>
+                <w:szCs w:val="24"/>
+              </w:rPr>
+            </w:pPr>
+            <w:r>
+              <w:rPr>
+                <w:rFonts w:ascii="Times New Roman" w:eastAsia="Times New Roman" w:hAnsi="Times New Roman" w:cs="Times New Roman"/>
+                <w:color w:val="FFFFFF"/>
+                <w:sz w:val="24"/>
+                <w:szCs w:val="24"/>
+              </w:rPr>
+              <w:t>4</w:t>
+            </w:r>
+          </w:p>
+        </w:tc>
+        <w:tc>
+          <w:tcPr>
+            <w:tcW w:w="10635" w:type="dxa"/>
+            <w:shd w:val="clear" w:color="auto" w:fill="008DD9"/>
+            <w:vAlign w:val="center"/>
+            <w:hideMark/>
+          </w:tcPr>
+          <w:p>
+            <w:pPr>
+              <w:spacing w:after="0" w:line="240" w:lineRule="auto"/>
+              <w:jc w:val="center"/>
+              <w:rPr>
+                <w:rFonts w:ascii="Times New Roman" w:eastAsia="Times New Roman" w:hAnsi="Times New Roman" w:cs="Times New Roman"/>
+                <w:color w:val="FFFFFF"/>
+                <w:sz w:val="24"/>
+                <w:szCs w:val="24"/>
+              </w:rPr>
+            </w:pPr>
+            <w:r>
+              <w:rPr>
+                <w:rFonts w:ascii="Courier New" w:eastAsia="Times New Roman" w:hAnsi="Courier New" w:cs="Courier New"/>
+                <w:color w:val="FFFFFF"/>
+                <w:sz w:val="20"/>
+                <w:szCs w:val="20"/>
+              </w:rPr>
+              <w:t>// a single line comment is declared like this</w:t>
+            </w:r>
+          </w:p>
+          <w:p>
+            <w:pPr>
+              <w:spacing w:after="0" w:line="240" w:lineRule="auto"/>
+              <w:jc w:val="center"/>
+              <w:rPr>
+                <w:rFonts w:ascii="Times New Roman" w:eastAsia="Times New Roman" w:hAnsi="Times New Roman" w:cs="Times New Roman"/>
+                <w:color w:val="FFFFFF"/>
+                <w:sz w:val="24"/>
+                <w:szCs w:val="24"/>
+              </w:rPr>
+            </w:pPr>
+            <w:r>
+              <w:rPr>
+                <w:rFonts w:ascii="Courier New" w:eastAsia="Times New Roman" w:hAnsi="Courier New" w:cs="Courier New"/>
+                <w:color w:val="FFFFFF"/>
+                <w:sz w:val="20"/>
+                <w:szCs w:val="20"/>
+              </w:rPr>
+              <w:t>/* a multi-line comment is declared like this</w:t>
+            </w:r>
+          </w:p>
+          <w:p>
+            <w:pPr>
+              <w:spacing w:after="0" w:line="240" w:lineRule="auto"/>
+              <w:jc w:val="center"/>
+              <w:rPr>
+                <w:rFonts w:ascii="Times New Roman" w:eastAsia="Times New Roman" w:hAnsi="Times New Roman" w:cs="Times New Roman"/>
+                <w:color w:val="FFFFFF"/>
+                <w:sz w:val="24"/>
+                <w:szCs w:val="24"/>
+              </w:rPr>
+            </w:pPr>
+            <w:r>
+              <w:rPr>
+                <w:rFonts w:ascii="Courier New" w:eastAsia="Times New Roman" w:hAnsi="Courier New" w:cs="Courier New"/>
+                <w:color w:val="FFFFFF"/>
+                <w:sz w:val="20"/>
+                <w:szCs w:val="20"/>
+              </w:rPr>
+              <w:t>and can have multiple lines as a comment */</w:t>
+            </w:r>
+          </w:p>
+          <w:p>
+            <w:pPr>
+              <w:spacing w:after="0" w:line="240" w:lineRule="auto"/>
+              <w:jc w:val="center"/>
+              <w:rPr>
+                <w:rFonts w:ascii="Times New Roman" w:eastAsia="Times New Roman" w:hAnsi="Times New Roman" w:cs="Times New Roman"/>
+                <w:color w:val="FFFFFF"/>
+                <w:sz w:val="24"/>
+                <w:szCs w:val="24"/>
+              </w:rPr>
+            </w:pPr>
+            <w:r>
+              <w:rPr>
+                <w:rFonts w:ascii="Courier New" w:eastAsia="Times New Roman" w:hAnsi="Courier New" w:cs="Courier New"/>
+                <w:color w:val="FFFFFF"/>
+                <w:sz w:val="20"/>
+                <w:szCs w:val="20"/>
+              </w:rPr>
+              <w:t>/** a documentation comment starts with a delimiter and ends with */</w:t>
+            </w:r>
+          </w:p>
+        </w:tc>
+      </w:tr>
+    </w:tbl>
+    <w:p>
+      <w:pPr>
+        <w:pStyle w:val="NormalWeb"/>
+        <w:spacing w:before="0" w:beforeAutospacing="0"/>
+        <w:jc w:val="both"/>
+        <w:rPr>
+          <w:rFonts w:ascii="Arial" w:hAnsi="Arial" w:cs="Arial"/>
+          <w:color w:val="4A4A4A"/>
+        </w:rPr>
+      </w:pPr>
+    </w:p>
+    <w:p>
+      <w:pPr>
+        <w:pStyle w:val="NormalWeb"/>
+        <w:spacing w:before="0" w:beforeAutospacing="0"/>
+        <w:jc w:val="both"/>
+        <w:rPr>
+          <w:rFonts w:ascii="Arial" w:hAnsi="Arial" w:cs="Arial"/>
+          <w:color w:val="4A4A4A"/>
+        </w:rPr>
+      </w:pPr>
+    </w:p>
+    <w:p>
+      <w:pPr>
+        <w:pStyle w:val="Heading2"/>
+        <w:spacing w:before="0" w:beforeAutospacing="0"/>
+        <w:rPr>
+          <w:rFonts w:ascii="Arial" w:hAnsi="Arial" w:cs="Arial"/>
+          <w:b w:val="0"/>
+          <w:bCs w:val="0"/>
+          <w:color w:val="4A4A4A"/>
+        </w:rPr>
+      </w:pPr>
+      <w:r>
+        <w:rPr>
+          <w:rStyle w:val="Strong"/>
+          <w:rFonts w:ascii="Arial" w:hAnsi="Arial" w:cs="Arial"/>
+          <w:b/>
+          <w:bCs/>
+          <w:color w:val="4A4A4A"/>
+        </w:rPr>
+        <w:t>Package Statement</w:t>
+      </w:r>
+      <w:r>
+        <w:rPr>
+          <w:rStyle w:val="Strong"/>
+          <w:rFonts w:ascii="Arial" w:hAnsi="Arial" w:cs="Arial"/>
+          <w:b/>
+          <w:bCs/>
+          <w:color w:val="4A4A4A"/>
+        </w:rPr>
+        <w:t>:</w:t>
+      </w:r>
+    </w:p>
+    <w:p>
+      <w:pPr>
+        <w:pStyle w:val="NormalWeb"/>
+        <w:spacing w:before="0" w:beforeAutospacing="0"/>
+        <w:jc w:val="both"/>
+        <w:rPr>
+          <w:rFonts w:ascii="Arial" w:hAnsi="Arial" w:cs="Arial"/>
+          <w:color w:val="4A4A4A"/>
+        </w:rPr>
+      </w:pPr>
+      <w:r>
+        <w:rPr>
+          <w:rFonts w:ascii="Arial" w:hAnsi="Arial" w:cs="Arial"/>
+          <w:color w:val="4A4A4A"/>
+        </w:rPr>
+        <w:t>There is a provision in Java that allows you to declare your classes in a collection called </w:t>
+      </w:r>
+      <w:r>
+        <w:rPr>
+          <w:rFonts w:ascii="Arial" w:hAnsi="Arial" w:cs="Arial"/>
+          <w:color w:val="4A4A4A"/>
+        </w:rPr>
+        <w:t>package</w:t>
+      </w:r>
+      <w:r>
+        <w:rPr>
+          <w:rFonts w:ascii="Arial" w:hAnsi="Arial" w:cs="Arial"/>
+          <w:color w:val="4A4A4A"/>
+        </w:rPr>
+        <w:t>. There can be only one package statement in a Java program and it has to be at the beginning of the code before any </w:t>
+      </w:r>
+      <w:r>
+        <w:rPr>
+          <w:rFonts w:ascii="Arial" w:hAnsi="Arial" w:cs="Arial"/>
+          <w:color w:val="4A4A4A"/>
+        </w:rPr>
+        <w:t>class</w:t>
+      </w:r>
+      <w:r>
+        <w:rPr>
+          <w:rFonts w:ascii="Arial" w:hAnsi="Arial" w:cs="Arial"/>
+          <w:color w:val="4A4A4A"/>
+        </w:rPr>
+        <w:t> or</w:t>
+      </w:r>
+      <w:r>
+        <w:rPr>
+          <w:rFonts w:ascii="Arial" w:hAnsi="Arial" w:cs="Arial"/>
+          <w:color w:val="4A4A4A"/>
+        </w:rPr>
+        <w:t> interface</w:t>
+      </w:r>
+      <w:r>
+        <w:rPr>
+          <w:rFonts w:ascii="Arial" w:hAnsi="Arial" w:cs="Arial"/>
+          <w:color w:val="4A4A4A"/>
+        </w:rPr>
+        <w:t> declaration. This statement is optional, for example, take a look at the statement below.</w:t>
+      </w:r>
+    </w:p>
+    <w:tbl>
+      <w:tblPr>
+        <w:tblpPr w:leftFromText="180" w:rightFromText="180" w:vertAnchor="text" w:horzAnchor="page" w:tblpX="961" w:tblpY="374"/>
+        <w:tblW w:w="11175" w:type="dxa"/>
+        <w:tblCellMar>
+          <w:left w:w="0" w:type="dxa"/>
+          <w:right w:w="0" w:type="dxa"/>
+        </w:tblCellMar>
+        <w:tblLook w:val="04A0" w:firstRow="1" w:lastRow="0" w:firstColumn="1" w:lastColumn="0" w:noHBand="0" w:noVBand="1"/>
+      </w:tblPr>
+      <w:tblGrid>
+        <w:gridCol w:w="540"/>
+        <w:gridCol w:w="10635"/>
+      </w:tblGrid>
+      <w:tr>
+        <w:tc>
+          <w:tcPr>
+            <w:tcW w:w="0" w:type="auto"/>
+            <w:shd w:val="clear" w:color="auto" w:fill="008DD9"/>
+            <w:vAlign w:val="center"/>
+            <w:hideMark/>
+          </w:tcPr>
+          <w:p>
+            <w:pPr>
+              <w:jc w:val="center"/>
+              <w:rPr>
+                <w:rFonts w:ascii="Times New Roman" w:hAnsi="Times New Roman" w:cs="Times New Roman"/>
+                <w:color w:val="FFFFFF"/>
+              </w:rPr>
+            </w:pPr>
+            <w:r>
+              <w:rPr>
+                <w:color w:val="FFFFFF"/>
+              </w:rPr>
+              <w:t>1</w:t>
+            </w:r>
+          </w:p>
+        </w:tc>
+        <w:tc>
+          <w:tcPr>
+            <w:tcW w:w="10635" w:type="dxa"/>
+            <w:shd w:val="clear" w:color="auto" w:fill="008DD9"/>
+            <w:vAlign w:val="center"/>
+            <w:hideMark/>
+          </w:tcPr>
+          <w:p>
+            <w:pPr>
+              <w:jc w:val="center"/>
+              <w:rPr>
+                <w:color w:val="FFFFFF"/>
+              </w:rPr>
+            </w:pPr>
+            <w:r>
+              <w:rPr>
+                <w:rStyle w:val="HTMLCode"/>
+                <w:rFonts w:eastAsiaTheme="minorHAnsi"/>
+                <w:color w:val="FFFFFF"/>
+              </w:rPr>
+              <w:t>package</w:t>
+            </w:r>
+            <w:r>
+              <w:rPr>
+                <w:color w:val="FFFFFF"/>
+              </w:rPr>
+              <w:t xml:space="preserve"> </w:t>
+            </w:r>
+            <w:r>
+              <w:rPr>
+                <w:rStyle w:val="HTMLCode"/>
+                <w:rFonts w:eastAsiaTheme="minorHAnsi"/>
+                <w:color w:val="FFFFFF"/>
+              </w:rPr>
+              <w:t>student;</w:t>
+            </w:r>
+          </w:p>
+        </w:tc>
+      </w:tr>
+    </w:tbl>
+    <w:p>
+      <w:pPr>
+        <w:pStyle w:val="NormalWeb"/>
+        <w:spacing w:before="0" w:beforeAutospacing="0"/>
+        <w:jc w:val="both"/>
+        <w:rPr>
+          <w:rFonts w:ascii="Arial" w:hAnsi="Arial" w:cs="Arial"/>
+          <w:color w:val="4A4A4A"/>
+        </w:rPr>
+      </w:pPr>
+    </w:p>
+    <w:p>
+      <w:pPr>
+        <w:pStyle w:val="NormalWeb"/>
+        <w:spacing w:before="0" w:beforeAutospacing="0"/>
+        <w:jc w:val="both"/>
+        <w:rPr>
+          <w:rFonts w:ascii="Arial" w:hAnsi="Arial" w:cs="Arial"/>
+          <w:color w:val="4A4A4A"/>
+        </w:rPr>
+      </w:pPr>
+    </w:p>
+    <w:p>
+      <w:pPr>
+        <w:pStyle w:val="NormalWeb"/>
+        <w:spacing w:before="0" w:beforeAutospacing="0"/>
+        <w:jc w:val="both"/>
+        <w:rPr>
+          <w:rFonts w:ascii="Arial" w:hAnsi="Arial" w:cs="Arial"/>
+          <w:color w:val="4A4A4A"/>
+        </w:rPr>
+      </w:pPr>
+      <w:r>
+        <w:rPr>
+          <w:rFonts w:ascii="Arial" w:hAnsi="Arial" w:cs="Arial"/>
+          <w:color w:val="4A4A4A"/>
+        </w:rPr>
+        <w:t>This statement declares that all the classes and interfaces defined in this source file are a part of the student package. And only one package can be declared in the source file.</w:t>
+      </w:r>
+    </w:p>
+    <w:p>
+      <w:pPr>
+        <w:pStyle w:val="NormalWeb"/>
+        <w:spacing w:before="0" w:beforeAutospacing="0"/>
+        <w:jc w:val="both"/>
+        <w:rPr>
+          <w:rFonts w:ascii="Arial" w:hAnsi="Arial" w:cs="Arial"/>
+          <w:color w:val="4A4A4A"/>
+        </w:rPr>
+      </w:pPr>
+    </w:p>
+    <w:p>
+      <w:pPr>
+        <w:pStyle w:val="Heading2"/>
+        <w:spacing w:before="0" w:beforeAutospacing="0"/>
+        <w:rPr>
+          <w:rFonts w:ascii="Arial" w:hAnsi="Arial" w:cs="Arial"/>
+          <w:b w:val="0"/>
+          <w:bCs w:val="0"/>
+          <w:color w:val="4A4A4A"/>
+        </w:rPr>
+      </w:pPr>
+      <w:r>
+        <w:rPr>
+          <w:rStyle w:val="Strong"/>
+          <w:rFonts w:ascii="Arial" w:hAnsi="Arial" w:cs="Arial"/>
+          <w:b/>
+          <w:bCs/>
+          <w:color w:val="4A4A4A"/>
+        </w:rPr>
+        <w:lastRenderedPageBreak/>
+        <w:t>Import Statement</w:t>
+      </w:r>
+      <w:r>
+        <w:rPr>
+          <w:rStyle w:val="Strong"/>
+          <w:rFonts w:ascii="Arial" w:hAnsi="Arial" w:cs="Arial"/>
+          <w:b/>
+          <w:bCs/>
+          <w:color w:val="4A4A4A"/>
+        </w:rPr>
+        <w:t>:</w:t>
+      </w:r>
+    </w:p>
+    <w:p>
+      <w:pPr>
+        <w:pStyle w:val="NormalWeb"/>
+        <w:spacing w:before="0" w:beforeAutospacing="0"/>
+        <w:jc w:val="both"/>
+        <w:rPr>
+          <w:rFonts w:ascii="Arial" w:hAnsi="Arial" w:cs="Arial"/>
+          <w:color w:val="4A4A4A"/>
+        </w:rPr>
+      </w:pPr>
+    </w:p>
+    <w:p>
+      <w:pPr>
+        <w:pStyle w:val="NormalWeb"/>
+        <w:spacing w:before="0" w:beforeAutospacing="0"/>
+        <w:jc w:val="both"/>
+        <w:rPr>
+          <w:rFonts w:ascii="Arial" w:hAnsi="Arial" w:cs="Arial"/>
+          <w:color w:val="4A4A4A"/>
+        </w:rPr>
+      </w:pPr>
+      <w:r>
+        <w:rPr>
+          <w:rFonts w:ascii="Arial" w:hAnsi="Arial" w:cs="Arial"/>
+          <w:color w:val="4A4A4A"/>
+        </w:rPr>
+        <w:t>Many predefined classes are stored in </w:t>
+      </w:r>
+      <w:r>
+        <w:rPr>
+          <w:rFonts w:ascii="Arial" w:hAnsi="Arial" w:cs="Arial"/>
+          <w:color w:val="4A4A4A"/>
+        </w:rPr>
+        <w:t>packages in Java</w:t>
+      </w:r>
+      <w:r>
+        <w:rPr>
+          <w:rFonts w:ascii="Arial" w:hAnsi="Arial" w:cs="Arial"/>
+          <w:color w:val="4A4A4A"/>
+        </w:rPr>
+        <w:t>, an import statement is used to refer to the classes stored in other packages. An import statement is always written after the package statement but it has to be before any class declaration.</w:t>
+      </w:r>
+    </w:p>
+    <w:p>
+      <w:pPr>
+        <w:pStyle w:val="NormalWeb"/>
+        <w:spacing w:before="0" w:beforeAutospacing="0"/>
+        <w:jc w:val="both"/>
+        <w:rPr>
+          <w:rFonts w:ascii="Arial" w:hAnsi="Arial" w:cs="Arial"/>
+          <w:color w:val="4A4A4A"/>
+        </w:rPr>
+      </w:pPr>
+    </w:p>
+    <w:tbl>
+      <w:tblPr>
+        <w:tblpPr w:leftFromText="180" w:rightFromText="180" w:vertAnchor="text" w:horzAnchor="margin" w:tblpXSpec="center" w:tblpY="78"/>
+        <w:tblW w:w="11190" w:type="dxa"/>
+        <w:tblCellMar>
+          <w:left w:w="0" w:type="dxa"/>
+          <w:right w:w="0" w:type="dxa"/>
+        </w:tblCellMar>
+        <w:tblLook w:val="04A0" w:firstRow="1" w:lastRow="0" w:firstColumn="1" w:lastColumn="0" w:noHBand="0" w:noVBand="1"/>
+      </w:tblPr>
+      <w:tblGrid>
+        <w:gridCol w:w="540"/>
+        <w:gridCol w:w="10650"/>
+      </w:tblGrid>
+      <w:tr>
+        <w:tc>
+          <w:tcPr>
+            <w:tcW w:w="0" w:type="auto"/>
+            <w:shd w:val="clear" w:color="auto" w:fill="008DD9"/>
+            <w:vAlign w:val="center"/>
+            <w:hideMark/>
+          </w:tcPr>
+          <w:p>
+            <w:pPr>
+              <w:jc w:val="center"/>
+              <w:rPr>
+                <w:rFonts w:ascii="Times New Roman" w:hAnsi="Times New Roman" w:cs="Times New Roman"/>
+                <w:color w:val="FFFFFF"/>
+              </w:rPr>
+            </w:pPr>
+            <w:r>
+              <w:rPr>
+                <w:color w:val="FFFFFF"/>
+              </w:rPr>
+              <w:t>1</w:t>
+            </w:r>
+          </w:p>
+          <w:p>
+            <w:pPr>
+              <w:jc w:val="center"/>
+              <w:rPr>
+                <w:color w:val="FFFFFF"/>
+              </w:rPr>
+            </w:pPr>
+            <w:r>
+              <w:rPr>
+                <w:color w:val="FFFFFF"/>
+              </w:rPr>
+              <w:t>2</w:t>
+            </w:r>
+          </w:p>
+        </w:tc>
+        <w:tc>
+          <w:tcPr>
+            <w:tcW w:w="10650" w:type="dxa"/>
+            <w:shd w:val="clear" w:color="auto" w:fill="008DD9"/>
+            <w:vAlign w:val="center"/>
+            <w:hideMark/>
+          </w:tcPr>
+          <w:p>
+            <w:pPr>
+              <w:jc w:val="center"/>
+              <w:rPr>
+                <w:color w:val="FFFFFF"/>
+              </w:rPr>
+            </w:pPr>
+            <w:r>
+              <w:rPr>
+                <w:rStyle w:val="HTMLCode"/>
+                <w:rFonts w:eastAsiaTheme="minorHAnsi"/>
+                <w:color w:val="FFFFFF"/>
+              </w:rPr>
+              <w:t>import</w:t>
+            </w:r>
+            <w:r>
+              <w:rPr>
+                <w:color w:val="FFFFFF"/>
+              </w:rPr>
+              <w:t xml:space="preserve"> </w:t>
+            </w:r>
+            <w:proofErr w:type="spellStart"/>
+            <w:proofErr w:type="gramStart"/>
+            <w:r>
+              <w:rPr>
+                <w:rStyle w:val="HTMLCode"/>
+                <w:rFonts w:eastAsiaTheme="minorHAnsi"/>
+                <w:color w:val="FFFFFF"/>
+              </w:rPr>
+              <w:t>java.util</w:t>
+            </w:r>
+            <w:proofErr w:type="gramEnd"/>
+            <w:r>
+              <w:rPr>
+                <w:rStyle w:val="HTMLCode"/>
+                <w:rFonts w:eastAsiaTheme="minorHAnsi"/>
+                <w:color w:val="FFFFFF"/>
+              </w:rPr>
+              <w:t>.Date</w:t>
+            </w:r>
+            <w:proofErr w:type="spellEnd"/>
+            <w:r>
+              <w:rPr>
+                <w:rStyle w:val="HTMLCode"/>
+                <w:rFonts w:eastAsiaTheme="minorHAnsi"/>
+                <w:color w:val="FFFFFF"/>
+              </w:rPr>
+              <w:t>; //imports the date class</w:t>
+            </w:r>
+          </w:p>
+          <w:p>
+            <w:pPr>
+              <w:jc w:val="center"/>
+              <w:rPr>
+                <w:color w:val="FFFFFF"/>
+              </w:rPr>
+            </w:pPr>
+            <w:r>
+              <w:rPr>
+                <w:rStyle w:val="HTMLCode"/>
+                <w:rFonts w:eastAsiaTheme="minorHAnsi"/>
+                <w:color w:val="FFFFFF"/>
+              </w:rPr>
+              <w:t>import</w:t>
+            </w:r>
+            <w:r>
+              <w:rPr>
+                <w:color w:val="FFFFFF"/>
+              </w:rPr>
+              <w:t xml:space="preserve"> </w:t>
+            </w:r>
+            <w:proofErr w:type="spellStart"/>
+            <w:proofErr w:type="gramStart"/>
+            <w:r>
+              <w:rPr>
+                <w:rStyle w:val="HTMLCode"/>
+                <w:rFonts w:eastAsiaTheme="minorHAnsi"/>
+                <w:color w:val="FFFFFF"/>
+              </w:rPr>
+              <w:t>java.applet</w:t>
+            </w:r>
+            <w:proofErr w:type="spellEnd"/>
+            <w:proofErr w:type="gramEnd"/>
+            <w:r>
+              <w:rPr>
+                <w:rStyle w:val="HTMLCode"/>
+                <w:rFonts w:eastAsiaTheme="minorHAnsi"/>
+                <w:color w:val="FFFFFF"/>
+              </w:rPr>
+              <w:t>.*;  //imports all the classes from the java applet package</w:t>
+            </w:r>
+          </w:p>
+        </w:tc>
+      </w:tr>
+    </w:tbl>
+    <w:p>
+      <w:pPr>
+        <w:pStyle w:val="NormalWeb"/>
+        <w:spacing w:before="0" w:beforeAutospacing="0"/>
+        <w:jc w:val="both"/>
+        <w:rPr>
+          <w:rFonts w:ascii="Arial" w:hAnsi="Arial" w:cs="Arial"/>
+          <w:color w:val="4A4A4A"/>
+        </w:rPr>
+      </w:pPr>
+    </w:p>
+    <w:p>
+      <w:pPr>
+        <w:pStyle w:val="NormalWeb"/>
+        <w:spacing w:before="0" w:beforeAutospacing="0"/>
+        <w:jc w:val="both"/>
+        <w:rPr>
+          <w:rFonts w:ascii="Arial" w:hAnsi="Arial" w:cs="Arial"/>
+          <w:color w:val="4A4A4A"/>
+        </w:rPr>
+      </w:pPr>
+    </w:p>
+    <w:p>
+      <w:pPr>
+        <w:pStyle w:val="NormalWeb"/>
+        <w:spacing w:before="0" w:beforeAutospacing="0"/>
+        <w:jc w:val="both"/>
+        <w:rPr>
+          <w:rFonts w:ascii="Arial" w:hAnsi="Arial" w:cs="Arial"/>
+          <w:color w:val="4A4A4A"/>
+        </w:rPr>
+      </w:pPr>
+      <w:r>
+        <w:rPr>
+          <w:rFonts w:ascii="Arial" w:hAnsi="Arial" w:cs="Arial"/>
+          <w:color w:val="4A4A4A"/>
+        </w:rPr>
+        <w:t>We can import a specific class or classes in an import statement. Take a look at the example to understand how import statement works in Java.</w:t>
+      </w:r>
+    </w:p>
+    <w:p>
+      <w:pPr>
+        <w:pStyle w:val="NormalWeb"/>
+        <w:spacing w:before="0" w:beforeAutospacing="0"/>
+        <w:jc w:val="both"/>
+        <w:rPr>
+          <w:rFonts w:ascii="Arial" w:hAnsi="Arial" w:cs="Arial"/>
+          <w:color w:val="4A4A4A"/>
+        </w:rPr>
+      </w:pPr>
+    </w:p>
+    <w:p>
+      <w:pPr>
+        <w:pStyle w:val="NormalWeb"/>
+        <w:spacing w:before="0" w:beforeAutospacing="0"/>
+        <w:jc w:val="both"/>
+        <w:rPr>
+          <w:rFonts w:ascii="Arial" w:hAnsi="Arial" w:cs="Arial"/>
+          <w:color w:val="4A4A4A"/>
+        </w:rPr>
+      </w:pPr>
+    </w:p>
+    <w:p>
+      <w:pPr>
+        <w:pStyle w:val="Heading2"/>
+        <w:spacing w:before="0" w:beforeAutospacing="0"/>
+        <w:rPr>
+          <w:rFonts w:ascii="Arial" w:hAnsi="Arial" w:cs="Arial"/>
+          <w:b w:val="0"/>
+          <w:bCs w:val="0"/>
+          <w:color w:val="4A4A4A"/>
+        </w:rPr>
+      </w:pPr>
+      <w:r>
+        <w:rPr>
+          <w:rStyle w:val="Strong"/>
+          <w:rFonts w:ascii="Arial" w:hAnsi="Arial" w:cs="Arial"/>
+          <w:b/>
+          <w:bCs/>
+          <w:color w:val="4A4A4A"/>
+        </w:rPr>
+        <w:t>Interface Section</w:t>
+      </w:r>
+      <w:r>
+        <w:rPr>
+          <w:rStyle w:val="Strong"/>
+          <w:rFonts w:ascii="Arial" w:hAnsi="Arial" w:cs="Arial"/>
+          <w:b/>
+          <w:bCs/>
+          <w:color w:val="4A4A4A"/>
+        </w:rPr>
+        <w:t>:</w:t>
+      </w:r>
+    </w:p>
+    <w:p>
+      <w:pPr>
+        <w:pStyle w:val="NormalWeb"/>
+        <w:spacing w:before="0" w:beforeAutospacing="0"/>
+        <w:jc w:val="both"/>
+        <w:rPr>
+          <w:rFonts w:ascii="Arial" w:hAnsi="Arial" w:cs="Arial"/>
+          <w:color w:val="4A4A4A"/>
+        </w:rPr>
+      </w:pPr>
+      <w:r>
+        <w:rPr>
+          <w:rFonts w:ascii="Arial" w:hAnsi="Arial" w:cs="Arial"/>
+          <w:color w:val="4A4A4A"/>
+        </w:rPr>
+        <w:t>This section is used to specify an </w:t>
+      </w:r>
+      <w:r>
+        <w:rPr>
+          <w:rFonts w:ascii="Arial" w:hAnsi="Arial" w:cs="Arial"/>
+          <w:color w:val="4A4A4A"/>
+        </w:rPr>
+        <w:t>interface in Java</w:t>
+      </w:r>
+      <w:r>
+        <w:rPr>
+          <w:rFonts w:ascii="Arial" w:hAnsi="Arial" w:cs="Arial"/>
+          <w:color w:val="4A4A4A"/>
+        </w:rPr>
+        <w:t>. It is an optional section which is mainly used to implement multiple </w:t>
+      </w:r>
+      <w:r>
+        <w:rPr>
+          <w:rFonts w:ascii="Arial" w:hAnsi="Arial" w:cs="Arial"/>
+          <w:color w:val="4A4A4A"/>
+        </w:rPr>
+        <w:t>inheritance in Java</w:t>
+      </w:r>
+      <w:r>
+        <w:rPr>
+          <w:rFonts w:ascii="Arial" w:hAnsi="Arial" w:cs="Arial"/>
+          <w:color w:val="4A4A4A"/>
+        </w:rPr>
+        <w:t>. An interface is a lot similar to a class in Java but it contains only constants and </w:t>
+      </w:r>
+      <w:r>
+        <w:rPr>
+          <w:rFonts w:ascii="Arial" w:hAnsi="Arial" w:cs="Arial"/>
+          <w:color w:val="4A4A4A"/>
+        </w:rPr>
+        <w:t>method</w:t>
+      </w:r>
+      <w:r>
+        <w:rPr>
+          <w:rFonts w:ascii="Arial" w:hAnsi="Arial" w:cs="Arial"/>
+          <w:color w:val="4A4A4A"/>
+        </w:rPr>
+        <w:t> declarations.</w:t>
+      </w:r>
+    </w:p>
+    <w:p>
+      <w:pPr>
+        <w:pStyle w:val="NormalWeb"/>
+        <w:spacing w:before="0" w:beforeAutospacing="0"/>
+        <w:jc w:val="both"/>
+        <w:rPr>
+          <w:rFonts w:ascii="Arial" w:hAnsi="Arial" w:cs="Arial"/>
+          <w:color w:val="4A4A4A"/>
+        </w:rPr>
+      </w:pPr>
+    </w:p>
+    <w:p>
+      <w:pPr>
+        <w:pStyle w:val="NormalWeb"/>
+        <w:spacing w:before="0" w:beforeAutospacing="0"/>
+        <w:jc w:val="both"/>
+        <w:rPr>
+          <w:rFonts w:ascii="Arial" w:hAnsi="Arial" w:cs="Arial"/>
+          <w:color w:val="4A4A4A"/>
+        </w:rPr>
+      </w:pPr>
+      <w:r>
+        <w:rPr>
+          <w:rFonts w:ascii="Arial" w:hAnsi="Arial" w:cs="Arial"/>
+          <w:color w:val="4A4A4A"/>
+        </w:rPr>
+        <w:t>An interface cannot be instantiated but it can be implemented by classes or extended by other interfaces.</w:t>
+      </w:r>
+    </w:p>
+    <w:tbl>
+      <w:tblPr>
+        <w:tblpPr w:leftFromText="180" w:rightFromText="180" w:vertAnchor="text" w:horzAnchor="page" w:tblpX="976" w:tblpY="409"/>
+        <w:tblW w:w="11175" w:type="dxa"/>
+        <w:tblCellMar>
+          <w:left w:w="0" w:type="dxa"/>
+          <w:right w:w="0" w:type="dxa"/>
+        </w:tblCellMar>
+        <w:tblLook w:val="04A0" w:firstRow="1" w:lastRow="0" w:firstColumn="1" w:lastColumn="0" w:noHBand="0" w:noVBand="1"/>
+      </w:tblPr>
+      <w:tblGrid>
+        <w:gridCol w:w="540"/>
+        <w:gridCol w:w="10635"/>
+      </w:tblGrid>
+      <w:tr>
+        <w:tc>
+          <w:tcPr>
+            <w:tcW w:w="0" w:type="auto"/>
+            <w:shd w:val="clear" w:color="auto" w:fill="008DD9"/>
+            <w:vAlign w:val="center"/>
+            <w:hideMark/>
+          </w:tcPr>
+          <w:p>
+            <w:pPr>
+              <w:spacing w:after="0" w:line="240" w:lineRule="auto"/>
+              <w:jc w:val="center"/>
+              <w:rPr>
+                <w:rFonts w:ascii="Times New Roman" w:eastAsia="Times New Roman" w:hAnsi="Times New Roman" w:cs="Times New Roman"/>
+                <w:color w:val="FFFFFF"/>
+                <w:sz w:val="24"/>
+                <w:szCs w:val="24"/>
+              </w:rPr>
+            </w:pPr>
+            <w:r>
+              <w:rPr>
+                <w:rFonts w:ascii="Times New Roman" w:eastAsia="Times New Roman" w:hAnsi="Times New Roman" w:cs="Times New Roman"/>
+                <w:color w:val="FFFFFF"/>
+                <w:sz w:val="24"/>
+                <w:szCs w:val="24"/>
+              </w:rPr>
+              <w:t>1</w:t>
+            </w:r>
+          </w:p>
+          <w:p>
+            <w:pPr>
+              <w:spacing w:after="0" w:line="240" w:lineRule="auto"/>
+              <w:jc w:val="center"/>
+              <w:rPr>
+                <w:rFonts w:ascii="Times New Roman" w:eastAsia="Times New Roman" w:hAnsi="Times New Roman" w:cs="Times New Roman"/>
+                <w:color w:val="FFFFFF"/>
+                <w:sz w:val="24"/>
+                <w:szCs w:val="24"/>
+              </w:rPr>
+            </w:pPr>
+            <w:r>
+              <w:rPr>
+                <w:rFonts w:ascii="Times New Roman" w:eastAsia="Times New Roman" w:hAnsi="Times New Roman" w:cs="Times New Roman"/>
+                <w:color w:val="FFFFFF"/>
+                <w:sz w:val="24"/>
+                <w:szCs w:val="24"/>
+              </w:rPr>
+              <w:t>2</w:t>
+            </w:r>
+          </w:p>
+          <w:p>
+            <w:pPr>
+              <w:spacing w:after="0" w:line="240" w:lineRule="auto"/>
+              <w:jc w:val="center"/>
+              <w:rPr>
+                <w:rFonts w:ascii="Times New Roman" w:eastAsia="Times New Roman" w:hAnsi="Times New Roman" w:cs="Times New Roman"/>
+                <w:color w:val="FFFFFF"/>
+                <w:sz w:val="24"/>
+                <w:szCs w:val="24"/>
+              </w:rPr>
+            </w:pPr>
+            <w:r>
+              <w:rPr>
+                <w:rFonts w:ascii="Times New Roman" w:eastAsia="Times New Roman" w:hAnsi="Times New Roman" w:cs="Times New Roman"/>
+                <w:color w:val="FFFFFF"/>
+                <w:sz w:val="24"/>
+                <w:szCs w:val="24"/>
+              </w:rPr>
+              <w:t>3</w:t>
+            </w:r>
+          </w:p>
+          <w:p>
+            <w:pPr>
+              <w:spacing w:after="0" w:line="240" w:lineRule="auto"/>
+              <w:jc w:val="center"/>
+              <w:rPr>
+                <w:rFonts w:ascii="Times New Roman" w:eastAsia="Times New Roman" w:hAnsi="Times New Roman" w:cs="Times New Roman"/>
+                <w:color w:val="FFFFFF"/>
+                <w:sz w:val="24"/>
+                <w:szCs w:val="24"/>
+              </w:rPr>
+            </w:pPr>
+            <w:r>
+              <w:rPr>
+                <w:rFonts w:ascii="Times New Roman" w:eastAsia="Times New Roman" w:hAnsi="Times New Roman" w:cs="Times New Roman"/>
+                <w:color w:val="FFFFFF"/>
+                <w:sz w:val="24"/>
+                <w:szCs w:val="24"/>
+              </w:rPr>
+              <w:t>4</w:t>
+            </w:r>
+          </w:p>
+        </w:tc>
+        <w:tc>
+          <w:tcPr>
+            <w:tcW w:w="10635" w:type="dxa"/>
+            <w:shd w:val="clear" w:color="auto" w:fill="008DD9"/>
+            <w:vAlign w:val="center"/>
+            <w:hideMark/>
+          </w:tcPr>
+          <w:p>
+            <w:pPr>
+              <w:spacing w:after="0" w:line="240" w:lineRule="auto"/>
+              <w:jc w:val="center"/>
+              <w:rPr>
+                <w:rFonts w:ascii="Times New Roman" w:eastAsia="Times New Roman" w:hAnsi="Times New Roman" w:cs="Times New Roman"/>
+                <w:color w:val="FFFFFF"/>
+                <w:sz w:val="24"/>
+                <w:szCs w:val="24"/>
+              </w:rPr>
+            </w:pPr>
+            <w:r>
+              <w:rPr>
+                <w:rFonts w:ascii="Courier New" w:eastAsia="Times New Roman" w:hAnsi="Courier New" w:cs="Courier New"/>
+                <w:color w:val="FFFFFF"/>
+                <w:sz w:val="20"/>
+                <w:szCs w:val="20"/>
+              </w:rPr>
+              <w:t>interface</w:t>
+            </w:r>
+            <w:r>
+              <w:rPr>
+                <w:rFonts w:ascii="Times New Roman" w:eastAsia="Times New Roman" w:hAnsi="Times New Roman" w:cs="Times New Roman"/>
+                <w:color w:val="FFFFFF"/>
+                <w:sz w:val="24"/>
+                <w:szCs w:val="24"/>
+              </w:rPr>
+              <w:t xml:space="preserve"> </w:t>
+            </w:r>
+            <w:proofErr w:type="gramStart"/>
+            <w:r>
+              <w:rPr>
+                <w:rFonts w:ascii="Courier New" w:eastAsia="Times New Roman" w:hAnsi="Courier New" w:cs="Courier New"/>
+                <w:color w:val="FFFFFF"/>
+                <w:sz w:val="20"/>
+                <w:szCs w:val="20"/>
+              </w:rPr>
+              <w:t>stack{</w:t>
+            </w:r>
+            <w:proofErr w:type="gramEnd"/>
+          </w:p>
+          <w:p>
+            <w:pPr>
+              <w:spacing w:after="0" w:line="240" w:lineRule="auto"/>
+              <w:jc w:val="center"/>
+              <w:rPr>
+                <w:rFonts w:ascii="Times New Roman" w:eastAsia="Times New Roman" w:hAnsi="Times New Roman" w:cs="Times New Roman"/>
+                <w:color w:val="FFFFFF"/>
+                <w:sz w:val="24"/>
+                <w:szCs w:val="24"/>
+              </w:rPr>
+            </w:pPr>
+            <w:r>
+              <w:rPr>
+                <w:rFonts w:ascii="Courier New" w:eastAsia="Times New Roman" w:hAnsi="Courier New" w:cs="Courier New"/>
+                <w:color w:val="FFFFFF"/>
+                <w:sz w:val="20"/>
+                <w:szCs w:val="20"/>
+              </w:rPr>
+              <w:t>void</w:t>
+            </w:r>
+            <w:r>
+              <w:rPr>
+                <w:rFonts w:ascii="Times New Roman" w:eastAsia="Times New Roman" w:hAnsi="Times New Roman" w:cs="Times New Roman"/>
+                <w:color w:val="FFFFFF"/>
+                <w:sz w:val="24"/>
+                <w:szCs w:val="24"/>
+              </w:rPr>
+              <w:t xml:space="preserve"> </w:t>
+            </w:r>
+            <w:proofErr w:type="gramStart"/>
+            <w:r>
+              <w:rPr>
+                <w:rFonts w:ascii="Courier New" w:eastAsia="Times New Roman" w:hAnsi="Courier New" w:cs="Courier New"/>
+                <w:color w:val="FFFFFF"/>
+                <w:sz w:val="20"/>
+                <w:szCs w:val="20"/>
+              </w:rPr>
+              <w:t>push(</w:t>
+            </w:r>
+            <w:proofErr w:type="gramEnd"/>
+            <w:r>
+              <w:rPr>
+                <w:rFonts w:ascii="Courier New" w:eastAsia="Times New Roman" w:hAnsi="Courier New" w:cs="Courier New"/>
+                <w:color w:val="FFFFFF"/>
+                <w:sz w:val="20"/>
+                <w:szCs w:val="20"/>
+              </w:rPr>
+              <w:t>int</w:t>
+            </w:r>
+            <w:r>
+              <w:rPr>
+                <w:rFonts w:ascii="Times New Roman" w:eastAsia="Times New Roman" w:hAnsi="Times New Roman" w:cs="Times New Roman"/>
+                <w:color w:val="FFFFFF"/>
+                <w:sz w:val="24"/>
+                <w:szCs w:val="24"/>
+              </w:rPr>
+              <w:t xml:space="preserve"> </w:t>
+            </w:r>
+            <w:r>
+              <w:rPr>
+                <w:rFonts w:ascii="Courier New" w:eastAsia="Times New Roman" w:hAnsi="Courier New" w:cs="Courier New"/>
+                <w:color w:val="FFFFFF"/>
+                <w:sz w:val="20"/>
+                <w:szCs w:val="20"/>
+              </w:rPr>
+              <w:t>item);</w:t>
+            </w:r>
+          </w:p>
+          <w:p>
+            <w:pPr>
+              <w:spacing w:after="0" w:line="240" w:lineRule="auto"/>
+              <w:jc w:val="center"/>
+              <w:rPr>
+                <w:rFonts w:ascii="Times New Roman" w:eastAsia="Times New Roman" w:hAnsi="Times New Roman" w:cs="Times New Roman"/>
+                <w:color w:val="FFFFFF"/>
+                <w:sz w:val="24"/>
+                <w:szCs w:val="24"/>
+              </w:rPr>
+            </w:pPr>
+            <w:r>
+              <w:rPr>
+                <w:rFonts w:ascii="Courier New" w:eastAsia="Times New Roman" w:hAnsi="Courier New" w:cs="Courier New"/>
+                <w:color w:val="FFFFFF"/>
+                <w:sz w:val="20"/>
+                <w:szCs w:val="20"/>
+              </w:rPr>
+              <w:t>void</w:t>
+            </w:r>
+            <w:r>
+              <w:rPr>
+                <w:rFonts w:ascii="Times New Roman" w:eastAsia="Times New Roman" w:hAnsi="Times New Roman" w:cs="Times New Roman"/>
+                <w:color w:val="FFFFFF"/>
+                <w:sz w:val="24"/>
+                <w:szCs w:val="24"/>
+              </w:rPr>
+              <w:t xml:space="preserve"> </w:t>
+            </w:r>
+            <w:proofErr w:type="gramStart"/>
+            <w:r>
+              <w:rPr>
+                <w:rFonts w:ascii="Courier New" w:eastAsia="Times New Roman" w:hAnsi="Courier New" w:cs="Courier New"/>
+                <w:color w:val="FFFFFF"/>
+                <w:sz w:val="20"/>
+                <w:szCs w:val="20"/>
+              </w:rPr>
+              <w:t>pop(</w:t>
+            </w:r>
+            <w:proofErr w:type="gramEnd"/>
+            <w:r>
+              <w:rPr>
+                <w:rFonts w:ascii="Courier New" w:eastAsia="Times New Roman" w:hAnsi="Courier New" w:cs="Courier New"/>
+                <w:color w:val="FFFFFF"/>
+                <w:sz w:val="20"/>
+                <w:szCs w:val="20"/>
+              </w:rPr>
+              <w:t>);</w:t>
+            </w:r>
+          </w:p>
+          <w:p>
+            <w:pPr>
+              <w:spacing w:after="0" w:line="240" w:lineRule="auto"/>
+              <w:jc w:val="center"/>
+              <w:rPr>
+                <w:rFonts w:ascii="Times New Roman" w:eastAsia="Times New Roman" w:hAnsi="Times New Roman" w:cs="Times New Roman"/>
+                <w:color w:val="FFFFFF"/>
+                <w:sz w:val="24"/>
+                <w:szCs w:val="24"/>
+              </w:rPr>
+            </w:pPr>
+            <w:r>
+              <w:rPr>
+                <w:rFonts w:ascii="Courier New" w:eastAsia="Times New Roman" w:hAnsi="Courier New" w:cs="Courier New"/>
+                <w:color w:val="FFFFFF"/>
+                <w:sz w:val="20"/>
+                <w:szCs w:val="20"/>
+              </w:rPr>
+              <w:t>}</w:t>
+            </w:r>
+          </w:p>
+        </w:tc>
+      </w:tr>
+    </w:tbl>
+    <w:p>
+      <w:pPr>
+        <w:pStyle w:val="NormalWeb"/>
+        <w:spacing w:before="0" w:beforeAutospacing="0"/>
+        <w:jc w:val="both"/>
+        <w:rPr>
+          <w:rFonts w:ascii="Arial" w:hAnsi="Arial" w:cs="Arial"/>
+          <w:color w:val="4A4A4A"/>
+        </w:rPr>
+      </w:pPr>
+    </w:p>
+    <w:p>
+      <w:pPr>
+        <w:pStyle w:val="NormalWeb"/>
+        <w:spacing w:before="0" w:beforeAutospacing="0"/>
+        <w:jc w:val="both"/>
+        <w:rPr>
+          <w:rFonts w:ascii="Arial" w:hAnsi="Arial" w:cs="Arial"/>
+          <w:color w:val="4A4A4A"/>
+        </w:rPr>
+      </w:pPr>
+    </w:p>
+    <w:p>
+      <w:pPr>
+        <w:pStyle w:val="NormalWeb"/>
+        <w:spacing w:before="0" w:beforeAutospacing="0"/>
+        <w:jc w:val="both"/>
+        <w:rPr>
+          <w:rFonts w:ascii="Arial" w:hAnsi="Arial" w:cs="Arial"/>
+          <w:color w:val="4A4A4A"/>
+        </w:rPr>
+      </w:pPr>
+    </w:p>
+    <w:p>
+      <w:pPr>
+        <w:pStyle w:val="Heading2"/>
+        <w:spacing w:before="0" w:beforeAutospacing="0"/>
+        <w:rPr>
+          <w:rFonts w:ascii="Arial" w:hAnsi="Arial" w:cs="Arial"/>
+          <w:b w:val="0"/>
+          <w:bCs w:val="0"/>
+          <w:color w:val="4A4A4A"/>
+        </w:rPr>
+      </w:pPr>
+      <w:r>
+        <w:rPr>
+          <w:rStyle w:val="Strong"/>
+          <w:rFonts w:ascii="Arial" w:hAnsi="Arial" w:cs="Arial"/>
+          <w:b/>
+          <w:bCs/>
+          <w:color w:val="4A4A4A"/>
+        </w:rPr>
+        <w:lastRenderedPageBreak/>
+        <w:t>Class Definition</w:t>
+      </w:r>
+      <w:r>
+        <w:rPr>
+          <w:rStyle w:val="Strong"/>
+          <w:rFonts w:ascii="Arial" w:hAnsi="Arial" w:cs="Arial"/>
+          <w:b/>
+          <w:bCs/>
+          <w:color w:val="4A4A4A"/>
+        </w:rPr>
+        <w:t>:</w:t>
+      </w:r>
+    </w:p>
+    <w:p>
+      <w:pPr>
+        <w:pStyle w:val="NormalWeb"/>
+        <w:spacing w:before="0" w:beforeAutospacing="0"/>
+        <w:jc w:val="both"/>
+        <w:rPr>
+          <w:rFonts w:ascii="Arial" w:hAnsi="Arial" w:cs="Arial"/>
+          <w:color w:val="4A4A4A"/>
+        </w:rPr>
+      </w:pPr>
+      <w:r>
+        <w:rPr>
+          <w:rFonts w:ascii="Arial" w:hAnsi="Arial" w:cs="Arial"/>
+          <w:color w:val="4A4A4A"/>
+        </w:rPr>
+        <w:t>A Java program may contain several </w:t>
+      </w:r>
+      <w:r>
+        <w:rPr>
+          <w:rFonts w:ascii="Arial" w:hAnsi="Arial" w:cs="Arial"/>
+          <w:color w:val="4A4A4A"/>
+        </w:rPr>
+        <w:t>class</w:t>
+      </w:r>
+      <w:r>
+        <w:rPr>
+          <w:rFonts w:ascii="Arial" w:hAnsi="Arial" w:cs="Arial"/>
+          <w:color w:val="4A4A4A"/>
+        </w:rPr>
+        <w:t> definitions, classes are an essential part of any </w:t>
+      </w:r>
+      <w:r>
+        <w:rPr>
+          <w:rFonts w:ascii="Arial" w:hAnsi="Arial" w:cs="Arial"/>
+          <w:color w:val="4A4A4A"/>
+        </w:rPr>
+        <w:t>Java program</w:t>
+      </w:r>
+      <w:r>
+        <w:rPr>
+          <w:rFonts w:ascii="Arial" w:hAnsi="Arial" w:cs="Arial"/>
+          <w:color w:val="4A4A4A"/>
+        </w:rPr>
+        <w:t>. It defines the information about the user-defined classes in a program.</w:t>
+      </w:r>
+    </w:p>
+    <w:p>
+      <w:pPr>
+        <w:pStyle w:val="NormalWeb"/>
+        <w:spacing w:before="0" w:beforeAutospacing="0"/>
+        <w:jc w:val="both"/>
+        <w:rPr>
+          <w:rFonts w:ascii="Arial" w:hAnsi="Arial" w:cs="Arial"/>
+          <w:color w:val="4A4A4A"/>
+        </w:rPr>
+      </w:pPr>
+    </w:p>
+    <w:p>
+      <w:pPr>
+        <w:pStyle w:val="Heading2"/>
+        <w:spacing w:before="0" w:beforeAutospacing="0"/>
+        <w:rPr>
+          <w:rFonts w:ascii="Arial" w:hAnsi="Arial" w:cs="Arial"/>
+          <w:b w:val="0"/>
+          <w:bCs w:val="0"/>
+          <w:color w:val="4A4A4A"/>
+        </w:rPr>
+      </w:pPr>
+      <w:r>
+        <w:rPr>
+          <w:rStyle w:val="Strong"/>
+          <w:rFonts w:ascii="Arial" w:hAnsi="Arial" w:cs="Arial"/>
+          <w:b/>
+          <w:bCs/>
+          <w:color w:val="4A4A4A"/>
+        </w:rPr>
+        <w:t>Main Method Class</w:t>
+      </w:r>
+      <w:r>
+        <w:rPr>
+          <w:rStyle w:val="Strong"/>
+          <w:rFonts w:ascii="Arial" w:hAnsi="Arial" w:cs="Arial"/>
+          <w:b/>
+          <w:bCs/>
+          <w:color w:val="4A4A4A"/>
+        </w:rPr>
+        <w:t>:</w:t>
+      </w:r>
+    </w:p>
+    <w:p>
+      <w:pPr>
+        <w:pStyle w:val="NormalWeb"/>
+        <w:spacing w:before="0" w:beforeAutospacing="0"/>
+        <w:jc w:val="both"/>
+        <w:rPr>
+          <w:rFonts w:ascii="Arial" w:hAnsi="Arial" w:cs="Arial"/>
+          <w:color w:val="4A4A4A"/>
+        </w:rPr>
+      </w:pPr>
+      <w:r>
+        <w:rPr>
+          <w:rFonts w:ascii="Arial" w:hAnsi="Arial" w:cs="Arial"/>
+          <w:color w:val="4A4A4A"/>
+        </w:rPr>
+        <w:t>The main method is from where the execution actually starts and follows the order specified for the following statements. Let’s take a look at a sample program to understand how it is structured.</w:t>
+      </w:r>
+    </w:p>
+    <w:tbl>
+      <w:tblPr>
+        <w:tblpPr w:leftFromText="180" w:rightFromText="180" w:vertAnchor="text" w:horzAnchor="margin" w:tblpXSpec="center" w:tblpY="303"/>
+        <w:tblW w:w="11175" w:type="dxa"/>
+        <w:tblCellMar>
+          <w:left w:w="0" w:type="dxa"/>
+          <w:right w:w="0" w:type="dxa"/>
+        </w:tblCellMar>
+        <w:tblLook w:val="04A0" w:firstRow="1" w:lastRow="0" w:firstColumn="1" w:lastColumn="0" w:noHBand="0" w:noVBand="1"/>
+      </w:tblPr>
+      <w:tblGrid>
+        <w:gridCol w:w="540"/>
+        <w:gridCol w:w="10635"/>
+      </w:tblGrid>
+      <w:tr>
+        <w:tc>
+          <w:tcPr>
+            <w:tcW w:w="0" w:type="auto"/>
+            <w:shd w:val="clear" w:color="auto" w:fill="008DD9"/>
+            <w:vAlign w:val="center"/>
+            <w:hideMark/>
+          </w:tcPr>
+          <w:p>
+            <w:pPr>
+              <w:spacing w:after="0" w:line="240" w:lineRule="auto"/>
+              <w:jc w:val="center"/>
+              <w:rPr>
+                <w:rFonts w:ascii="Times New Roman" w:eastAsia="Times New Roman" w:hAnsi="Times New Roman" w:cs="Times New Roman"/>
+                <w:color w:val="FFFFFF"/>
+                <w:sz w:val="24"/>
+                <w:szCs w:val="24"/>
+              </w:rPr>
+            </w:pPr>
+            <w:r>
+              <w:rPr>
+                <w:rFonts w:ascii="Times New Roman" w:eastAsia="Times New Roman" w:hAnsi="Times New Roman" w:cs="Times New Roman"/>
+                <w:color w:val="FFFFFF"/>
+                <w:sz w:val="24"/>
+                <w:szCs w:val="24"/>
+              </w:rPr>
+              <w:t>1</w:t>
+            </w:r>
+          </w:p>
+          <w:p>
+            <w:pPr>
+              <w:spacing w:after="0" w:line="240" w:lineRule="auto"/>
+              <w:jc w:val="center"/>
+              <w:rPr>
+                <w:rFonts w:ascii="Times New Roman" w:eastAsia="Times New Roman" w:hAnsi="Times New Roman" w:cs="Times New Roman"/>
+                <w:color w:val="FFFFFF"/>
+                <w:sz w:val="24"/>
+                <w:szCs w:val="24"/>
+              </w:rPr>
+            </w:pPr>
+            <w:r>
+              <w:rPr>
+                <w:rFonts w:ascii="Times New Roman" w:eastAsia="Times New Roman" w:hAnsi="Times New Roman" w:cs="Times New Roman"/>
+                <w:color w:val="FFFFFF"/>
+                <w:sz w:val="24"/>
+                <w:szCs w:val="24"/>
+              </w:rPr>
+              <w:t>2</w:t>
+            </w:r>
+          </w:p>
+          <w:p>
+            <w:pPr>
+              <w:spacing w:after="0" w:line="240" w:lineRule="auto"/>
+              <w:jc w:val="center"/>
+              <w:rPr>
+                <w:rFonts w:ascii="Times New Roman" w:eastAsia="Times New Roman" w:hAnsi="Times New Roman" w:cs="Times New Roman"/>
+                <w:color w:val="FFFFFF"/>
+                <w:sz w:val="24"/>
+                <w:szCs w:val="24"/>
+              </w:rPr>
+            </w:pPr>
+            <w:r>
+              <w:rPr>
+                <w:rFonts w:ascii="Times New Roman" w:eastAsia="Times New Roman" w:hAnsi="Times New Roman" w:cs="Times New Roman"/>
+                <w:color w:val="FFFFFF"/>
+                <w:sz w:val="24"/>
+                <w:szCs w:val="24"/>
+              </w:rPr>
+              <w:t>3</w:t>
+            </w:r>
+          </w:p>
+          <w:p>
+            <w:pPr>
+              <w:spacing w:after="0" w:line="240" w:lineRule="auto"/>
+              <w:jc w:val="center"/>
+              <w:rPr>
+                <w:rFonts w:ascii="Times New Roman" w:eastAsia="Times New Roman" w:hAnsi="Times New Roman" w:cs="Times New Roman"/>
+                <w:color w:val="FFFFFF"/>
+                <w:sz w:val="24"/>
+                <w:szCs w:val="24"/>
+              </w:rPr>
+            </w:pPr>
+            <w:r>
+              <w:rPr>
+                <w:rFonts w:ascii="Times New Roman" w:eastAsia="Times New Roman" w:hAnsi="Times New Roman" w:cs="Times New Roman"/>
+                <w:color w:val="FFFFFF"/>
+                <w:sz w:val="24"/>
+                <w:szCs w:val="24"/>
+              </w:rPr>
+              <w:t>4</w:t>
+            </w:r>
+          </w:p>
+          <w:p>
+            <w:pPr>
+              <w:spacing w:after="0" w:line="240" w:lineRule="auto"/>
+              <w:jc w:val="center"/>
+              <w:rPr>
+                <w:rFonts w:ascii="Times New Roman" w:eastAsia="Times New Roman" w:hAnsi="Times New Roman" w:cs="Times New Roman"/>
+                <w:color w:val="FFFFFF"/>
+                <w:sz w:val="24"/>
+                <w:szCs w:val="24"/>
+              </w:rPr>
+            </w:pPr>
+            <w:r>
+              <w:rPr>
+                <w:rFonts w:ascii="Times New Roman" w:eastAsia="Times New Roman" w:hAnsi="Times New Roman" w:cs="Times New Roman"/>
+                <w:color w:val="FFFFFF"/>
+                <w:sz w:val="24"/>
+                <w:szCs w:val="24"/>
+              </w:rPr>
+              <w:t>5</w:t>
+            </w:r>
+          </w:p>
+          <w:p>
+            <w:pPr>
+              <w:spacing w:after="0" w:line="240" w:lineRule="auto"/>
+              <w:jc w:val="center"/>
+              <w:rPr>
+                <w:rFonts w:ascii="Times New Roman" w:eastAsia="Times New Roman" w:hAnsi="Times New Roman" w:cs="Times New Roman"/>
+                <w:color w:val="FFFFFF"/>
+                <w:sz w:val="24"/>
+                <w:szCs w:val="24"/>
+              </w:rPr>
+            </w:pPr>
+            <w:r>
+              <w:rPr>
+                <w:rFonts w:ascii="Times New Roman" w:eastAsia="Times New Roman" w:hAnsi="Times New Roman" w:cs="Times New Roman"/>
+                <w:color w:val="FFFFFF"/>
+                <w:sz w:val="24"/>
+                <w:szCs w:val="24"/>
+              </w:rPr>
+              <w:t>6</w:t>
+            </w:r>
+          </w:p>
+        </w:tc>
+        <w:tc>
+          <w:tcPr>
+            <w:tcW w:w="10635" w:type="dxa"/>
+            <w:shd w:val="clear" w:color="auto" w:fill="008DD9"/>
+            <w:vAlign w:val="center"/>
+            <w:hideMark/>
+          </w:tcPr>
+          <w:p>
+            <w:pPr>
+              <w:spacing w:after="0" w:line="240" w:lineRule="auto"/>
+              <w:jc w:val="center"/>
+              <w:rPr>
+                <w:rFonts w:ascii="Times New Roman" w:eastAsia="Times New Roman" w:hAnsi="Times New Roman" w:cs="Times New Roman"/>
+                <w:color w:val="FFFFFF"/>
+                <w:sz w:val="24"/>
+                <w:szCs w:val="24"/>
+              </w:rPr>
+            </w:pPr>
+            <w:r>
+              <w:rPr>
+                <w:rFonts w:ascii="Courier New" w:eastAsia="Times New Roman" w:hAnsi="Courier New" w:cs="Courier New"/>
+                <w:color w:val="FFFFFF"/>
+                <w:sz w:val="20"/>
+                <w:szCs w:val="20"/>
+              </w:rPr>
+              <w:t>public</w:t>
+            </w:r>
+            <w:r>
+              <w:rPr>
+                <w:rFonts w:ascii="Times New Roman" w:eastAsia="Times New Roman" w:hAnsi="Times New Roman" w:cs="Times New Roman"/>
+                <w:color w:val="FFFFFF"/>
+                <w:sz w:val="24"/>
+                <w:szCs w:val="24"/>
+              </w:rPr>
+              <w:t xml:space="preserve"> </w:t>
+            </w:r>
+            <w:r>
+              <w:rPr>
+                <w:rFonts w:ascii="Courier New" w:eastAsia="Times New Roman" w:hAnsi="Courier New" w:cs="Courier New"/>
+                <w:color w:val="FFFFFF"/>
+                <w:sz w:val="20"/>
+                <w:szCs w:val="20"/>
+              </w:rPr>
+              <w:t>class</w:t>
+            </w:r>
+            <w:r>
+              <w:rPr>
+                <w:rFonts w:ascii="Times New Roman" w:eastAsia="Times New Roman" w:hAnsi="Times New Roman" w:cs="Times New Roman"/>
+                <w:color w:val="FFFFFF"/>
+                <w:sz w:val="24"/>
+                <w:szCs w:val="24"/>
+              </w:rPr>
+              <w:t xml:space="preserve"> </w:t>
+            </w:r>
+            <w:proofErr w:type="gramStart"/>
+            <w:r>
+              <w:rPr>
+                <w:rFonts w:ascii="Courier New" w:eastAsia="Times New Roman" w:hAnsi="Courier New" w:cs="Courier New"/>
+                <w:color w:val="FFFFFF"/>
+                <w:sz w:val="20"/>
+                <w:szCs w:val="20"/>
+              </w:rPr>
+              <w:t>Example{</w:t>
+            </w:r>
+            <w:proofErr w:type="gramEnd"/>
+          </w:p>
+          <w:p>
+            <w:pPr>
+              <w:spacing w:after="0" w:line="240" w:lineRule="auto"/>
+              <w:jc w:val="center"/>
+              <w:rPr>
+                <w:rFonts w:ascii="Times New Roman" w:eastAsia="Times New Roman" w:hAnsi="Times New Roman" w:cs="Times New Roman"/>
+                <w:color w:val="FFFFFF"/>
+                <w:sz w:val="24"/>
+                <w:szCs w:val="24"/>
+              </w:rPr>
+            </w:pPr>
+            <w:r>
+              <w:rPr>
+                <w:rFonts w:ascii="Courier New" w:eastAsia="Times New Roman" w:hAnsi="Courier New" w:cs="Courier New"/>
+                <w:color w:val="FFFFFF"/>
+                <w:sz w:val="20"/>
+                <w:szCs w:val="20"/>
+              </w:rPr>
+              <w:t>//main method declaration</w:t>
+            </w:r>
+          </w:p>
+          <w:p>
+            <w:pPr>
+              <w:spacing w:after="0" w:line="240" w:lineRule="auto"/>
+              <w:jc w:val="center"/>
+              <w:rPr>
+                <w:rFonts w:ascii="Times New Roman" w:eastAsia="Times New Roman" w:hAnsi="Times New Roman" w:cs="Times New Roman"/>
+                <w:color w:val="FFFFFF"/>
+                <w:sz w:val="24"/>
+                <w:szCs w:val="24"/>
+              </w:rPr>
+            </w:pPr>
+            <w:r>
+              <w:rPr>
+                <w:rFonts w:ascii="Courier New" w:eastAsia="Times New Roman" w:hAnsi="Courier New" w:cs="Courier New"/>
+                <w:color w:val="FFFFFF"/>
+                <w:sz w:val="20"/>
+                <w:szCs w:val="20"/>
+              </w:rPr>
+              <w:t>public</w:t>
+            </w:r>
+            <w:r>
+              <w:rPr>
+                <w:rFonts w:ascii="Times New Roman" w:eastAsia="Times New Roman" w:hAnsi="Times New Roman" w:cs="Times New Roman"/>
+                <w:color w:val="FFFFFF"/>
+                <w:sz w:val="24"/>
+                <w:szCs w:val="24"/>
+              </w:rPr>
+              <w:t xml:space="preserve"> </w:t>
+            </w:r>
+            <w:r>
+              <w:rPr>
+                <w:rFonts w:ascii="Courier New" w:eastAsia="Times New Roman" w:hAnsi="Courier New" w:cs="Courier New"/>
+                <w:color w:val="FFFFFF"/>
+                <w:sz w:val="20"/>
+                <w:szCs w:val="20"/>
+              </w:rPr>
+              <w:t>static</w:t>
+            </w:r>
+            <w:r>
+              <w:rPr>
+                <w:rFonts w:ascii="Times New Roman" w:eastAsia="Times New Roman" w:hAnsi="Times New Roman" w:cs="Times New Roman"/>
+                <w:color w:val="FFFFFF"/>
+                <w:sz w:val="24"/>
+                <w:szCs w:val="24"/>
+              </w:rPr>
+              <w:t xml:space="preserve"> </w:t>
+            </w:r>
+            <w:r>
+              <w:rPr>
+                <w:rFonts w:ascii="Courier New" w:eastAsia="Times New Roman" w:hAnsi="Courier New" w:cs="Courier New"/>
+                <w:color w:val="FFFFFF"/>
+                <w:sz w:val="20"/>
+                <w:szCs w:val="20"/>
+              </w:rPr>
+              <w:t>void</w:t>
+            </w:r>
+            <w:r>
+              <w:rPr>
+                <w:rFonts w:ascii="Times New Roman" w:eastAsia="Times New Roman" w:hAnsi="Times New Roman" w:cs="Times New Roman"/>
+                <w:color w:val="FFFFFF"/>
+                <w:sz w:val="24"/>
+                <w:szCs w:val="24"/>
+              </w:rPr>
+              <w:t xml:space="preserve"> </w:t>
+            </w:r>
+            <w:proofErr w:type="gramStart"/>
+            <w:r>
+              <w:rPr>
+                <w:rFonts w:ascii="Courier New" w:eastAsia="Times New Roman" w:hAnsi="Courier New" w:cs="Courier New"/>
+                <w:color w:val="FFFFFF"/>
+                <w:sz w:val="20"/>
+                <w:szCs w:val="20"/>
+              </w:rPr>
+              <w:t>main(</w:t>
+            </w:r>
+            <w:proofErr w:type="gramEnd"/>
+            <w:r>
+              <w:rPr>
+                <w:rFonts w:ascii="Courier New" w:eastAsia="Times New Roman" w:hAnsi="Courier New" w:cs="Courier New"/>
+                <w:color w:val="FFFFFF"/>
+                <w:sz w:val="20"/>
+                <w:szCs w:val="20"/>
+              </w:rPr>
+              <w:t xml:space="preserve">String[] </w:t>
+            </w:r>
+            <w:proofErr w:type="spellStart"/>
+            <w:r>
+              <w:rPr>
+                <w:rFonts w:ascii="Courier New" w:eastAsia="Times New Roman" w:hAnsi="Courier New" w:cs="Courier New"/>
+                <w:color w:val="FFFFFF"/>
+                <w:sz w:val="20"/>
+                <w:szCs w:val="20"/>
+              </w:rPr>
+              <w:t>args</w:t>
+            </w:r>
+            <w:proofErr w:type="spellEnd"/>
+            <w:r>
+              <w:rPr>
+                <w:rFonts w:ascii="Courier New" w:eastAsia="Times New Roman" w:hAnsi="Courier New" w:cs="Courier New"/>
+                <w:color w:val="FFFFFF"/>
+                <w:sz w:val="20"/>
+                <w:szCs w:val="20"/>
+              </w:rPr>
+              <w:t>){</w:t>
+            </w:r>
+          </w:p>
+          <w:p>
+            <w:pPr>
+              <w:spacing w:after="0" w:line="240" w:lineRule="auto"/>
+              <w:jc w:val="center"/>
+              <w:rPr>
+                <w:rFonts w:ascii="Times New Roman" w:eastAsia="Times New Roman" w:hAnsi="Times New Roman" w:cs="Times New Roman"/>
+                <w:color w:val="FFFFFF"/>
+                <w:sz w:val="24"/>
+                <w:szCs w:val="24"/>
+              </w:rPr>
+            </w:pPr>
+            <w:proofErr w:type="spellStart"/>
+            <w:r>
+              <w:rPr>
+                <w:rFonts w:ascii="Courier New" w:eastAsia="Times New Roman" w:hAnsi="Courier New" w:cs="Courier New"/>
+                <w:color w:val="FFFFFF"/>
+                <w:sz w:val="20"/>
+                <w:szCs w:val="20"/>
+              </w:rPr>
+              <w:t>System.out.println</w:t>
+            </w:r>
+            <w:proofErr w:type="spellEnd"/>
+            <w:r>
+              <w:rPr>
+                <w:rFonts w:ascii="Courier New" w:eastAsia="Times New Roman" w:hAnsi="Courier New" w:cs="Courier New"/>
+                <w:color w:val="FFFFFF"/>
+                <w:sz w:val="20"/>
+                <w:szCs w:val="20"/>
+              </w:rPr>
+              <w:t>("hello world");</w:t>
+            </w:r>
+          </w:p>
+          <w:p>
+            <w:pPr>
+              <w:spacing w:after="0" w:line="240" w:lineRule="auto"/>
+              <w:jc w:val="center"/>
+              <w:rPr>
+                <w:rFonts w:ascii="Times New Roman" w:eastAsia="Times New Roman" w:hAnsi="Times New Roman" w:cs="Times New Roman"/>
+                <w:color w:val="FFFFFF"/>
+                <w:sz w:val="24"/>
+                <w:szCs w:val="24"/>
+              </w:rPr>
+            </w:pPr>
+            <w:r>
+              <w:rPr>
+                <w:rFonts w:ascii="Courier New" w:eastAsia="Times New Roman" w:hAnsi="Courier New" w:cs="Courier New"/>
+                <w:color w:val="FFFFFF"/>
+                <w:sz w:val="20"/>
+                <w:szCs w:val="20"/>
+              </w:rPr>
+              <w:t>}</w:t>
+            </w:r>
+          </w:p>
+          <w:p>
+            <w:pPr>
+              <w:spacing w:after="0" w:line="240" w:lineRule="auto"/>
+              <w:jc w:val="center"/>
+              <w:rPr>
+                <w:rFonts w:ascii="Times New Roman" w:eastAsia="Times New Roman" w:hAnsi="Times New Roman" w:cs="Times New Roman"/>
+                <w:color w:val="FFFFFF"/>
+                <w:sz w:val="24"/>
+                <w:szCs w:val="24"/>
+              </w:rPr>
+            </w:pPr>
+            <w:r>
+              <w:rPr>
+                <w:rFonts w:ascii="Courier New" w:eastAsia="Times New Roman" w:hAnsi="Courier New" w:cs="Courier New"/>
+                <w:color w:val="FFFFFF"/>
+                <w:sz w:val="20"/>
+                <w:szCs w:val="20"/>
+              </w:rPr>
+              <w:t>}</w:t>
+            </w:r>
+          </w:p>
+        </w:tc>
+      </w:tr>
+    </w:tbl>
+    <w:p>
+      <w:pPr>
+        <w:pStyle w:val="NormalWeb"/>
+        <w:spacing w:before="0" w:beforeAutospacing="0"/>
+        <w:jc w:val="both"/>
+        <w:rPr>
+          <w:rFonts w:ascii="Arial" w:hAnsi="Arial" w:cs="Arial"/>
+          <w:color w:val="4A4A4A"/>
+        </w:rPr>
+      </w:pPr>
+    </w:p>
+    <w:p>
+      <w:pPr>
+        <w:pStyle w:val="NormalWeb"/>
+        <w:spacing w:before="0" w:beforeAutospacing="0"/>
+        <w:jc w:val="both"/>
+        <w:rPr>
+          <w:rFonts w:ascii="Arial" w:hAnsi="Arial" w:cs="Arial"/>
+          <w:color w:val="4A4A4A"/>
+        </w:rPr>
+      </w:pPr>
+    </w:p>
+    <w:p>
+      <w:pPr>
+        <w:pStyle w:val="NormalWeb"/>
+        <w:spacing w:before="0" w:beforeAutospacing="0"/>
+        <w:jc w:val="both"/>
+        <w:rPr>
+          <w:rFonts w:ascii="Arial" w:hAnsi="Arial" w:cs="Arial"/>
+          <w:color w:val="4A4A4A"/>
+        </w:rPr>
+      </w:pPr>
+    </w:p>
+    <w:p>
+      <w:pPr>
+        <w:pStyle w:val="Heading3"/>
+        <w:spacing w:before="0"/>
+        <w:jc w:val="both"/>
+        <w:rPr>
+          <w:rFonts w:ascii="Arial" w:hAnsi="Arial" w:cs="Arial"/>
+          <w:color w:val="4A4A4A"/>
+        </w:rPr>
+      </w:pPr>
+      <w:r>
+        <w:rPr>
+          <w:rStyle w:val="Strong"/>
+          <w:rFonts w:ascii="Arial" w:hAnsi="Arial" w:cs="Arial"/>
+          <w:color w:val="4A4A4A"/>
+        </w:rPr>
+        <w:t>public class Example</w:t>
+      </w:r>
+      <w:r>
+        <w:rPr>
+          <w:rStyle w:val="Strong"/>
+          <w:rFonts w:ascii="Arial" w:hAnsi="Arial" w:cs="Arial"/>
+          <w:color w:val="4A4A4A"/>
+        </w:rPr>
+        <w:t>:</w:t>
+      </w:r>
+    </w:p>
+    <w:p>
+      <w:pPr>
+        <w:pStyle w:val="NormalWeb"/>
+        <w:spacing w:before="0" w:beforeAutospacing="0"/>
+        <w:jc w:val="both"/>
+        <w:rPr>
+          <w:rFonts w:ascii="Arial" w:hAnsi="Arial" w:cs="Arial"/>
+          <w:color w:val="4A4A4A"/>
+        </w:rPr>
+      </w:pPr>
+      <w:r>
+        <w:rPr>
+          <w:rFonts w:ascii="Arial" w:hAnsi="Arial" w:cs="Arial"/>
+          <w:color w:val="4A4A4A"/>
+        </w:rPr>
+        <w:t>This creates a class called Example. You should make sure that the class name starts with a capital letter, and the public word means it is accessible from any other classes.</w:t>
+      </w:r>
+    </w:p>
+    <w:p>
+      <w:pPr>
+        <w:pStyle w:val="Heading3"/>
+        <w:spacing w:before="0"/>
+        <w:jc w:val="both"/>
+        <w:rPr>
+          <w:rStyle w:val="Strong"/>
+          <w:rFonts w:ascii="Arial" w:hAnsi="Arial" w:cs="Arial"/>
+          <w:color w:val="4A4A4A"/>
+        </w:rPr>
+      </w:pPr>
+    </w:p>
+    <w:p>
+      <w:pPr>
+        <w:pStyle w:val="Heading3"/>
+        <w:spacing w:before="0"/>
+        <w:jc w:val="both"/>
+        <w:rPr>
+          <w:rFonts w:ascii="Arial" w:hAnsi="Arial" w:cs="Arial"/>
+          <w:color w:val="4A4A4A"/>
+        </w:rPr>
+      </w:pPr>
+      <w:r>
+        <w:rPr>
+          <w:rStyle w:val="Strong"/>
+          <w:rFonts w:ascii="Arial" w:hAnsi="Arial" w:cs="Arial"/>
+          <w:color w:val="4A4A4A"/>
+        </w:rPr>
+        <w:t>Comments</w:t>
+      </w:r>
+      <w:r>
+        <w:rPr>
+          <w:rStyle w:val="Strong"/>
+          <w:rFonts w:ascii="Arial" w:hAnsi="Arial" w:cs="Arial"/>
+          <w:color w:val="4A4A4A"/>
+        </w:rPr>
+        <w:t>:</w:t>
+      </w:r>
+    </w:p>
+    <w:p>
+      <w:pPr>
+        <w:pStyle w:val="NormalWeb"/>
+        <w:spacing w:before="0" w:beforeAutospacing="0"/>
+        <w:jc w:val="both"/>
+        <w:rPr>
+          <w:rFonts w:ascii="Arial" w:hAnsi="Arial" w:cs="Arial"/>
+          <w:color w:val="4A4A4A"/>
+        </w:rPr>
+      </w:pPr>
+      <w:r>
+        <w:rPr>
+          <w:rFonts w:ascii="Arial" w:hAnsi="Arial" w:cs="Arial"/>
+          <w:color w:val="4A4A4A"/>
+        </w:rPr>
+        <w:t xml:space="preserve">To improve the readability, we can use comments to define a specific note or functionality of methods, </w:t>
+      </w:r>
+      <w:proofErr w:type="spellStart"/>
+      <w:r>
+        <w:rPr>
+          <w:rFonts w:ascii="Arial" w:hAnsi="Arial" w:cs="Arial"/>
+          <w:color w:val="4A4A4A"/>
+        </w:rPr>
+        <w:t>etc</w:t>
+      </w:r>
+      <w:proofErr w:type="spellEnd"/>
+      <w:r>
+        <w:rPr>
+          <w:rFonts w:ascii="Arial" w:hAnsi="Arial" w:cs="Arial"/>
+          <w:color w:val="4A4A4A"/>
+        </w:rPr>
+        <w:t xml:space="preserve"> for the programmer.</w:t>
+      </w:r>
+    </w:p>
+    <w:p>
+      <w:pPr>
+        <w:pStyle w:val="Heading3"/>
+        <w:spacing w:before="0"/>
+        <w:jc w:val="both"/>
+        <w:rPr>
+          <w:rStyle w:val="Strong"/>
+          <w:rFonts w:ascii="Arial" w:hAnsi="Arial" w:cs="Arial"/>
+          <w:color w:val="4A4A4A"/>
+        </w:rPr>
+      </w:pPr>
+    </w:p>
+    <w:p>
+      <w:pPr>
+        <w:pStyle w:val="Heading3"/>
+        <w:spacing w:before="0"/>
+        <w:jc w:val="both"/>
+        <w:rPr>
+          <w:rFonts w:ascii="Arial" w:hAnsi="Arial" w:cs="Arial"/>
+          <w:color w:val="4A4A4A"/>
+        </w:rPr>
+      </w:pPr>
+      <w:r>
+        <w:rPr>
+          <w:rStyle w:val="Strong"/>
+          <w:rFonts w:ascii="Arial" w:hAnsi="Arial" w:cs="Arial"/>
+          <w:color w:val="4A4A4A"/>
+        </w:rPr>
+        <w:t>Braces</w:t>
+      </w:r>
+      <w:r>
+        <w:rPr>
+          <w:rStyle w:val="Strong"/>
+          <w:rFonts w:ascii="Arial" w:hAnsi="Arial" w:cs="Arial"/>
+          <w:color w:val="4A4A4A"/>
+        </w:rPr>
+        <w:t>:</w:t>
+      </w:r>
+    </w:p>
+    <w:p>
+      <w:pPr>
+        <w:pStyle w:val="NormalWeb"/>
+        <w:spacing w:before="0" w:beforeAutospacing="0"/>
+        <w:jc w:val="both"/>
+        <w:rPr>
+          <w:rFonts w:ascii="Arial" w:hAnsi="Arial" w:cs="Arial"/>
+          <w:color w:val="4A4A4A"/>
+        </w:rPr>
+      </w:pPr>
+      <w:r>
+        <w:rPr>
+          <w:rFonts w:ascii="Arial" w:hAnsi="Arial" w:cs="Arial"/>
+          <w:color w:val="4A4A4A"/>
+        </w:rPr>
+        <w:t>The curly brackets are used to group all the commands together. To make sure that the commands belong to a class or a method.</w:t>
+      </w:r>
+    </w:p>
+    <w:p>
+      <w:pPr>
+        <w:pStyle w:val="NormalWeb"/>
+        <w:spacing w:before="0" w:beforeAutospacing="0"/>
+        <w:jc w:val="both"/>
+        <w:rPr>
+          <w:rFonts w:ascii="Arial" w:hAnsi="Arial" w:cs="Arial"/>
+          <w:color w:val="4A4A4A"/>
+        </w:rPr>
+      </w:pPr>
+    </w:p>
+    <w:p>
+      <w:pPr>
+        <w:pStyle w:val="Heading3"/>
+        <w:spacing w:before="0"/>
+        <w:rPr>
+          <w:rFonts w:ascii="Arial" w:hAnsi="Arial" w:cs="Arial"/>
+          <w:color w:val="4A4A4A"/>
+        </w:rPr>
+      </w:pPr>
+      <w:proofErr w:type="gramStart"/>
+      <w:r>
+        <w:rPr>
+          <w:rStyle w:val="Strong"/>
+          <w:rFonts w:ascii="Arial" w:hAnsi="Arial" w:cs="Arial"/>
+          <w:color w:val="4A4A4A"/>
+        </w:rPr>
+        <w:t>String[</w:t>
+      </w:r>
+      <w:proofErr w:type="gramEnd"/>
+      <w:r>
+        <w:rPr>
+          <w:rStyle w:val="Strong"/>
+          <w:rFonts w:ascii="Arial" w:hAnsi="Arial" w:cs="Arial"/>
+          <w:color w:val="4A4A4A"/>
+        </w:rPr>
+        <w:t xml:space="preserve">] </w:t>
+      </w:r>
+      <w:proofErr w:type="spellStart"/>
+      <w:r>
+        <w:rPr>
+          <w:rStyle w:val="Strong"/>
+          <w:rFonts w:ascii="Arial" w:hAnsi="Arial" w:cs="Arial"/>
+          <w:color w:val="4A4A4A"/>
+        </w:rPr>
+        <w:t>args</w:t>
+      </w:r>
+      <w:proofErr w:type="spellEnd"/>
+      <w:r>
+        <w:rPr>
+          <w:rStyle w:val="Strong"/>
+          <w:rFonts w:ascii="Arial" w:hAnsi="Arial" w:cs="Arial"/>
+          <w:color w:val="4A4A4A"/>
+        </w:rPr>
+        <w:t>:</w:t>
+      </w:r>
+    </w:p>
+    <w:p>
+      <w:pPr>
+        <w:pStyle w:val="NormalWeb"/>
+        <w:spacing w:before="0" w:beforeAutospacing="0"/>
+        <w:rPr>
+          <w:rFonts w:ascii="Arial" w:hAnsi="Arial" w:cs="Arial"/>
+          <w:color w:val="4A4A4A"/>
+        </w:rPr>
+      </w:pPr>
+      <w:r>
+        <w:rPr>
+          <w:rFonts w:ascii="Arial" w:hAnsi="Arial" w:cs="Arial"/>
+          <w:color w:val="4A4A4A"/>
+        </w:rPr>
+        <w:t xml:space="preserve">It is an array where each element is a string, which is named as </w:t>
+      </w:r>
+      <w:proofErr w:type="spellStart"/>
+      <w:r>
+        <w:rPr>
+          <w:rFonts w:ascii="Arial" w:hAnsi="Arial" w:cs="Arial"/>
+          <w:color w:val="4A4A4A"/>
+        </w:rPr>
+        <w:t>args</w:t>
+      </w:r>
+      <w:proofErr w:type="spellEnd"/>
+      <w:r>
+        <w:rPr>
+          <w:rFonts w:ascii="Arial" w:hAnsi="Arial" w:cs="Arial"/>
+          <w:color w:val="4A4A4A"/>
+        </w:rPr>
+        <w:t xml:space="preserve">. If you run the Java code through a console, you can pass the input parameter. The </w:t>
+      </w:r>
+      <w:proofErr w:type="gramStart"/>
+      <w:r>
+        <w:rPr>
+          <w:rFonts w:ascii="Arial" w:hAnsi="Arial" w:cs="Arial"/>
+          <w:color w:val="4A4A4A"/>
+        </w:rPr>
+        <w:t>main(</w:t>
+      </w:r>
+      <w:proofErr w:type="gramEnd"/>
+      <w:r>
+        <w:rPr>
+          <w:rFonts w:ascii="Arial" w:hAnsi="Arial" w:cs="Arial"/>
+          <w:color w:val="4A4A4A"/>
+        </w:rPr>
+        <w:t>) takes it as an input.</w:t>
+      </w:r>
+    </w:p>
+    <w:p>
+      <w:pPr>
+        <w:pStyle w:val="Heading3"/>
+        <w:spacing w:before="0"/>
+        <w:jc w:val="both"/>
+        <w:rPr>
+          <w:rStyle w:val="Strong"/>
+          <w:rFonts w:ascii="Arial" w:hAnsi="Arial" w:cs="Arial"/>
+          <w:color w:val="4A4A4A"/>
+        </w:rPr>
+      </w:pPr>
+      <w:r>
+        <w:rPr>
+          <w:rStyle w:val="Strong"/>
+          <w:rFonts w:ascii="Arial" w:hAnsi="Arial" w:cs="Arial"/>
+          <w:color w:val="4A4A4A"/>
+        </w:rPr>
+        <w:lastRenderedPageBreak/>
+        <w:t>public static void main</w:t>
+      </w:r>
+      <w:r>
+        <w:rPr>
+          <w:rStyle w:val="Strong"/>
+          <w:rFonts w:ascii="Arial" w:hAnsi="Arial" w:cs="Arial"/>
+          <w:color w:val="4A4A4A"/>
+        </w:rPr>
+        <w:t>:</w:t>
+      </w:r>
+    </w:p>
+    <w:p/>
+    <w:p>
+      <w:pPr>
+        <w:pStyle w:val="NormalWeb"/>
+        <w:numPr>
+          <w:ilvl w:val="0"/>
+          <w:numId w:val="13"/>
+        </w:numPr>
+        <w:spacing w:before="0" w:beforeAutospacing="0"/>
+        <w:jc w:val="both"/>
+        <w:rPr>
+          <w:rFonts w:ascii="Arial" w:hAnsi="Arial" w:cs="Arial"/>
+          <w:color w:val="4A4A4A"/>
+        </w:rPr>
+      </w:pPr>
+      <w:r>
+        <w:rPr>
+          <w:rFonts w:ascii="Arial" w:hAnsi="Arial" w:cs="Arial"/>
+          <w:color w:val="4A4A4A"/>
+        </w:rPr>
+        <w:t>When the main method is declared public, it means that it can be used outside of this class as well.</w:t>
+      </w:r>
+    </w:p>
+    <w:p>
+      <w:pPr>
+        <w:pStyle w:val="NormalWeb"/>
+        <w:numPr>
+          <w:ilvl w:val="0"/>
+          <w:numId w:val="13"/>
+        </w:numPr>
+        <w:spacing w:before="0" w:beforeAutospacing="0"/>
+        <w:jc w:val="both"/>
+        <w:rPr>
+          <w:rFonts w:ascii="Arial" w:hAnsi="Arial" w:cs="Arial"/>
+          <w:color w:val="4A4A4A"/>
+        </w:rPr>
+      </w:pPr>
+      <w:r>
+        <w:rPr>
+          <w:rFonts w:ascii="Arial" w:hAnsi="Arial" w:cs="Arial"/>
+          <w:color w:val="4A4A4A"/>
+        </w:rPr>
+        <w:t>The word static means that we want to access a method without making its objects. As we call the main method without creating any objects.</w:t>
+      </w:r>
+    </w:p>
+    <w:p>
+      <w:pPr>
+        <w:pStyle w:val="NormalWeb"/>
+        <w:numPr>
+          <w:ilvl w:val="0"/>
+          <w:numId w:val="13"/>
+        </w:numPr>
+        <w:spacing w:before="0" w:beforeAutospacing="0"/>
+        <w:jc w:val="both"/>
+        <w:rPr>
+          <w:rFonts w:ascii="Arial" w:hAnsi="Arial" w:cs="Arial"/>
+          <w:color w:val="4A4A4A"/>
+        </w:rPr>
+      </w:pPr>
+      <w:r>
+        <w:rPr>
+          <w:rFonts w:ascii="Arial" w:hAnsi="Arial" w:cs="Arial"/>
+          <w:color w:val="4A4A4A"/>
+        </w:rPr>
+        <w:t>The word void indicates that it does not return any value. The main is declared as void because it does not return any value.</w:t>
+      </w:r>
+    </w:p>
+    <w:p>
+      <w:pPr>
+        <w:pStyle w:val="NormalWeb"/>
+        <w:numPr>
+          <w:ilvl w:val="0"/>
+          <w:numId w:val="13"/>
+        </w:numPr>
+        <w:spacing w:before="0" w:beforeAutospacing="0"/>
+        <w:jc w:val="both"/>
+        <w:rPr>
+          <w:rFonts w:ascii="Arial" w:hAnsi="Arial" w:cs="Arial"/>
+          <w:color w:val="4A4A4A"/>
+        </w:rPr>
+      </w:pPr>
+      <w:r>
+        <w:rPr>
+          <w:rFonts w:ascii="Arial" w:hAnsi="Arial" w:cs="Arial"/>
+          <w:color w:val="4A4A4A"/>
+        </w:rPr>
+        <w:t>Main is the method, which is an essential part of any Java program.</w:t>
+      </w:r>
+    </w:p>
+    <w:p>
+      <w:pPr>
+        <w:pStyle w:val="NormalWeb"/>
+        <w:spacing w:before="0" w:beforeAutospacing="0"/>
+        <w:jc w:val="both"/>
+        <w:rPr>
+          <w:rFonts w:ascii="Arial" w:hAnsi="Arial" w:cs="Arial"/>
+          <w:color w:val="4A4A4A"/>
+        </w:rPr>
+      </w:pPr>
+    </w:p>
+    <w:p>
+      <w:pPr>
+        <w:pStyle w:val="Heading3"/>
+        <w:spacing w:before="0"/>
+        <w:jc w:val="both"/>
+        <w:rPr>
+          <w:rStyle w:val="Strong"/>
+          <w:rFonts w:ascii="Arial" w:hAnsi="Arial" w:cs="Arial"/>
+          <w:color w:val="4A4A4A"/>
+        </w:rPr>
+      </w:pPr>
+      <w:proofErr w:type="spellStart"/>
+      <w:r>
+        <w:rPr>
+          <w:rStyle w:val="Strong"/>
+          <w:rFonts w:ascii="Arial" w:hAnsi="Arial" w:cs="Arial"/>
+          <w:color w:val="4A4A4A"/>
+        </w:rPr>
+        <w:t>System.out.println</w:t>
+      </w:r>
+      <w:proofErr w:type="spellEnd"/>
+      <w:r>
+        <w:rPr>
+          <w:rStyle w:val="Strong"/>
+          <w:rFonts w:ascii="Arial" w:hAnsi="Arial" w:cs="Arial"/>
+          <w:color w:val="4A4A4A"/>
+        </w:rPr>
+        <w:t>()</w:t>
+      </w:r>
+      <w:proofErr w:type="gramStart"/>
+      <w:r>
+        <w:rPr>
+          <w:rStyle w:val="Strong"/>
+          <w:rFonts w:ascii="Arial" w:hAnsi="Arial" w:cs="Arial"/>
+          <w:color w:val="4A4A4A"/>
+        </w:rPr>
+        <w:t>;</w:t>
+      </w:r>
+      <w:r>
+        <w:rPr>
+          <w:rStyle w:val="Strong"/>
+          <w:rFonts w:ascii="Arial" w:hAnsi="Arial" w:cs="Arial"/>
+          <w:color w:val="4A4A4A"/>
+        </w:rPr>
+        <w:t xml:space="preserve"> :</w:t>
+      </w:r>
+      <w:proofErr w:type="gramEnd"/>
+    </w:p>
+    <w:p/>
+    <w:p>
+      <w:pPr>
+        <w:pStyle w:val="NormalWeb"/>
+        <w:spacing w:before="0" w:beforeAutospacing="0"/>
+        <w:jc w:val="both"/>
+        <w:rPr>
+          <w:rFonts w:ascii="Arial" w:hAnsi="Arial" w:cs="Arial"/>
+          <w:color w:val="4A4A4A"/>
+        </w:rPr>
+      </w:pPr>
+      <w:r>
+        <w:rPr>
+          <w:rFonts w:ascii="Arial" w:hAnsi="Arial" w:cs="Arial"/>
+          <w:color w:val="4A4A4A"/>
+        </w:rPr>
+        <w:t>The statement is used to print the output on the screen where the system is a predefined class, out is an object of the Print</w:t>
+      </w:r>
+      <w:r>
+        <w:rPr>
+          <w:rFonts w:ascii="Arial" w:hAnsi="Arial" w:cs="Arial"/>
+          <w:color w:val="4A4A4A"/>
+        </w:rPr>
+        <w:t xml:space="preserve"> </w:t>
+      </w:r>
+      <w:r>
+        <w:rPr>
+          <w:rFonts w:ascii="Arial" w:hAnsi="Arial" w:cs="Arial"/>
+          <w:color w:val="4A4A4A"/>
+        </w:rPr>
+        <w:t xml:space="preserve">Writer class. The method </w:t>
+      </w:r>
+      <w:proofErr w:type="spellStart"/>
+      <w:r>
+        <w:rPr>
+          <w:rFonts w:ascii="Arial" w:hAnsi="Arial" w:cs="Arial"/>
+          <w:color w:val="4A4A4A"/>
+        </w:rPr>
+        <w:t>println</w:t>
+      </w:r>
+      <w:proofErr w:type="spellEnd"/>
+      <w:r>
+        <w:rPr>
+          <w:rFonts w:ascii="Arial" w:hAnsi="Arial" w:cs="Arial"/>
+          <w:color w:val="4A4A4A"/>
+        </w:rPr>
+        <w:t xml:space="preserve"> prints the text on the screen with a new line. All Java statements end with a semicolon.</w:t>
+      </w:r>
+    </w:p>
+    <w:p>
+      <w:pPr>
+        <w:pStyle w:val="NormalWeb"/>
+        <w:spacing w:before="0" w:beforeAutospacing="0"/>
+        <w:jc w:val="both"/>
+        <w:rPr>
+          <w:rFonts w:ascii="Arial" w:hAnsi="Arial" w:cs="Arial"/>
+          <w:color w:val="4A4A4A"/>
+        </w:rPr>
+      </w:pPr>
+      <w:r>
+        <w:rPr>
+          <w:rFonts w:ascii="Arial" w:hAnsi="Arial" w:cs="Arial"/>
+          <w:color w:val="4A4A4A"/>
+        </w:rPr>
+        <w:t>This brings us to the end of this article where we have learned about the structure of a Java program.</w:t>
+      </w:r>
+    </w:p>
+    <w:p>
+      <w:pPr>
+        <w:pStyle w:val="NormalWeb"/>
+        <w:spacing w:before="0" w:beforeAutospacing="0"/>
+        <w:jc w:val="both"/>
+        <w:rPr>
+          <w:rFonts w:ascii="Arial" w:hAnsi="Arial" w:cs="Arial"/>
+          <w:color w:val="4A4A4A"/>
+        </w:rPr>
+      </w:pPr>
+    </w:p>
+    <w:p>
+      <w:pPr>
+        <w:pStyle w:val="NormalWeb"/>
+        <w:spacing w:before="0" w:beforeAutospacing="0"/>
+        <w:jc w:val="both"/>
+        <w:rPr>
+          <w:rFonts w:ascii="Arial" w:hAnsi="Arial" w:cs="Arial"/>
+          <w:b/>
+          <w:bCs/>
+          <w:color w:val="4A4A4A"/>
+        </w:rPr>
+      </w:pPr>
+      <w:r>
+        <w:rPr>
+          <w:rFonts w:ascii="Arial" w:hAnsi="Arial" w:cs="Arial"/>
+          <w:b/>
+          <w:bCs/>
+          <w:color w:val="4A4A4A"/>
+        </w:rPr>
+        <w:t>SIMPLE HELLO WORLD PROGRAM:</w:t>
+      </w:r>
+    </w:p>
+    <w:p>
+      <w:pPr>
+        <w:pStyle w:val="NormalWeb"/>
+        <w:spacing w:before="0" w:beforeAutospacing="0"/>
+        <w:jc w:val="both"/>
+        <w:rPr>
+          <w:rFonts w:ascii="Arial" w:hAnsi="Arial" w:cs="Arial"/>
+          <w:b/>
+          <w:bCs/>
+          <w:color w:val="4A4A4A"/>
+        </w:rPr>
+      </w:pPr>
+    </w:p>
+    <w:p>
+      <w:pPr>
+        <w:pStyle w:val="NormalWeb"/>
+        <w:spacing w:before="0" w:beforeAutospacing="0"/>
+        <w:jc w:val="both"/>
+        <w:rPr>
+          <w:rFonts w:ascii="Arial" w:hAnsi="Arial" w:cs="Arial"/>
+          <w:b/>
+          <w:bCs/>
+          <w:color w:val="4A4A4A"/>
+        </w:rPr>
+      </w:pPr>
+      <w:r>
+        <w:rPr>
+          <w:rFonts w:ascii="Arial" w:hAnsi="Arial" w:cs="Arial"/>
+          <w:b/>
+          <w:bCs/>
+          <w:color w:val="4A4A4A"/>
+        </w:rPr>
+        <w:t xml:space="preserve">Class </w:t>
+      </w:r>
+      <w:proofErr w:type="spellStart"/>
+      <w:proofErr w:type="gramStart"/>
+      <w:r>
+        <w:rPr>
+          <w:rFonts w:ascii="Arial" w:hAnsi="Arial" w:cs="Arial"/>
+          <w:b/>
+          <w:bCs/>
+          <w:color w:val="4A4A4A"/>
+        </w:rPr>
+        <w:t>helloworld</w:t>
+      </w:r>
+      <w:proofErr w:type="spellEnd"/>
+      <w:r>
+        <w:rPr>
+          <w:rFonts w:ascii="Arial" w:hAnsi="Arial" w:cs="Arial"/>
+          <w:b/>
+          <w:bCs/>
+          <w:color w:val="4A4A4A"/>
+        </w:rPr>
+        <w:t>{</w:t>
+      </w:r>
+      <w:proofErr w:type="gramEnd"/>
+    </w:p>
+    <w:p>
+      <w:pPr>
+        <w:pStyle w:val="NormalWeb"/>
+        <w:spacing w:before="0" w:beforeAutospacing="0"/>
+        <w:jc w:val="both"/>
+        <w:rPr>
+          <w:rFonts w:ascii="Arial" w:hAnsi="Arial" w:cs="Arial"/>
+          <w:b/>
+          <w:bCs/>
+          <w:color w:val="4A4A4A"/>
+        </w:rPr>
+      </w:pPr>
+      <w:r>
+        <w:rPr>
+          <w:rFonts w:ascii="Arial" w:hAnsi="Arial" w:cs="Arial"/>
+          <w:b/>
+          <w:bCs/>
+          <w:color w:val="4A4A4A"/>
+        </w:rPr>
+        <w:t xml:space="preserve">Public static void </w:t>
+      </w:r>
+      <w:proofErr w:type="gramStart"/>
+      <w:r>
+        <w:rPr>
+          <w:rFonts w:ascii="Arial" w:hAnsi="Arial" w:cs="Arial"/>
+          <w:b/>
+          <w:bCs/>
+          <w:color w:val="4A4A4A"/>
+        </w:rPr>
+        <w:t>main(</w:t>
+      </w:r>
+      <w:proofErr w:type="gramEnd"/>
+      <w:r>
+        <w:rPr>
+          <w:rFonts w:ascii="Arial" w:hAnsi="Arial" w:cs="Arial"/>
+          <w:b/>
+          <w:bCs/>
+          <w:color w:val="4A4A4A"/>
+        </w:rPr>
+        <w:t xml:space="preserve">String[ ] </w:t>
+      </w:r>
+      <w:proofErr w:type="spellStart"/>
+      <w:r>
+        <w:rPr>
+          <w:rFonts w:ascii="Arial" w:hAnsi="Arial" w:cs="Arial"/>
+          <w:b/>
+          <w:bCs/>
+          <w:color w:val="4A4A4A"/>
+        </w:rPr>
+        <w:t>args</w:t>
+      </w:r>
+      <w:proofErr w:type="spellEnd"/>
+      <w:r>
+        <w:rPr>
+          <w:rFonts w:ascii="Arial" w:hAnsi="Arial" w:cs="Arial"/>
+          <w:b/>
+          <w:bCs/>
+          <w:color w:val="4A4A4A"/>
+        </w:rPr>
+        <w:t>){</w:t>
+      </w:r>
+    </w:p>
+    <w:p>
+      <w:pPr>
+        <w:pStyle w:val="NormalWeb"/>
+        <w:spacing w:before="0" w:beforeAutospacing="0"/>
+        <w:jc w:val="both"/>
+        <w:rPr>
+          <w:rFonts w:ascii="Arial" w:hAnsi="Arial" w:cs="Arial"/>
+          <w:b/>
+          <w:bCs/>
+          <w:color w:val="4A4A4A"/>
+        </w:rPr>
+      </w:pPr>
+      <w:proofErr w:type="spellStart"/>
+      <w:r>
+        <w:rPr>
+          <w:rFonts w:ascii="Arial" w:hAnsi="Arial" w:cs="Arial"/>
+          <w:b/>
+          <w:bCs/>
+          <w:color w:val="4A4A4A"/>
+        </w:rPr>
+        <w:t>System.out.println</w:t>
+      </w:r>
+      <w:proofErr w:type="spellEnd"/>
+      <w:r>
+        <w:rPr>
+          <w:rFonts w:ascii="Arial" w:hAnsi="Arial" w:cs="Arial"/>
+          <w:b/>
+          <w:bCs/>
+          <w:color w:val="4A4A4A"/>
+        </w:rPr>
+        <w:t>(“hello java world”);</w:t>
+      </w:r>
+    </w:p>
+    <w:p>
+      <w:pPr>
+        <w:pStyle w:val="NormalWeb"/>
+        <w:spacing w:before="0" w:beforeAutospacing="0"/>
+        <w:jc w:val="both"/>
+        <w:rPr>
+          <w:rFonts w:ascii="Arial" w:hAnsi="Arial" w:cs="Arial"/>
+          <w:b/>
+          <w:bCs/>
+          <w:color w:val="4A4A4A"/>
+        </w:rPr>
+      </w:pPr>
+      <w:r>
+        <w:rPr>
+          <w:rFonts w:ascii="Arial" w:hAnsi="Arial" w:cs="Arial"/>
+          <w:b/>
+          <w:bCs/>
+          <w:color w:val="4A4A4A"/>
+        </w:rPr>
+        <w:t>}</w:t>
+      </w:r>
+    </w:p>
+    <w:p>
+      <w:pPr>
+        <w:pStyle w:val="NormalWeb"/>
+        <w:spacing w:before="0" w:beforeAutospacing="0"/>
+        <w:jc w:val="both"/>
+        <w:rPr>
+          <w:rFonts w:ascii="Arial" w:hAnsi="Arial" w:cs="Arial"/>
+          <w:b/>
+          <w:bCs/>
+          <w:color w:val="4A4A4A"/>
+        </w:rPr>
+      </w:pPr>
+      <w:r>
+        <w:rPr>
+          <w:rFonts w:ascii="Arial" w:hAnsi="Arial" w:cs="Arial"/>
+          <w:b/>
+          <w:bCs/>
+          <w:color w:val="4A4A4A"/>
+        </w:rPr>
+        <w:t>}</w:t>
+      </w:r>
+      <w:bookmarkStart w:id="9" w:name="_GoBack"/>
+      <w:bookmarkEnd w:id="9"/>
+    </w:p>
+    <w:p>
+      <w:pPr>
+        <w:pStyle w:val="NormalWeb"/>
+        <w:spacing w:before="0" w:beforeAutospacing="0"/>
+        <w:jc w:val="both"/>
+        <w:rPr>
+          <w:rFonts w:ascii="Arial" w:hAnsi="Arial" w:cs="Arial"/>
+          <w:b/>
+          <w:bCs/>
+          <w:color w:val="4A4A4A"/>
+        </w:rPr>
+      </w:pPr>
+    </w:p>
+    <w:p>
+      <w:pPr>
+        <w:pStyle w:val="NormalWeb"/>
+        <w:spacing w:before="0" w:beforeAutospacing="0"/>
+        <w:jc w:val="both"/>
+        <w:rPr>
+          <w:rFonts w:ascii="Arial" w:hAnsi="Arial" w:cs="Arial"/>
+          <w:color w:val="4A4A4A"/>
+        </w:rPr>
+      </w:pPr>
+    </w:p>
+    <w:p>
+      <w:pPr>
+        <w:pStyle w:val="NormalWeb"/>
+        <w:spacing w:before="0" w:beforeAutospacing="0"/>
+        <w:jc w:val="both"/>
+        <w:rPr>
+          <w:rFonts w:ascii="Arial" w:hAnsi="Arial" w:cs="Arial"/>
+          <w:color w:val="4A4A4A"/>
+        </w:rPr>
+      </w:pPr>
+    </w:p>
+    <w:p>
+      <w:pPr>
+        <w:pStyle w:val="NormalWeb"/>
+        <w:spacing w:before="0" w:beforeAutospacing="0"/>
+        <w:jc w:val="both"/>
+        <w:rPr>
+          <w:rFonts w:ascii="Arial" w:hAnsi="Arial" w:cs="Arial"/>
+          <w:color w:val="4A4A4A"/>
+        </w:rPr>
+      </w:pPr>
+    </w:p>
+    <w:p>
+      <w:pPr>
+        <w:pStyle w:val="NormalWeb"/>
+        <w:spacing w:before="0" w:beforeAutospacing="0"/>
+        <w:jc w:val="both"/>
+        <w:rPr>
+          <w:rFonts w:ascii="Arial" w:hAnsi="Arial" w:cs="Arial"/>
+          <w:color w:val="4A4A4A"/>
+        </w:rPr>
+      </w:pPr>
+    </w:p>
+    <w:p>
+      <w:pPr>
+        <w:pStyle w:val="NormalWeb"/>
+        <w:spacing w:before="0" w:beforeAutospacing="0"/>
+        <w:jc w:val="both"/>
+        <w:rPr>
+          <w:rFonts w:ascii="Arial" w:hAnsi="Arial" w:cs="Arial"/>
+          <w:color w:val="4A4A4A"/>
+        </w:rPr>
+      </w:pPr>
+    </w:p>
+    <w:p>
+      <w:pPr>
+        <w:pStyle w:val="NormalWeb"/>
+        <w:spacing w:before="0" w:beforeAutospacing="0"/>
+        <w:jc w:val="both"/>
+        <w:rPr>
+          <w:rFonts w:ascii="Arial" w:hAnsi="Arial" w:cs="Arial"/>
+          <w:color w:val="4A4A4A"/>
+        </w:rPr>
+      </w:pPr>
+    </w:p>
+    <w:p/>
     <w:p>
       <w:pPr>
         <w:spacing w:after="100" w:afterAutospacing="1" w:line="240" w:lineRule="auto"/>
@@ -3183,6 +7001,453 @@
     </w:lvl>
   </w:abstractNum>
   <w:abstractNum w:abstractNumId="6" w15:restartNumberingAfterBreak="0">
+    <w:nsid w:val="36EE0631"/>
+    <w:multiLevelType w:val="multilevel"/>
+    <w:tmpl w:val="4DAACBF0"/>
+    <w:lvl w:ilvl="0">
+      <w:start w:val="1"/>
+      <w:numFmt w:val="bullet"/>
+      <w:lvlText w:val=""/>
+      <w:lvlJc w:val="left"/>
+      <w:pPr>
+        <w:tabs>
+          <w:tab w:val="num" w:pos="720"/>
+        </w:tabs>
+        <w:ind w:left="720" w:hanging="360"/>
+      </w:pPr>
+      <w:rPr>
+        <w:rFonts w:ascii="Symbol" w:hAnsi="Symbol" w:hint="default"/>
+        <w:sz w:val="20"/>
+      </w:rPr>
+    </w:lvl>
+    <w:lvl w:ilvl="1" w:tentative="1">
+      <w:start w:val="1"/>
+      <w:numFmt w:val="bullet"/>
+      <w:lvlText w:val="o"/>
+      <w:lvlJc w:val="left"/>
+      <w:pPr>
+        <w:tabs>
+          <w:tab w:val="num" w:pos="1440"/>
+        </w:tabs>
+        <w:ind w:left="1440" w:hanging="360"/>
+      </w:pPr>
+      <w:rPr>
+        <w:rFonts w:ascii="Courier New" w:hAnsi="Courier New" w:hint="default"/>
+        <w:sz w:val="20"/>
+      </w:rPr>
+    </w:lvl>
+    <w:lvl w:ilvl="2" w:tentative="1">
+      <w:start w:val="1"/>
+      <w:numFmt w:val="bullet"/>
+      <w:lvlText w:val=""/>
+      <w:lvlJc w:val="left"/>
+      <w:pPr>
+        <w:tabs>
+          <w:tab w:val="num" w:pos="2160"/>
+        </w:tabs>
+        <w:ind w:left="2160" w:hanging="360"/>
+      </w:pPr>
+      <w:rPr>
+        <w:rFonts w:ascii="Wingdings" w:hAnsi="Wingdings" w:hint="default"/>
+        <w:sz w:val="20"/>
+      </w:rPr>
+    </w:lvl>
+    <w:lvl w:ilvl="3" w:tentative="1">
+      <w:start w:val="1"/>
+      <w:numFmt w:val="bullet"/>
+      <w:lvlText w:val=""/>
+      <w:lvlJc w:val="left"/>
+      <w:pPr>
+        <w:tabs>
+          <w:tab w:val="num" w:pos="2880"/>
+        </w:tabs>
+        <w:ind w:left="2880" w:hanging="360"/>
+      </w:pPr>
+      <w:rPr>
+        <w:rFonts w:ascii="Wingdings" w:hAnsi="Wingdings" w:hint="default"/>
+        <w:sz w:val="20"/>
+      </w:rPr>
+    </w:lvl>
+    <w:lvl w:ilvl="4" w:tentative="1">
+      <w:start w:val="1"/>
+      <w:numFmt w:val="bullet"/>
+      <w:lvlText w:val=""/>
+      <w:lvlJc w:val="left"/>
+      <w:pPr>
+        <w:tabs>
+          <w:tab w:val="num" w:pos="3600"/>
+        </w:tabs>
+        <w:ind w:left="3600" w:hanging="360"/>
+      </w:pPr>
+      <w:rPr>
+        <w:rFonts w:ascii="Wingdings" w:hAnsi="Wingdings" w:hint="default"/>
+        <w:sz w:val="20"/>
+      </w:rPr>
+    </w:lvl>
+    <w:lvl w:ilvl="5" w:tentative="1">
+      <w:start w:val="1"/>
+      <w:numFmt w:val="bullet"/>
+      <w:lvlText w:val=""/>
+      <w:lvlJc w:val="left"/>
+      <w:pPr>
+        <w:tabs>
+          <w:tab w:val="num" w:pos="4320"/>
+        </w:tabs>
+        <w:ind w:left="4320" w:hanging="360"/>
+      </w:pPr>
+      <w:rPr>
+        <w:rFonts w:ascii="Wingdings" w:hAnsi="Wingdings" w:hint="default"/>
+        <w:sz w:val="20"/>
+      </w:rPr>
+    </w:lvl>
+    <w:lvl w:ilvl="6" w:tentative="1">
+      <w:start w:val="1"/>
+      <w:numFmt w:val="bullet"/>
+      <w:lvlText w:val=""/>
+      <w:lvlJc w:val="left"/>
+      <w:pPr>
+        <w:tabs>
+          <w:tab w:val="num" w:pos="5040"/>
+        </w:tabs>
+        <w:ind w:left="5040" w:hanging="360"/>
+      </w:pPr>
+      <w:rPr>
+        <w:rFonts w:ascii="Wingdings" w:hAnsi="Wingdings" w:hint="default"/>
+        <w:sz w:val="20"/>
+      </w:rPr>
+    </w:lvl>
+    <w:lvl w:ilvl="7" w:tentative="1">
+      <w:start w:val="1"/>
+      <w:numFmt w:val="bullet"/>
+      <w:lvlText w:val=""/>
+      <w:lvlJc w:val="left"/>
+      <w:pPr>
+        <w:tabs>
+          <w:tab w:val="num" w:pos="5760"/>
+        </w:tabs>
+        <w:ind w:left="5760" w:hanging="360"/>
+      </w:pPr>
+      <w:rPr>
+        <w:rFonts w:ascii="Wingdings" w:hAnsi="Wingdings" w:hint="default"/>
+        <w:sz w:val="20"/>
+      </w:rPr>
+    </w:lvl>
+    <w:lvl w:ilvl="8" w:tentative="1">
+      <w:start w:val="1"/>
+      <w:numFmt w:val="bullet"/>
+      <w:lvlText w:val=""/>
+      <w:lvlJc w:val="left"/>
+      <w:pPr>
+        <w:tabs>
+          <w:tab w:val="num" w:pos="6480"/>
+        </w:tabs>
+        <w:ind w:left="6480" w:hanging="360"/>
+      </w:pPr>
+      <w:rPr>
+        <w:rFonts w:ascii="Wingdings" w:hAnsi="Wingdings" w:hint="default"/>
+        <w:sz w:val="20"/>
+      </w:rPr>
+    </w:lvl>
+  </w:abstractNum>
+  <w:abstractNum w:abstractNumId="7" w15:restartNumberingAfterBreak="0">
+    <w:nsid w:val="37F15914"/>
+    <w:multiLevelType w:val="multilevel"/>
+    <w:tmpl w:val="1550E240"/>
+    <w:lvl w:ilvl="0">
+      <w:start w:val="1"/>
+      <w:numFmt w:val="bullet"/>
+      <w:lvlText w:val=""/>
+      <w:lvlJc w:val="left"/>
+      <w:pPr>
+        <w:tabs>
+          <w:tab w:val="num" w:pos="720"/>
+        </w:tabs>
+        <w:ind w:left="720" w:hanging="360"/>
+      </w:pPr>
+      <w:rPr>
+        <w:rFonts w:ascii="Symbol" w:hAnsi="Symbol" w:hint="default"/>
+        <w:sz w:val="20"/>
+      </w:rPr>
+    </w:lvl>
+    <w:lvl w:ilvl="1" w:tentative="1">
+      <w:start w:val="1"/>
+      <w:numFmt w:val="bullet"/>
+      <w:lvlText w:val="o"/>
+      <w:lvlJc w:val="left"/>
+      <w:pPr>
+        <w:tabs>
+          <w:tab w:val="num" w:pos="1440"/>
+        </w:tabs>
+        <w:ind w:left="1440" w:hanging="360"/>
+      </w:pPr>
+      <w:rPr>
+        <w:rFonts w:ascii="Courier New" w:hAnsi="Courier New" w:hint="default"/>
+        <w:sz w:val="20"/>
+      </w:rPr>
+    </w:lvl>
+    <w:lvl w:ilvl="2" w:tentative="1">
+      <w:start w:val="1"/>
+      <w:numFmt w:val="bullet"/>
+      <w:lvlText w:val=""/>
+      <w:lvlJc w:val="left"/>
+      <w:pPr>
+        <w:tabs>
+          <w:tab w:val="num" w:pos="2160"/>
+        </w:tabs>
+        <w:ind w:left="2160" w:hanging="360"/>
+      </w:pPr>
+      <w:rPr>
+        <w:rFonts w:ascii="Wingdings" w:hAnsi="Wingdings" w:hint="default"/>
+        <w:sz w:val="20"/>
+      </w:rPr>
+    </w:lvl>
+    <w:lvl w:ilvl="3" w:tentative="1">
+      <w:start w:val="1"/>
+      <w:numFmt w:val="bullet"/>
+      <w:lvlText w:val=""/>
+      <w:lvlJc w:val="left"/>
+      <w:pPr>
+        <w:tabs>
+          <w:tab w:val="num" w:pos="2880"/>
+        </w:tabs>
+        <w:ind w:left="2880" w:hanging="360"/>
+      </w:pPr>
+      <w:rPr>
+        <w:rFonts w:ascii="Wingdings" w:hAnsi="Wingdings" w:hint="default"/>
+        <w:sz w:val="20"/>
+      </w:rPr>
+    </w:lvl>
+    <w:lvl w:ilvl="4" w:tentative="1">
+      <w:start w:val="1"/>
+      <w:numFmt w:val="bullet"/>
+      <w:lvlText w:val=""/>
+      <w:lvlJc w:val="left"/>
+      <w:pPr>
+        <w:tabs>
+          <w:tab w:val="num" w:pos="3600"/>
+        </w:tabs>
+        <w:ind w:left="3600" w:hanging="360"/>
+      </w:pPr>
+      <w:rPr>
+        <w:rFonts w:ascii="Wingdings" w:hAnsi="Wingdings" w:hint="default"/>
+        <w:sz w:val="20"/>
+      </w:rPr>
+    </w:lvl>
+    <w:lvl w:ilvl="5" w:tentative="1">
+      <w:start w:val="1"/>
+      <w:numFmt w:val="bullet"/>
+      <w:lvlText w:val=""/>
+      <w:lvlJc w:val="left"/>
+      <w:pPr>
+        <w:tabs>
+          <w:tab w:val="num" w:pos="4320"/>
+        </w:tabs>
+        <w:ind w:left="4320" w:hanging="360"/>
+      </w:pPr>
+      <w:rPr>
+        <w:rFonts w:ascii="Wingdings" w:hAnsi="Wingdings" w:hint="default"/>
+        <w:sz w:val="20"/>
+      </w:rPr>
+    </w:lvl>
+    <w:lvl w:ilvl="6" w:tentative="1">
+      <w:start w:val="1"/>
+      <w:numFmt w:val="bullet"/>
+      <w:lvlText w:val=""/>
+      <w:lvlJc w:val="left"/>
+      <w:pPr>
+        <w:tabs>
+          <w:tab w:val="num" w:pos="5040"/>
+        </w:tabs>
+        <w:ind w:left="5040" w:hanging="360"/>
+      </w:pPr>
+      <w:rPr>
+        <w:rFonts w:ascii="Wingdings" w:hAnsi="Wingdings" w:hint="default"/>
+        <w:sz w:val="20"/>
+      </w:rPr>
+    </w:lvl>
+    <w:lvl w:ilvl="7" w:tentative="1">
+      <w:start w:val="1"/>
+      <w:numFmt w:val="bullet"/>
+      <w:lvlText w:val=""/>
+      <w:lvlJc w:val="left"/>
+      <w:pPr>
+        <w:tabs>
+          <w:tab w:val="num" w:pos="5760"/>
+        </w:tabs>
+        <w:ind w:left="5760" w:hanging="360"/>
+      </w:pPr>
+      <w:rPr>
+        <w:rFonts w:ascii="Wingdings" w:hAnsi="Wingdings" w:hint="default"/>
+        <w:sz w:val="20"/>
+      </w:rPr>
+    </w:lvl>
+    <w:lvl w:ilvl="8" w:tentative="1">
+      <w:start w:val="1"/>
+      <w:numFmt w:val="bullet"/>
+      <w:lvlText w:val=""/>
+      <w:lvlJc w:val="left"/>
+      <w:pPr>
+        <w:tabs>
+          <w:tab w:val="num" w:pos="6480"/>
+        </w:tabs>
+        <w:ind w:left="6480" w:hanging="360"/>
+      </w:pPr>
+      <w:rPr>
+        <w:rFonts w:ascii="Wingdings" w:hAnsi="Wingdings" w:hint="default"/>
+        <w:sz w:val="20"/>
+      </w:rPr>
+    </w:lvl>
+  </w:abstractNum>
+  <w:abstractNum w:abstractNumId="8" w15:restartNumberingAfterBreak="0">
+    <w:nsid w:val="50F91ADC"/>
+    <w:multiLevelType w:val="multilevel"/>
+    <w:tmpl w:val="5532F1D4"/>
+    <w:lvl w:ilvl="0">
+      <w:start w:val="1"/>
+      <w:numFmt w:val="bullet"/>
+      <w:lvlText w:val=""/>
+      <w:lvlJc w:val="left"/>
+      <w:pPr>
+        <w:tabs>
+          <w:tab w:val="num" w:pos="720"/>
+        </w:tabs>
+        <w:ind w:left="720" w:hanging="360"/>
+      </w:pPr>
+      <w:rPr>
+        <w:rFonts w:ascii="Symbol" w:hAnsi="Symbol" w:hint="default"/>
+        <w:sz w:val="20"/>
+      </w:rPr>
+    </w:lvl>
+    <w:lvl w:ilvl="1" w:tentative="1">
+      <w:start w:val="1"/>
+      <w:numFmt w:val="bullet"/>
+      <w:lvlText w:val="o"/>
+      <w:lvlJc w:val="left"/>
+      <w:pPr>
+        <w:tabs>
+          <w:tab w:val="num" w:pos="1440"/>
+        </w:tabs>
+        <w:ind w:left="1440" w:hanging="360"/>
+      </w:pPr>
+      <w:rPr>
+        <w:rFonts w:ascii="Courier New" w:hAnsi="Courier New" w:hint="default"/>
+        <w:sz w:val="20"/>
+      </w:rPr>
+    </w:lvl>
+    <w:lvl w:ilvl="2" w:tentative="1">
+      <w:start w:val="1"/>
+      <w:numFmt w:val="bullet"/>
+      <w:lvlText w:val=""/>
+      <w:lvlJc w:val="left"/>
+      <w:pPr>
+        <w:tabs>
+          <w:tab w:val="num" w:pos="2160"/>
+        </w:tabs>
+        <w:ind w:left="2160" w:hanging="360"/>
+      </w:pPr>
+      <w:rPr>
+        <w:rFonts w:ascii="Wingdings" w:hAnsi="Wingdings" w:hint="default"/>
+        <w:sz w:val="20"/>
+      </w:rPr>
+    </w:lvl>
+    <w:lvl w:ilvl="3" w:tentative="1">
+      <w:start w:val="1"/>
+      <w:numFmt w:val="bullet"/>
+      <w:lvlText w:val=""/>
+      <w:lvlJc w:val="left"/>
+      <w:pPr>
+        <w:tabs>
+          <w:tab w:val="num" w:pos="2880"/>
+        </w:tabs>
+        <w:ind w:left="2880" w:hanging="360"/>
+      </w:pPr>
+      <w:rPr>
+        <w:rFonts w:ascii="Wingdings" w:hAnsi="Wingdings" w:hint="default"/>
+        <w:sz w:val="20"/>
+      </w:rPr>
+    </w:lvl>
+    <w:lvl w:ilvl="4" w:tentative="1">
+      <w:start w:val="1"/>
+      <w:numFmt w:val="bullet"/>
+      <w:lvlText w:val=""/>
+      <w:lvlJc w:val="left"/>
+      <w:pPr>
+        <w:tabs>
+          <w:tab w:val="num" w:pos="3600"/>
+        </w:tabs>
+        <w:ind w:left="3600" w:hanging="360"/>
+      </w:pPr>
+      <w:rPr>
+        <w:rFonts w:ascii="Wingdings" w:hAnsi="Wingdings" w:hint="default"/>
+        <w:sz w:val="20"/>
+      </w:rPr>
+    </w:lvl>
+    <w:lvl w:ilvl="5" w:tentative="1">
+      <w:start w:val="1"/>
+      <w:numFmt w:val="bullet"/>
+      <w:lvlText w:val=""/>
+      <w:lvlJc w:val="left"/>
+      <w:pPr>
+        <w:tabs>
+          <w:tab w:val="num" w:pos="4320"/>
+        </w:tabs>
+        <w:ind w:left="4320" w:hanging="360"/>
+      </w:pPr>
+      <w:rPr>
+        <w:rFonts w:ascii="Wingdings" w:hAnsi="Wingdings" w:hint="default"/>
+        <w:sz w:val="20"/>
+      </w:rPr>
+    </w:lvl>
+    <w:lvl w:ilvl="6" w:tentative="1">
+      <w:start w:val="1"/>
+      <w:numFmt w:val="bullet"/>
+      <w:lvlText w:val=""/>
+      <w:lvlJc w:val="left"/>
+      <w:pPr>
+        <w:tabs>
+          <w:tab w:val="num" w:pos="5040"/>
+        </w:tabs>
+        <w:ind w:left="5040" w:hanging="360"/>
+      </w:pPr>
+      <w:rPr>
+        <w:rFonts w:ascii="Wingdings" w:hAnsi="Wingdings" w:hint="default"/>
+        <w:sz w:val="20"/>
+      </w:rPr>
+    </w:lvl>
+    <w:lvl w:ilvl="7" w:tentative="1">
+      <w:start w:val="1"/>
+      <w:numFmt w:val="bullet"/>
+      <w:lvlText w:val=""/>
+      <w:lvlJc w:val="left"/>
+      <w:pPr>
+        <w:tabs>
+          <w:tab w:val="num" w:pos="5760"/>
+        </w:tabs>
+        <w:ind w:left="5760" w:hanging="360"/>
+      </w:pPr>
+      <w:rPr>
+        <w:rFonts w:ascii="Wingdings" w:hAnsi="Wingdings" w:hint="default"/>
+        <w:sz w:val="20"/>
+      </w:rPr>
+    </w:lvl>
+    <w:lvl w:ilvl="8" w:tentative="1">
+      <w:start w:val="1"/>
+      <w:numFmt w:val="bullet"/>
+      <w:lvlText w:val=""/>
+      <w:lvlJc w:val="left"/>
+      <w:pPr>
+        <w:tabs>
+          <w:tab w:val="num" w:pos="6480"/>
+        </w:tabs>
+        <w:ind w:left="6480" w:hanging="360"/>
+      </w:pPr>
+      <w:rPr>
+        <w:rFonts w:ascii="Wingdings" w:hAnsi="Wingdings" w:hint="default"/>
+        <w:sz w:val="20"/>
+      </w:rPr>
+    </w:lvl>
+  </w:abstractNum>
+  <w:abstractNum w:abstractNumId="9" w15:restartNumberingAfterBreak="0">
     <w:nsid w:val="567101D6"/>
     <w:multiLevelType w:val="hybridMultilevel"/>
     <w:tmpl w:val="5CF6A5EE"/>
@@ -3295,7 +7560,7 @@
       </w:rPr>
     </w:lvl>
   </w:abstractNum>
-  <w:abstractNum w:abstractNumId="7" w15:restartNumberingAfterBreak="0">
+  <w:abstractNum w:abstractNumId="10" w15:restartNumberingAfterBreak="0">
     <w:nsid w:val="57C20476"/>
     <w:multiLevelType w:val="hybridMultilevel"/>
     <w:tmpl w:val="B902379A"/>
@@ -3408,7 +7673,7 @@
       </w:rPr>
     </w:lvl>
   </w:abstractNum>
-  <w:abstractNum w:abstractNumId="8" w15:restartNumberingAfterBreak="0">
+  <w:abstractNum w:abstractNumId="11" w15:restartNumberingAfterBreak="0">
     <w:nsid w:val="6CF417F4"/>
     <w:multiLevelType w:val="multilevel"/>
     <w:tmpl w:val="618EEE4C"/>
@@ -3557,7 +7822,7 @@
       </w:rPr>
     </w:lvl>
   </w:abstractNum>
-  <w:abstractNum w:abstractNumId="9" w15:restartNumberingAfterBreak="0">
+  <w:abstractNum w:abstractNumId="12" w15:restartNumberingAfterBreak="0">
     <w:nsid w:val="73B126EA"/>
     <w:multiLevelType w:val="hybridMultilevel"/>
     <w:tmpl w:val="A7088796"/>
@@ -3647,7 +7912,7 @@
     </w:lvl>
   </w:abstractNum>
   <w:num w:numId="1">
-    <w:abstractNumId w:val="8"/>
+    <w:abstractNumId w:val="11"/>
   </w:num>
   <w:num w:numId="2">
     <w:abstractNumId w:val="1"/>
@@ -3656,7 +7921,7 @@
     <w:abstractNumId w:val="3"/>
   </w:num>
   <w:num w:numId="4">
-    <w:abstractNumId w:val="7"/>
+    <w:abstractNumId w:val="10"/>
   </w:num>
   <w:num w:numId="5">
     <w:abstractNumId w:val="0"/>
@@ -3665,16 +7930,25 @@
     <w:abstractNumId w:val="2"/>
   </w:num>
   <w:num w:numId="7">
-    <w:abstractNumId w:val="6"/>
+    <w:abstractNumId w:val="9"/>
   </w:num>
   <w:num w:numId="8">
-    <w:abstractNumId w:val="9"/>
+    <w:abstractNumId w:val="12"/>
   </w:num>
   <w:num w:numId="9">
     <w:abstractNumId w:val="4"/>
   </w:num>
   <w:num w:numId="10">
     <w:abstractNumId w:val="5"/>
+  </w:num>
+  <w:num w:numId="11">
+    <w:abstractNumId w:val="8"/>
+  </w:num>
+  <w:num w:numId="12">
+    <w:abstractNumId w:val="7"/>
+  </w:num>
+  <w:num w:numId="13">
+    <w:abstractNumId w:val="6"/>
   </w:num>
 </w:numbering>
 </file>
@@ -4078,6 +8352,27 @@
     <w:name w:val="Normal"/>
     <w:qFormat/>
   </w:style>
+  <w:style w:type="paragraph" w:styleId="Heading1">
+    <w:name w:val="heading 1"/>
+    <w:basedOn w:val="Normal"/>
+    <w:next w:val="Normal"/>
+    <w:link w:val="Heading1Char"/>
+    <w:uiPriority w:val="9"/>
+    <w:qFormat/>
+    <w:rsid w:val="004D6836"/>
+    <w:pPr>
+      <w:keepNext/>
+      <w:keepLines/>
+      <w:spacing w:before="240" w:after="0"/>
+      <w:outlineLvl w:val="0"/>
+    </w:pPr>
+    <w:rPr>
+      <w:rFonts w:asciiTheme="majorHAnsi" w:eastAsiaTheme="majorEastAsia" w:hAnsiTheme="majorHAnsi" w:cstheme="majorBidi"/>
+      <w:color w:val="2F5496" w:themeColor="accent1" w:themeShade="BF"/>
+      <w:sz w:val="32"/>
+      <w:szCs w:val="32"/>
+    </w:rPr>
+  </w:style>
   <w:style w:type="paragraph" w:styleId="Heading2">
     <w:name w:val="heading 2"/>
     <w:basedOn w:val="Normal"/>
@@ -4095,6 +8390,29 @@
       <w:bCs/>
       <w:sz w:val="36"/>
       <w:szCs w:val="36"/>
+    </w:rPr>
+  </w:style>
+  <w:style w:type="paragraph" w:styleId="Heading3">
+    <w:name w:val="heading 3"/>
+    <w:basedOn w:val="Normal"/>
+    <w:next w:val="Normal"/>
+    <w:link w:val="Heading3Char"/>
+    <w:uiPriority w:val="9"/>
+    <w:semiHidden/>
+    <w:unhideWhenUsed/>
+    <w:qFormat/>
+    <w:rsid w:val="008C7DB8"/>
+    <w:pPr>
+      <w:keepNext/>
+      <w:keepLines/>
+      <w:spacing w:before="40" w:after="0"/>
+      <w:outlineLvl w:val="2"/>
+    </w:pPr>
+    <w:rPr>
+      <w:rFonts w:asciiTheme="majorHAnsi" w:eastAsiaTheme="majorEastAsia" w:hAnsiTheme="majorHAnsi" w:cstheme="majorBidi"/>
+      <w:color w:val="1F3763" w:themeColor="accent1" w:themeShade="7F"/>
+      <w:sz w:val="24"/>
+      <w:szCs w:val="24"/>
     </w:rPr>
   </w:style>
   <w:style w:type="character" w:default="1" w:styleId="DefaultParagraphFont">
@@ -4216,6 +8534,58 @@
     </w:pPr>
     <w:rPr>
       <w:rFonts w:ascii="Times New Roman" w:eastAsia="Times New Roman" w:hAnsi="Times New Roman" w:cs="Times New Roman"/>
+      <w:sz w:val="24"/>
+      <w:szCs w:val="24"/>
+    </w:rPr>
+  </w:style>
+  <w:style w:type="character" w:customStyle="1" w:styleId="Heading1Char">
+    <w:name w:val="Heading 1 Char"/>
+    <w:basedOn w:val="DefaultParagraphFont"/>
+    <w:link w:val="Heading1"/>
+    <w:uiPriority w:val="9"/>
+    <w:rsid w:val="004D6836"/>
+    <w:rPr>
+      <w:rFonts w:asciiTheme="majorHAnsi" w:eastAsiaTheme="majorEastAsia" w:hAnsiTheme="majorHAnsi" w:cstheme="majorBidi"/>
+      <w:color w:val="2F5496" w:themeColor="accent1" w:themeShade="BF"/>
+      <w:sz w:val="32"/>
+      <w:szCs w:val="32"/>
+    </w:rPr>
+  </w:style>
+  <w:style w:type="character" w:styleId="Hyperlink">
+    <w:name w:val="Hyperlink"/>
+    <w:basedOn w:val="DefaultParagraphFont"/>
+    <w:uiPriority w:val="99"/>
+    <w:semiHidden/>
+    <w:unhideWhenUsed/>
+    <w:rsid w:val="004D6836"/>
+    <w:rPr>
+      <w:color w:val="0000FF"/>
+      <w:u w:val="single"/>
+    </w:rPr>
+  </w:style>
+  <w:style w:type="character" w:styleId="HTMLCode">
+    <w:name w:val="HTML Code"/>
+    <w:basedOn w:val="DefaultParagraphFont"/>
+    <w:uiPriority w:val="99"/>
+    <w:semiHidden/>
+    <w:unhideWhenUsed/>
+    <w:rsid w:val="00215EC8"/>
+    <w:rPr>
+      <w:rFonts w:ascii="Courier New" w:eastAsia="Times New Roman" w:hAnsi="Courier New" w:cs="Courier New"/>
+      <w:sz w:val="20"/>
+      <w:szCs w:val="20"/>
+    </w:rPr>
+  </w:style>
+  <w:style w:type="character" w:customStyle="1" w:styleId="Heading3Char">
+    <w:name w:val="Heading 3 Char"/>
+    <w:basedOn w:val="DefaultParagraphFont"/>
+    <w:link w:val="Heading3"/>
+    <w:uiPriority w:val="9"/>
+    <w:semiHidden/>
+    <w:rsid w:val="008C7DB8"/>
+    <w:rPr>
+      <w:rFonts w:asciiTheme="majorHAnsi" w:eastAsiaTheme="majorEastAsia" w:hAnsiTheme="majorHAnsi" w:cstheme="majorBidi"/>
+      <w:color w:val="1F3763" w:themeColor="accent1" w:themeShade="7F"/>
       <w:sz w:val="24"/>
       <w:szCs w:val="24"/>
     </w:rPr>
